--- a/design-docs/Все карты — выгрузка.docx
+++ b/design-docs/Все карты — выгрузка.docx
@@ -35,17 +35,7 @@
           <w:color w:val="000000"/>
           <w:sz w:val="28"/>
         </w:rPr>
-        <w:t>Задания — колода (60)</w:t>
-      </w:r>
-    </w:p>
-    <w:p>
-      <w:r>
-        <w:rPr>
-          <w:i/>
-          <w:color w:val="808080"/>
-          <w:sz w:val="16"/>
-        </w:rPr>
-        <w:t>Из них обычных 60, начальных 0.</w:t>
+        <w:t>Задания обычные (48)</w:t>
       </w:r>
     </w:p>
     <w:tbl>
@@ -221,7 +211,7 @@
                 <w:i w:val="0"/>
                 <w:sz w:val="18"/>
               </w:rPr>
-              <w:t>n1</w:t>
+              <w:t>o01</w:t>
             </w:r>
           </w:p>
           <w:p>
@@ -235,7 +225,7 @@
                 <w:color w:val="707070"/>
                 <w:sz w:val="14"/>
               </w:rPr>
-              <w:t>Подъём</w:t>
+              <w:t>Полный залп</w:t>
             </w:r>
           </w:p>
           <w:p>
@@ -249,7 +239,7 @@
                 <w:color w:val="707070"/>
                 <w:sz w:val="14"/>
               </w:rPr>
-              <w:t>starting · state</w:t>
+              <w:t>regular · incident</w:t>
             </w:r>
           </w:p>
         </w:tc>
@@ -267,7 +257,7 @@
                 <w:i w:val="0"/>
                 <w:sz w:val="16"/>
               </w:rPr>
-              <w:t>+1 монета   []</w:t>
+              <w:t>ДЕСАНТ: размести до 2 войск разных родов в своей зоне стройки   []</w:t>
             </w:r>
           </w:p>
         </w:tc>
@@ -285,7 +275,7 @@
                 <w:i w:val="0"/>
                 <w:sz w:val="16"/>
               </w:rPr>
-              <w:t>Имей на поле не меньше трёх своих зданий, считая ЦУ</w:t>
+              <w:t>В ЭТОТ ХОД действием Сборка произведи боеприпасы не меньше чем двумя своими зданиями и не произведи ни одного войска</w:t>
             </w:r>
           </w:p>
         </w:tc>
@@ -303,6 +293,7 @@
                 <w:i w:val="0"/>
                 <w:sz w:val="16"/>
               </w:rPr>
+              <w:t>Среди этих зданий есть завод или авиабаза</w:t>
             </w:r>
           </w:p>
         </w:tc>
@@ -320,7 +311,7 @@
                 <w:i w:val="0"/>
                 <w:sz w:val="16"/>
               </w:rPr>
-              <w:t xml:space="preserve">{debris=1, objective_card=1} / </w:t>
+              <w:t>{coin=2, ammo=2} / {objective_card=1}</w:t>
             </w:r>
           </w:p>
         </w:tc>
@@ -338,7 +329,7 @@
                 <w:i w:val="0"/>
                 <w:sz w:val="16"/>
               </w:rPr>
-              <w:t>Имей на поле не меньше трёх своих зданий, считая ЦУ, — награда обломок и карта задания. Считается и ЦУ, поэтому от подготовки до выполнения ровно две стройки.</w:t>
+              <w:t>В ЭТОТ ХОД действием Сборка произведи боеприпасы не меньше чем двумя своими зданиями и не произведи ни одного войска. Награда: 2 монеты и 2 боеприпаса. Если среди этих зданий есть завод или авиабаза, условие усилено: карта задания. Ход без единого нового войска — цена полного залпа.</w:t>
             </w:r>
           </w:p>
         </w:tc>
@@ -375,7 +366,7 @@
                 <w:i w:val="0"/>
                 <w:sz w:val="18"/>
               </w:rPr>
-              <w:t>n10</w:t>
+              <w:t>o02</w:t>
             </w:r>
           </w:p>
           <w:p>
@@ -389,7 +380,7 @@
                 <w:color w:val="707070"/>
                 <w:sz w:val="14"/>
               </w:rPr>
-              <w:t>Первый трофей</w:t>
+              <w:t>Конвейер</w:t>
             </w:r>
           </w:p>
           <w:p>
@@ -403,7 +394,7 @@
                 <w:color w:val="707070"/>
                 <w:sz w:val="14"/>
               </w:rPr>
-              <w:t>starting · state</w:t>
+              <w:t>regular · incident</w:t>
             </w:r>
           </w:p>
         </w:tc>
@@ -421,7 +412,7 @@
                 <w:i w:val="0"/>
                 <w:sz w:val="16"/>
               </w:rPr>
-              <w:t>+1 боеприпас   []</w:t>
+              <w:t>СМЕНА ЭНЕРГИИ ИЛИ СМЕНА МОДУЛЕЙ   []</w:t>
             </w:r>
           </w:p>
         </w:tc>
@@ -439,7 +430,7 @@
                 <w:i w:val="0"/>
                 <w:sz w:val="16"/>
               </w:rPr>
-              <w:t>Имей в трофеях хотя бы один жетон</w:t>
+              <w:t>В ЭТОТ ХОД найми два войска разных родов</w:t>
             </w:r>
           </w:p>
         </w:tc>
@@ -457,6 +448,7 @@
                 <w:i w:val="0"/>
                 <w:sz w:val="16"/>
               </w:rPr>
+              <w:t>Среди нанятых есть авиация и нет ни одной вышки</w:t>
             </w:r>
           </w:p>
         </w:tc>
@@ -474,7 +466,7 @@
                 <w:i w:val="0"/>
                 <w:sz w:val="16"/>
               </w:rPr>
-              <w:t xml:space="preserve">{debris=1, objective_card=1} / </w:t>
+              <w:t>{ammo=2} / {debris=2, objective_card=1}</w:t>
             </w:r>
           </w:p>
         </w:tc>
@@ -492,7 +484,7 @@
                 <w:i w:val="0"/>
                 <w:sz w:val="16"/>
               </w:rPr>
-              <w:t>Имей в трофеях хотя бы один жетон — награда обломок и карта задания. Трофей берут только с боя, поэтому карта платит за первый настоящий выстрел.</w:t>
+              <w:t>В ЭТОТ ХОД найми два войска разных родов — награда 2 боеприпаса. Если среди нанятых есть авиация и нет ни одной вышки, условие усилено: 2 обломка и карта задания. Авиабаза требует трёх кубиков энергии — конвейер до неё ещё надо дотянуть.</w:t>
             </w:r>
           </w:p>
         </w:tc>
@@ -529,7 +521,7 @@
                 <w:i w:val="0"/>
                 <w:sz w:val="18"/>
               </w:rPr>
-              <w:t>n11</w:t>
+              <w:t>o03</w:t>
             </w:r>
           </w:p>
           <w:p>
@@ -543,7 +535,7 @@
                 <w:color w:val="707070"/>
                 <w:sz w:val="14"/>
               </w:rPr>
-              <w:t>Второй заход</w:t>
+              <w:t>Опорный пункт</w:t>
             </w:r>
           </w:p>
           <w:p>
@@ -557,7 +549,7 @@
                 <w:color w:val="707070"/>
                 <w:sz w:val="14"/>
               </w:rPr>
-              <w:t>starting · incident</w:t>
+              <w:t>regular · state</w:t>
             </w:r>
           </w:p>
         </w:tc>
@@ -575,7 +567,7 @@
                 <w:i w:val="0"/>
                 <w:sz w:val="16"/>
               </w:rPr>
-              <w:t>+1 монета   []</w:t>
+              <w:t>СВОБОДНОЕ ДВИЖЕНИЕ   []</w:t>
             </w:r>
           </w:p>
         </w:tc>
@@ -593,7 +585,7 @@
                 <w:i w:val="0"/>
                 <w:sz w:val="16"/>
               </w:rPr>
-              <w:t>В ЭТОТ ХОД получи действие с нижнего приказа своей карты приказа</w:t>
+              <w:t>Имей на поле две свои вышки на разных гексах, и ни одна из них не стоит на гексе с твоим ЦУ</w:t>
             </w:r>
           </w:p>
         </w:tc>
@@ -611,6 +603,7 @@
                 <w:i w:val="0"/>
                 <w:sz w:val="16"/>
               </w:rPr>
+              <w:t>Хотя бы одна из этих вышек стоит на гексе, где есть жетоны противника</w:t>
             </w:r>
           </w:p>
         </w:tc>
@@ -628,7 +621,7 @@
                 <w:i w:val="0"/>
                 <w:sz w:val="16"/>
               </w:rPr>
-              <w:t xml:space="preserve">{debris=1, objective_card=1} / </w:t>
+              <w:t>{ammo=3} / {objective_card=1, module=attack}</w:t>
             </w:r>
           </w:p>
         </w:tc>
@@ -646,7 +639,7 @@
                 <w:i w:val="0"/>
                 <w:sz w:val="16"/>
               </w:rPr>
-              <w:t>В ЭТОТ ХОД получи действие с нижнего приказа своей карты приказа — награда обломок и карта задания. Нижний приказ открывается не всегда, так что карту держат до подходящего раунда.</w:t>
+              <w:t>Имей на поле две свои вышки на разных гексах, и ни одна из них не стоит на гексе с твоим ЦУ, — награда 3 боеприпаса. Если хотя бы одна из этих вышек стоит на гексе, где есть жетоны противника, условие усилено: жетон модуля атаки и карта задания. Вышка не двигается вовсе, поэтому опорный пункт выбирают один раз и навсегда.</w:t>
             </w:r>
           </w:p>
         </w:tc>
@@ -683,7 +676,7 @@
                 <w:i w:val="0"/>
                 <w:sz w:val="18"/>
               </w:rPr>
-              <w:t>n12</w:t>
+              <w:t>o04</w:t>
             </w:r>
           </w:p>
           <w:p>
@@ -697,7 +690,7 @@
                 <w:color w:val="707070"/>
                 <w:sz w:val="14"/>
               </w:rPr>
-              <w:t>В унисон</w:t>
+              <w:t>Жила</w:t>
             </w:r>
           </w:p>
           <w:p>
@@ -711,7 +704,7 @@
                 <w:color w:val="707070"/>
                 <w:sz w:val="14"/>
               </w:rPr>
-              <w:t>starting · incident</w:t>
+              <w:t>regular · state</w:t>
             </w:r>
           </w:p>
         </w:tc>
@@ -729,7 +722,7 @@
                 <w:i w:val="0"/>
                 <w:sz w:val="16"/>
               </w:rPr>
-              <w:t>+1 боеприпас   []</w:t>
+              <w:t>СВОБОДНОЕ ДВИЖЕНИЕ   []</w:t>
             </w:r>
           </w:p>
         </w:tc>
@@ -747,7 +740,7 @@
                 <w:i w:val="0"/>
                 <w:sz w:val="16"/>
               </w:rPr>
-              <w:t>В ЭТОТ ХОД сыграй верхом тот же приказ, что и другой игрок</w:t>
+              <w:t>Имей запитанными два своих добытчика, примыкающих к разным тайлам зарождения</w:t>
             </w:r>
           </w:p>
         </w:tc>
@@ -765,6 +758,7 @@
                 <w:i w:val="0"/>
                 <w:sz w:val="16"/>
               </w:rPr>
+              <w:t>Оба примыкают к нестартовым тайлам зарождения</w:t>
             </w:r>
           </w:p>
         </w:tc>
@@ -782,7 +776,7 @@
                 <w:i w:val="0"/>
                 <w:sz w:val="16"/>
               </w:rPr>
-              <w:t xml:space="preserve">{debris=1, objective_card=1} / </w:t>
+              <w:t>{coin=3} / {debris=1, objective_card=1}</w:t>
             </w:r>
           </w:p>
         </w:tc>
@@ -800,7 +794,7 @@
                 <w:i w:val="0"/>
                 <w:sz w:val="16"/>
               </w:rPr>
-              <w:t>В ЭТОТ ХОД сыграй верхом тот же приказ, что и другой игрок, — награда обломок и карта задания. Совпавший приказ не срабатывает, так что эта карта — плата за потерянное действие.</w:t>
+              <w:t>Имей запитанными два своих добытчика, примыкающих к разным тайлам зарождения, — награда 3 монеты. Если оба примыкают к нестартовым тайлам зарождения, условие усилено: обломок и карта задания. Своё зарождение вырабатывают все, чужое — только те, кто дотянулся.</w:t>
             </w:r>
           </w:p>
         </w:tc>
@@ -837,7 +831,7 @@
                 <w:i w:val="0"/>
                 <w:sz w:val="18"/>
               </w:rPr>
-              <w:t>n2</w:t>
+              <w:t>o05</w:t>
             </w:r>
           </w:p>
           <w:p>
@@ -851,7 +845,7 @@
                 <w:color w:val="707070"/>
                 <w:sz w:val="14"/>
               </w:rPr>
-              <w:t>Первый боец</w:t>
+              <w:t>Выработка</w:t>
             </w:r>
           </w:p>
           <w:p>
@@ -865,7 +859,7 @@
                 <w:color w:val="707070"/>
                 <w:sz w:val="14"/>
               </w:rPr>
-              <w:t>starting · incident</w:t>
+              <w:t>regular · incident</w:t>
             </w:r>
           </w:p>
         </w:tc>
@@ -883,7 +877,7 @@
                 <w:i w:val="0"/>
                 <w:sz w:val="16"/>
               </w:rPr>
-              <w:t>+1 боеприпас   []</w:t>
+              <w:t>СВОБОДНАЯ НАУКА   []</w:t>
             </w:r>
           </w:p>
         </w:tc>
@@ -901,7 +895,7 @@
                 <w:i w:val="0"/>
                 <w:sz w:val="16"/>
               </w:rPr>
-              <w:t>В ЭТОТ ХОД найми войско любого рода, кроме вышки</w:t>
+              <w:t>В ЭТОТ ХОД забери последний келемий с нестартового тайла зарождения</w:t>
             </w:r>
           </w:p>
         </w:tc>
@@ -919,6 +913,7 @@
                 <w:i w:val="0"/>
                 <w:sz w:val="16"/>
               </w:rPr>
+              <w:t>Этим ты полностью исчерпал зарождение, и тайл ушёл с поля</w:t>
             </w:r>
           </w:p>
         </w:tc>
@@ -936,7 +931,7 @@
                 <w:i w:val="0"/>
                 <w:sz w:val="16"/>
               </w:rPr>
-              <w:t xml:space="preserve">{debris=1, objective_card=1} / </w:t>
+              <w:t>{coin=3} / {objective_card=1, arsenal=1}</w:t>
             </w:r>
           </w:p>
         </w:tc>
@@ -954,7 +949,7 @@
                 <w:i w:val="0"/>
                 <w:sz w:val="16"/>
               </w:rPr>
-              <w:t>В ЭТОТ ХОД найми войско любого рода, кроме вышки, — награда обломок и карта задания. Вышка не считается: её ЦУ собирает даром, и наймом это назвать нельзя.</w:t>
+              <w:t>В ЭТОТ ХОД забери последний келемий с нестартового тайла зарождения — награда 3 монеты. Если ты этим полностью исчерпал зарождение и тайл ушёл с поля, условие усилено: карта арсенала и карта задания. Исчерпанное зарождение приближает конец партии — считай, кому это выгодно.</w:t>
             </w:r>
           </w:p>
         </w:tc>
@@ -991,7 +986,7 @@
                 <w:i w:val="0"/>
                 <w:sz w:val="18"/>
               </w:rPr>
-              <w:t>n3</w:t>
+              <w:t>o06</w:t>
             </w:r>
           </w:p>
           <w:p>
@@ -1005,7 +1000,7 @@
                 <w:color w:val="707070"/>
                 <w:sz w:val="14"/>
               </w:rPr>
-              <w:t>Патроны</w:t>
+              <w:t>Отгрузка</w:t>
             </w:r>
           </w:p>
           <w:p>
@@ -1019,7 +1014,7 @@
                 <w:color w:val="707070"/>
                 <w:sz w:val="14"/>
               </w:rPr>
-              <w:t>starting · state</w:t>
+              <w:t>regular · sacrifice</w:t>
             </w:r>
           </w:p>
         </w:tc>
@@ -1037,7 +1032,7 @@
                 <w:i w:val="0"/>
                 <w:sz w:val="16"/>
               </w:rPr>
-              <w:t>+1 монета   []</w:t>
+              <w:t>СВОБОДНЫЙ МАРКЕТ   []</w:t>
             </w:r>
           </w:p>
         </w:tc>
@@ -1055,7 +1050,7 @@
                 <w:i w:val="0"/>
                 <w:sz w:val="16"/>
               </w:rPr>
-              <w:t>Имей не меньше трёх боеприпасов</w:t>
+              <w:t>Сдай два своих неоткрытых контейнера</w:t>
             </w:r>
           </w:p>
         </w:tc>
@@ -1073,6 +1068,7 @@
                 <w:i w:val="0"/>
                 <w:sz w:val="16"/>
               </w:rPr>
+              <w:t>Сдай третий</w:t>
             </w:r>
           </w:p>
         </w:tc>
@@ -1090,7 +1086,7 @@
                 <w:i w:val="0"/>
                 <w:sz w:val="16"/>
               </w:rPr>
-              <w:t xml:space="preserve">{debris=1, objective_card=1} / </w:t>
+              <w:t>{coin=4} / {debris=2, objective_card=1}</w:t>
             </w:r>
           </w:p>
         </w:tc>
@@ -1108,7 +1104,7 @@
                 <w:i w:val="0"/>
                 <w:sz w:val="16"/>
               </w:rPr>
-              <w:t>Имей не меньше трёх боеприпасов — награда обломок и карта задания. Порог три, а не два: один боеприпас у тебя уже есть с подготовки.</w:t>
+              <w:t>Сдай два своих неоткрытых контейнера — награда 4 монеты. Сдай третий, и условие усилено: 2 обломка и карта задания. Контейнер стоит ровно столько, сколько в нём лежит, а лежит в нём неизвестно что.</w:t>
             </w:r>
           </w:p>
         </w:tc>
@@ -1145,7 +1141,7 @@
                 <w:i w:val="0"/>
                 <w:sz w:val="18"/>
               </w:rPr>
-              <w:t>n4</w:t>
+              <w:t>o07</w:t>
             </w:r>
           </w:p>
           <w:p>
@@ -1159,7 +1155,7 @@
                 <w:color w:val="707070"/>
                 <w:sz w:val="14"/>
               </w:rPr>
-              <w:t>Первая сделка</w:t>
+              <w:t>Засада</w:t>
             </w:r>
           </w:p>
           <w:p>
@@ -1173,7 +1169,7 @@
                 <w:color w:val="707070"/>
                 <w:sz w:val="14"/>
               </w:rPr>
-              <w:t>starting · incident</w:t>
+              <w:t>regular · state</w:t>
             </w:r>
           </w:p>
         </w:tc>
@@ -1191,7 +1187,7 @@
                 <w:i w:val="0"/>
                 <w:sz w:val="16"/>
               </w:rPr>
-              <w:t>+1 боеприпас   []</w:t>
+              <w:t>СВОБОДНЫЙ БОЙ   []</w:t>
             </w:r>
           </w:p>
         </w:tc>
@@ -1209,7 +1205,7 @@
                 <w:i w:val="0"/>
                 <w:sz w:val="16"/>
               </w:rPr>
-              <w:t>В ЭТОТ ХОД воспользуйся предложением карты сделок на рынке</w:t>
+              <w:t>Имей своё войско внутри своего военного здания того же рода, стоящего на гексе, соседнем с гексом, где есть жетоны противника</w:t>
             </w:r>
           </w:p>
         </w:tc>
@@ -1227,6 +1223,7 @@
                 <w:i w:val="0"/>
                 <w:sz w:val="16"/>
               </w:rPr>
+              <w:t>Держи так сразу два своих войска</w:t>
             </w:r>
           </w:p>
         </w:tc>
@@ -1244,7 +1241,7 @@
                 <w:i w:val="0"/>
                 <w:sz w:val="16"/>
               </w:rPr>
-              <w:t xml:space="preserve">{debris=1, objective_card=1} / </w:t>
+              <w:t>{ammo=3} / {objective_card=1, arsenal=1}</w:t>
             </w:r>
           </w:p>
         </w:tc>
@@ -1262,7 +1259,7 @@
                 <w:i w:val="0"/>
                 <w:sz w:val="16"/>
               </w:rPr>
-              <w:t>В ЭТОТ ХОД воспользуйся предложением карты сделок на рынке — награда обломок и карта задания. Напечатанный курс не подходит: карта требует именно предложения карты сделок.</w:t>
+              <w:t>Имей своё войско внутри своего военного здания того же рода, стоящего на гексе, соседнем с гексом, где есть жетоны противника, — награда 3 боеприпаса. Держи так сразу два войска, и условие усилено: карта арсенала и карта задания. Гарнизон в здании не виден до первого выстрела.</w:t>
             </w:r>
           </w:p>
         </w:tc>
@@ -1299,7 +1296,7 @@
                 <w:i w:val="0"/>
                 <w:sz w:val="18"/>
               </w:rPr>
-              <w:t>n5</w:t>
+              <w:t>o08</w:t>
             </w:r>
           </w:p>
           <w:p>
@@ -1313,7 +1310,7 @@
                 <w:color w:val="707070"/>
                 <w:sz w:val="14"/>
               </w:rPr>
-              <w:t>Коммутация</w:t>
+              <w:t>Разведка недр</w:t>
             </w:r>
           </w:p>
           <w:p>
@@ -1327,7 +1324,7 @@
                 <w:color w:val="707070"/>
                 <w:sz w:val="14"/>
               </w:rPr>
-              <w:t>starting · state</w:t>
+              <w:t>regular · incident</w:t>
             </w:r>
           </w:p>
         </w:tc>
@@ -1345,7 +1342,7 @@
                 <w:i w:val="0"/>
                 <w:sz w:val="16"/>
               </w:rPr>
-              <w:t>+1 монета   []</w:t>
+              <w:t>КОНВЕРСИЯ: 1 келемий -&gt; 1 обломок   []</w:t>
             </w:r>
           </w:p>
         </w:tc>
@@ -1363,7 +1360,7 @@
                 <w:i w:val="0"/>
                 <w:sz w:val="16"/>
               </w:rPr>
-              <w:t>Имей на поле запитанное здание, стоящее не на гексе с твоим ЦУ</w:t>
+              <w:t>В ЭТОТ ХОД забери печатный контейнер добытчиком</w:t>
             </w:r>
           </w:p>
         </w:tc>
@@ -1381,6 +1378,7 @@
                 <w:i w:val="0"/>
                 <w:sz w:val="16"/>
               </w:rPr>
+              <w:t>За весь ход ты не добыл ни одного келемия</w:t>
             </w:r>
           </w:p>
         </w:tc>
@@ -1398,7 +1396,7 @@
                 <w:i w:val="0"/>
                 <w:sz w:val="16"/>
               </w:rPr>
-              <w:t xml:space="preserve">{debris=1, objective_card=1} / </w:t>
+              <w:t>{coin=2, ammo=2} / {module=assembly}</w:t>
             </w:r>
           </w:p>
         </w:tc>
@@ -1416,7 +1414,7 @@
                 <w:i w:val="0"/>
                 <w:sz w:val="16"/>
               </w:rPr>
-              <w:t>Имей на поле запитанное здание, стоящее не на гексе с твоим ЦУ, — награда обломок и карта задания. Энергия до соседнего гекса сама не дотянется: её надо туда перекинуть Сменой энергии.</w:t>
+              <w:t>В ЭТОТ ХОД забери печатный контейнер добытчиком — награда 2 монеты и 2 боеприпаса. Если при этом за весь ход ты не добыл ни одного келемия, условие усилено: жетон модуля сборки. Каждый добытчик в Добыче выбирает одно: келемий или контейнер.</w:t>
             </w:r>
           </w:p>
         </w:tc>
@@ -1453,7 +1451,7 @@
                 <w:i w:val="0"/>
                 <w:sz w:val="18"/>
               </w:rPr>
-              <w:t>n6</w:t>
+              <w:t>o10</w:t>
             </w:r>
           </w:p>
           <w:p>
@@ -1467,7 +1465,7 @@
                 <w:color w:val="707070"/>
                 <w:sz w:val="14"/>
               </w:rPr>
-              <w:t>Выход</w:t>
+              <w:t>Разоружение</w:t>
             </w:r>
           </w:p>
           <w:p>
@@ -1481,7 +1479,7 @@
                 <w:color w:val="707070"/>
                 <w:sz w:val="14"/>
               </w:rPr>
-              <w:t>starting · state</w:t>
+              <w:t>regular · sacrifice</w:t>
             </w:r>
           </w:p>
         </w:tc>
@@ -1499,7 +1497,7 @@
                 <w:i w:val="0"/>
                 <w:sz w:val="16"/>
               </w:rPr>
-              <w:t>+1 боеприпас   []</w:t>
+              <w:t>СВОБОДНОЕ ДВИЖЕНИЕ   []</w:t>
             </w:r>
           </w:p>
         </w:tc>
@@ -1517,7 +1515,7 @@
                 <w:i w:val="0"/>
                 <w:sz w:val="16"/>
               </w:rPr>
-              <w:t>Имей на поле своё войско на расстоянии двух и больше гексов от гекса с твоим ЦУ</w:t>
+              <w:t>Верни в свой запас два своих войска с разных гексов, не считая вышек и не считая гексов со своими зданиями</w:t>
             </w:r>
           </w:p>
         </w:tc>
@@ -1535,6 +1533,7 @@
                 <w:i w:val="0"/>
                 <w:sz w:val="16"/>
               </w:rPr>
+              <w:t>Верни третье с третьего гекса</w:t>
             </w:r>
           </w:p>
         </w:tc>
@@ -1552,7 +1551,7 @@
                 <w:i w:val="0"/>
                 <w:sz w:val="16"/>
               </w:rPr>
-              <w:t xml:space="preserve">{debris=1, objective_card=1} / </w:t>
+              <w:t>{coin=3, ammo=2} / {objective_card=1}</w:t>
             </w:r>
           </w:p>
         </w:tc>
@@ -1570,7 +1569,7 @@
                 <w:i w:val="0"/>
                 <w:sz w:val="16"/>
               </w:rPr>
-              <w:t>Имей на поле своё войско на расстоянии двух и больше гексов от гекса с твоим ЦУ — награда обломок и карта задания. Вышка неподвижна, так что выйти придётся кем-то живым.</w:t>
+              <w:t>Верни в свой запас два своих войска с разных гексов, не считая вышек и не считая гексов со своими зданиями, — награда 3 монеты и 2 боеприпаса. Верни третье с третьего гекса, и условие усилено: карта задания. Сданные войска не считаются уничтоженными и трофеями противнику не идут.</w:t>
             </w:r>
           </w:p>
         </w:tc>
@@ -1607,7 +1606,7 @@
                 <w:i w:val="0"/>
                 <w:sz w:val="18"/>
               </w:rPr>
-              <w:t>n7</w:t>
+              <w:t>o11</w:t>
             </w:r>
           </w:p>
           <w:p>
@@ -1621,7 +1620,7 @@
                 <w:color w:val="707070"/>
                 <w:sz w:val="14"/>
               </w:rPr>
-              <w:t>Жила</w:t>
+              <w:t>Передовая база</w:t>
             </w:r>
           </w:p>
           <w:p>
@@ -1635,7 +1634,7 @@
                 <w:color w:val="707070"/>
                 <w:sz w:val="14"/>
               </w:rPr>
-              <w:t>starting · state</w:t>
+              <w:t>regular · incident</w:t>
             </w:r>
           </w:p>
         </w:tc>
@@ -1653,7 +1652,7 @@
                 <w:i w:val="0"/>
                 <w:sz w:val="16"/>
               </w:rPr>
-              <w:t>+1 монета   []</w:t>
+              <w:t>СВОБОДНОЕ ДВИЖЕНИЕ   []</w:t>
             </w:r>
           </w:p>
         </w:tc>
@@ -1671,7 +1670,7 @@
                 <w:i w:val="0"/>
                 <w:sz w:val="16"/>
               </w:rPr>
-              <w:t>Имей не меньше трёх келемия</w:t>
+              <w:t>В ЭТОТ ХОД построй своё здание на гексе, соседнем с гексом, где есть войска противника</w:t>
             </w:r>
           </w:p>
         </w:tc>
@@ -1689,6 +1688,7 @@
                 <w:i w:val="0"/>
                 <w:sz w:val="16"/>
               </w:rPr>
+              <w:t>В ЭТОТ ХОД построй его на гексе, соседнем с гексом, где есть здание противника</w:t>
             </w:r>
           </w:p>
         </w:tc>
@@ -1706,7 +1706,7 @@
                 <w:i w:val="0"/>
                 <w:sz w:val="16"/>
               </w:rPr>
-              <w:t xml:space="preserve">{debris=1, objective_card=1} / </w:t>
+              <w:t>{ammo=3} / {debris=2, objective_card=1}</w:t>
             </w:r>
           </w:p>
         </w:tc>
@@ -1724,7 +1724,7 @@
                 <w:i w:val="0"/>
                 <w:sz w:val="16"/>
               </w:rPr>
-              <w:t>Имей не меньше трёх келемия — награда обломок и карта задания. Келемий равен победному очку, поэтому держать его дорого, а тратить жалко.</w:t>
+              <w:t>В ЭТОТ ХОД построй своё здание на гексе, соседнем с гексом, где есть войска противника, — награда 3 боеприпаса. Построй его на гексе, соседнем с гексом, где есть здание противника, и условие усилено: 2 обломка и карта задания. Передовая база строится под огнём — потому и платит.</w:t>
             </w:r>
           </w:p>
         </w:tc>
@@ -1761,7 +1761,7 @@
                 <w:i w:val="0"/>
                 <w:sz w:val="18"/>
               </w:rPr>
-              <w:t>n8</w:t>
+              <w:t>o12</w:t>
             </w:r>
           </w:p>
           <w:p>
@@ -1775,7 +1775,7 @@
                 <w:color w:val="707070"/>
                 <w:sz w:val="14"/>
               </w:rPr>
-              <w:t>Находка</w:t>
+              <w:t>Наглая стройка</w:t>
             </w:r>
           </w:p>
           <w:p>
@@ -1789,7 +1789,7 @@
                 <w:color w:val="707070"/>
                 <w:sz w:val="14"/>
               </w:rPr>
-              <w:t>starting · state</w:t>
+              <w:t>regular · incident</w:t>
             </w:r>
           </w:p>
         </w:tc>
@@ -1807,7 +1807,7 @@
                 <w:i w:val="0"/>
                 <w:sz w:val="16"/>
               </w:rPr>
-              <w:t>+1 боеприпас   []</w:t>
+              <w:t>ЩИТ: пехота или техника   []</w:t>
             </w:r>
           </w:p>
         </w:tc>
@@ -1825,7 +1825,7 @@
                 <w:i w:val="0"/>
                 <w:sz w:val="16"/>
               </w:rPr>
-              <w:t>Имей у себя не меньше двух неоткрытых контейнеров</w:t>
+              <w:t>В ЭТОТ ХОД построй своё здание на гексе, где стоит войско противника</w:t>
             </w:r>
           </w:p>
         </w:tc>
@@ -1843,6 +1843,7 @@
                 <w:i w:val="0"/>
                 <w:sz w:val="16"/>
               </w:rPr>
+              <w:t>В ЭТОТ ХОД сделай это на гексе, где стоят два войска противника</w:t>
             </w:r>
           </w:p>
         </w:tc>
@@ -1860,7 +1861,7 @@
                 <w:i w:val="0"/>
                 <w:sz w:val="16"/>
               </w:rPr>
-              <w:t xml:space="preserve">{debris=1, objective_card=1} / </w:t>
+              <w:t>{coin=4} / {objective_card=1, module=attack}</w:t>
             </w:r>
           </w:p>
         </w:tc>
@@ -1878,7 +1879,7 @@
                 <w:i w:val="0"/>
                 <w:sz w:val="16"/>
               </w:rPr>
-              <w:t>Имей у себя не меньше двух неоткрытых контейнеров — награда обломок и карта задания. Вскрытый контейнер сразу уходит, так что придётся терпеть и не открывать.</w:t>
+              <w:t>В ЭТОТ ХОД построй своё здание на гексе, где стоит войско противника, — награда 4 монеты. Сделай это на гексе, где стоят два войска противника, и условие усилено: жетон модуля атаки и карта задания. Стройка под чужим стволом — заявка, а не расчёт.</w:t>
             </w:r>
           </w:p>
         </w:tc>
@@ -1915,7 +1916,7 @@
                 <w:i w:val="0"/>
                 <w:sz w:val="18"/>
               </w:rPr>
-              <w:t>n9</w:t>
+              <w:t>o14</w:t>
             </w:r>
           </w:p>
           <w:p>
@@ -1929,7 +1930,7 @@
                 <w:color w:val="707070"/>
                 <w:sz w:val="14"/>
               </w:rPr>
-              <w:t>Первый шаг</w:t>
+              <w:t>Осадный лагерь</w:t>
             </w:r>
           </w:p>
           <w:p>
@@ -1943,7 +1944,7 @@
                 <w:color w:val="707070"/>
                 <w:sz w:val="14"/>
               </w:rPr>
-              <w:t>starting · state</w:t>
+              <w:t>regular · state</w:t>
             </w:r>
           </w:p>
         </w:tc>
@@ -1961,7 +1962,7 @@
                 <w:i w:val="0"/>
                 <w:sz w:val="16"/>
               </w:rPr>
-              <w:t>+1 монета   []</w:t>
+              <w:t>ЩИТ: техника или авиация   []</w:t>
             </w:r>
           </w:p>
         </w:tc>
@@ -1979,7 +1980,7 @@
                 <w:i w:val="0"/>
                 <w:sz w:val="16"/>
               </w:rPr>
-              <w:t>Стой хотя бы на первом шаге любого трека технологий</w:t>
+              <w:t>Имей свои здания на двух гексах, соседних с одним и тем же гексом, где стоит здание противника</w:t>
             </w:r>
           </w:p>
         </w:tc>
@@ -1997,6 +1998,7 @@
                 <w:i w:val="0"/>
                 <w:sz w:val="16"/>
               </w:rPr>
+              <w:t>Замкни это кольцо с трёх сторон</w:t>
             </w:r>
           </w:p>
         </w:tc>
@@ -2014,7 +2016,7 @@
                 <w:i w:val="0"/>
                 <w:sz w:val="16"/>
               </w:rPr>
-              <w:t xml:space="preserve">{debris=1, objective_card=1} / </w:t>
+              <w:t>{ammo=3} / {debris=2, module=attack}</w:t>
             </w:r>
           </w:p>
         </w:tc>
@@ -2032,7 +2034,7 @@
                 <w:i w:val="0"/>
                 <w:sz w:val="16"/>
               </w:rPr>
-              <w:t>Стой хотя бы на первом шаге любого трека технологий — награда обломок и карта задания. За действие Наука больше одного шага на трек не сделать, поэтому начинают все с одного и того же.</w:t>
+              <w:t>Имей свои здания на двух гексах, соседних с одним и тем же гексом, где стоит здание противника, — награда 3 боеприпаса. Замкни кольцо с трёх сторон, и условие усилено: жетон модуля атаки и 2 обломка. Осада стоит дорого, поэтому и платит крупно.</w:t>
             </w:r>
           </w:p>
         </w:tc>
@@ -2069,7 +2071,7 @@
                 <w:i w:val="0"/>
                 <w:sz w:val="18"/>
               </w:rPr>
-              <w:t>o01</w:t>
+              <w:t>o15</w:t>
             </w:r>
           </w:p>
           <w:p>
@@ -2083,7 +2085,7 @@
                 <w:color w:val="707070"/>
                 <w:sz w:val="14"/>
               </w:rPr>
-              <w:t>Полный залп</w:t>
+              <w:t>Стройбум</w:t>
             </w:r>
           </w:p>
           <w:p>
@@ -2115,7 +2117,7 @@
                 <w:i w:val="0"/>
                 <w:sz w:val="16"/>
               </w:rPr>
-              <w:t>ДЕСАНТ: размести до 2 войск разных родов в своей зоне стройки   []</w:t>
+              <w:t>СВОБОДНЫЙ БОЙ   []</w:t>
             </w:r>
           </w:p>
         </w:tc>
@@ -2133,7 +2135,7 @@
                 <w:i w:val="0"/>
                 <w:sz w:val="16"/>
               </w:rPr>
-              <w:t>В ЭТОТ ХОД действием Сборка произведи боеприпасы не меньше чем двумя своими зданиями и не произведи ни одного войска</w:t>
+              <w:t>В ЭТОТ ХОД выполни две строительные операции на двух гексах, не соседних между собой</w:t>
             </w:r>
           </w:p>
         </w:tc>
@@ -2151,7 +2153,7 @@
                 <w:i w:val="0"/>
                 <w:sz w:val="16"/>
               </w:rPr>
-              <w:t>Среди этих зданий есть завод или авиабаза</w:t>
+              <w:t>Выполни три операции на трёх попарно несоседних гексах</w:t>
             </w:r>
           </w:p>
         </w:tc>
@@ -2169,7 +2171,7 @@
                 <w:i w:val="0"/>
                 <w:sz w:val="16"/>
               </w:rPr>
-              <w:t>{coin=2, ammo=2} / {objective_card=1}</w:t>
+              <w:t>{ammo=3} / {debris=2, objective_card=1}</w:t>
             </w:r>
           </w:p>
         </w:tc>
@@ -2187,7 +2189,7 @@
                 <w:i w:val="0"/>
                 <w:sz w:val="16"/>
               </w:rPr>
-              <w:t>В ЭТОТ ХОД действием Сборка произведи боеприпасы не меньше чем двумя своими зданиями и не произведи ни одного войска. Награда: 2 монеты и 2 боеприпаса. Если среди этих зданий есть завод или авиабаза, условие усилено: карта задания. Ход без единого нового войска — цена полного залпа.</w:t>
+              <w:t>В ЭТОТ ХОД выполни две строительные операции на двух гексах, не соседних между собой, — награда 3 боеприпаса. Выполни три операции на трёх попарно несоседних гексах, и условие усилено: 2 обломка и карта задания. Зона стройки растёт от твоих стенок, поэтому разъехаться дороже, чем прирасти.</w:t>
             </w:r>
           </w:p>
         </w:tc>
@@ -2224,7 +2226,7 @@
                 <w:i w:val="0"/>
                 <w:sz w:val="18"/>
               </w:rPr>
-              <w:t>o02</w:t>
+              <w:t>o16</w:t>
             </w:r>
           </w:p>
           <w:p>
@@ -2238,7 +2240,7 @@
                 <w:color w:val="707070"/>
                 <w:sz w:val="14"/>
               </w:rPr>
-              <w:t>Конвейер</w:t>
+              <w:t>Переезд</w:t>
             </w:r>
           </w:p>
           <w:p>
@@ -2288,7 +2290,7 @@
                 <w:i w:val="0"/>
                 <w:sz w:val="16"/>
               </w:rPr>
-              <w:t>В ЭТОТ ХОД найми два войска разных родов</w:t>
+              <w:t>В ЭТОТ ХОД перенеси два своих здания на другие гексы</w:t>
             </w:r>
           </w:p>
         </w:tc>
@@ -2306,7 +2308,7 @@
                 <w:i w:val="0"/>
                 <w:sz w:val="16"/>
               </w:rPr>
-              <w:t>Среди нанятых есть авиация и нет ни одной вышки</w:t>
+              <w:t>Одно из перенесённых — твоё ЦУ</w:t>
             </w:r>
           </w:p>
         </w:tc>
@@ -2324,7 +2326,7 @@
                 <w:i w:val="0"/>
                 <w:sz w:val="16"/>
               </w:rPr>
-              <w:t>{ammo=2} / {debris=2, objective_card=1}</w:t>
+              <w:t>{coin=3} / {debris=2, objective_card=1}</w:t>
             </w:r>
           </w:p>
         </w:tc>
@@ -2342,7 +2344,7 @@
                 <w:i w:val="0"/>
                 <w:sz w:val="16"/>
               </w:rPr>
-              <w:t>В ЭТОТ ХОД найми два войска разных родов — награда 2 боеприпаса. Если среди нанятых есть авиация и нет ни одной вышки, условие усилено: 2 обломка и карта задания. Авиабаза требует трёх кубиков энергии — конвейер до неё ещё надо дотянуть.</w:t>
+              <w:t>В ЭТОТ ХОД перенеси два своих здания на другие гексы — награда 3 монеты. Если одно из перенесённых — твоё ЦУ, условие усилено: 2 обломка и карта задания. ЦУ переносится не чаще раза за ход, так что второе здание придётся подгадать.</w:t>
             </w:r>
           </w:p>
         </w:tc>
@@ -2379,7 +2381,7 @@
                 <w:i w:val="0"/>
                 <w:sz w:val="18"/>
               </w:rPr>
-              <w:t>o03</w:t>
+              <w:t>o17</w:t>
             </w:r>
           </w:p>
           <w:p>
@@ -2393,7 +2395,7 @@
                 <w:color w:val="707070"/>
                 <w:sz w:val="14"/>
               </w:rPr>
-              <w:t>Опорный пункт</w:t>
+              <w:t>Штаб на передовой</w:t>
             </w:r>
           </w:p>
           <w:p>
@@ -2407,7 +2409,7 @@
                 <w:color w:val="707070"/>
                 <w:sz w:val="14"/>
               </w:rPr>
-              <w:t>regular · state</w:t>
+              <w:t>regular · incident</w:t>
             </w:r>
           </w:p>
         </w:tc>
@@ -2425,7 +2427,7 @@
                 <w:i w:val="0"/>
                 <w:sz w:val="16"/>
               </w:rPr>
-              <w:t>СВОБОДНОЕ ДВИЖЕНИЕ   []</w:t>
+              <w:t>СБОРКА ОДНИМ ЗДАНИЕМ   []</w:t>
             </w:r>
           </w:p>
         </w:tc>
@@ -2443,7 +2445,7 @@
                 <w:i w:val="0"/>
                 <w:sz w:val="16"/>
               </w:rPr>
-              <w:t>Имей на поле две свои вышки на разных гексах, и ни одна из них не стоит на гексе с твоим ЦУ</w:t>
+              <w:t>В ЭТОТ ХОД построй или перенеси своё ЦУ так, чтобы от него до гекса с ЦУ противника осталось не больше 2 гексов</w:t>
             </w:r>
           </w:p>
         </w:tc>
@@ -2461,7 +2463,7 @@
                 <w:i w:val="0"/>
                 <w:sz w:val="16"/>
               </w:rPr>
-              <w:t>Хотя бы одна из этих вышек стоит на гексе, где есть жетоны противника</w:t>
+              <w:t>В ЭТОТ ХОД поставь его так, чтобы оно примыкало к зданию противника</w:t>
             </w:r>
           </w:p>
         </w:tc>
@@ -2479,7 +2481,7 @@
                 <w:i w:val="0"/>
                 <w:sz w:val="16"/>
               </w:rPr>
-              <w:t>{ammo=3} / {objective_card=1, module=attack}</w:t>
+              <w:t>{coin=3} / {debris=2, objective_card=1}</w:t>
             </w:r>
           </w:p>
         </w:tc>
@@ -2497,7 +2499,7 @@
                 <w:i w:val="0"/>
                 <w:sz w:val="16"/>
               </w:rPr>
-              <w:t>Имей на поле две свои вышки на разных гексах, и ни одна из них не стоит на гексе с твоим ЦУ, — награда 3 боеприпаса. Если хотя бы одна из этих вышек стоит на гексе, где есть жетоны противника, условие усилено: жетон модуля атаки и карта задания. Вышка не двигается вовсе, поэтому опорный пункт выбирают один раз и навсегда.</w:t>
+              <w:t>В ЭТОТ ХОД построй или перенеси своё ЦУ так, чтобы от него до гекса с ЦУ противника осталось не больше 2 гексов, — награда 3 монеты. Поставь его так, чтобы оно примыкало к зданию противника, и условие усилено: 2 обломка и карта задания. Штаб, придвинутый к чужому, экономит каждое перемещение.</w:t>
             </w:r>
           </w:p>
         </w:tc>
@@ -2534,7 +2536,7 @@
                 <w:i w:val="0"/>
                 <w:sz w:val="18"/>
               </w:rPr>
-              <w:t>o04</w:t>
+              <w:t>o18</w:t>
             </w:r>
           </w:p>
           <w:p>
@@ -2548,7 +2550,7 @@
                 <w:color w:val="707070"/>
                 <w:sz w:val="14"/>
               </w:rPr>
-              <w:t>Жила</w:t>
+              <w:t>Полная нагрузка</w:t>
             </w:r>
           </w:p>
           <w:p>
@@ -2580,7 +2582,7 @@
                 <w:i w:val="0"/>
                 <w:sz w:val="16"/>
               </w:rPr>
-              <w:t>СВОБОДНОЕ ДВИЖЕНИЕ   []</w:t>
+              <w:t>+1 К СКОРОСТИ ОДНОГО РОДА ДО КОНЦА ХОДА   []</w:t>
             </w:r>
           </w:p>
         </w:tc>
@@ -2598,7 +2600,7 @@
                 <w:i w:val="0"/>
                 <w:sz w:val="16"/>
               </w:rPr>
-              <w:t>Имей запитанными два своих добытчика, примыкающих к разным тайлам зарождения</w:t>
+              <w:t>Не имей на поле ни одного незапитанного здания, при этом зданий у тебя не меньше трёх</w:t>
             </w:r>
           </w:p>
         </w:tc>
@@ -2616,7 +2618,7 @@
                 <w:i w:val="0"/>
                 <w:sz w:val="16"/>
               </w:rPr>
-              <w:t>Оба примыкают к нестартовым тайлам зарождения</w:t>
+              <w:t>Доведи число зданий до четырёх, сохранив запитанность всех</w:t>
             </w:r>
           </w:p>
         </w:tc>
@@ -2634,7 +2636,7 @@
                 <w:i w:val="0"/>
                 <w:sz w:val="16"/>
               </w:rPr>
-              <w:t>{coin=3} / {debris=1, objective_card=1}</w:t>
+              <w:t>{coin=2, ammo=2} / {objective_card=1}</w:t>
             </w:r>
           </w:p>
         </w:tc>
@@ -2652,7 +2654,7 @@
                 <w:i w:val="0"/>
                 <w:sz w:val="16"/>
               </w:rPr>
-              <w:t>Имей запитанными два своих добытчика, примыкающих к разным тайлам зарождения, — награда 3 монеты. Если оба примыкают к нестартовым тайлам зарождения, условие усилено: обломок и карта задания. Своё зарождение вырабатывают все, чужое — только те, кто дотянулся.</w:t>
+              <w:t>Не имей на поле ни одного незапитанного здания, при этом зданий у тебя не меньше трёх, — награда 2 монеты и 2 боеприпаса. Доведи число зданий до четырёх, сохранив запитанность всех, и условие усилено: карта задания. Пустая ячейка ЭНР закрывается монетой только на одно действие — на состояние это не работает.</w:t>
             </w:r>
           </w:p>
         </w:tc>
@@ -2689,7 +2691,7 @@
                 <w:i w:val="0"/>
                 <w:sz w:val="18"/>
               </w:rPr>
-              <w:t>o05</w:t>
+              <w:t>o19</w:t>
             </w:r>
           </w:p>
           <w:p>
@@ -2703,7 +2705,7 @@
                 <w:color w:val="707070"/>
                 <w:sz w:val="14"/>
               </w:rPr>
-              <w:t>Выработка</w:t>
+              <w:t>Военпром</w:t>
             </w:r>
           </w:p>
           <w:p>
@@ -2717,7 +2719,7 @@
                 <w:color w:val="707070"/>
                 <w:sz w:val="14"/>
               </w:rPr>
-              <w:t>regular · incident</w:t>
+              <w:t>regular · state</w:t>
             </w:r>
           </w:p>
         </w:tc>
@@ -2735,7 +2737,7 @@
                 <w:i w:val="0"/>
                 <w:sz w:val="16"/>
               </w:rPr>
-              <w:t>СВОБОДНАЯ НАУКА   []</w:t>
+              <w:t>КОНВЕРСИЯ: 1 келемий -&gt; 1 боеприпас   []</w:t>
             </w:r>
           </w:p>
         </w:tc>
@@ -2753,7 +2755,7 @@
                 <w:i w:val="0"/>
                 <w:sz w:val="16"/>
               </w:rPr>
-              <w:t>В ЭТОТ ХОД забери последний келемий с нестартового тайла зарождения</w:t>
+              <w:t>Имей два своих военных здания на разных гексах, примыкающих друг к другу общей стенкой</w:t>
             </w:r>
           </w:p>
         </w:tc>
@@ -2771,7 +2773,7 @@
                 <w:i w:val="0"/>
                 <w:sz w:val="16"/>
               </w:rPr>
-              <w:t>Этим ты полностью исчерпал зарождение, и тайл ушёл с поля</w:t>
+              <w:t>Вытяни цепочку из трёх своих зданий, примыкающих друг к другу</w:t>
             </w:r>
           </w:p>
         </w:tc>
@@ -2789,7 +2791,7 @@
                 <w:i w:val="0"/>
                 <w:sz w:val="16"/>
               </w:rPr>
-              <w:t>{coin=3} / {objective_card=1, arsenal=1}</w:t>
+              <w:t>{coin=3} / {objective_card=1, module=assembly}</w:t>
             </w:r>
           </w:p>
         </w:tc>
@@ -2807,7 +2809,7 @@
                 <w:i w:val="0"/>
                 <w:sz w:val="16"/>
               </w:rPr>
-              <w:t>В ЭТОТ ХОД забери последний келемий с нестартового тайла зарождения — награда 3 монеты. Если ты этим полностью исчерпал зарождение и тайл ушёл с поля, условие усилено: карта арсенала и карта задания. Исчерпанное зарождение приближает конец партии — считай, кому это выгодно.</w:t>
+              <w:t>Имей два своих военных здания на разных гексах, примыкающих друг к другу общей стенкой, — награда 3 монеты. Вытяни такую цепочку из трёх своих зданий, и условие усилено: жетон модуля сборки и карта задания. Здание, повёрнутое стенкой к соседнему гексу, и растит зону стройки, и держит эту цепочку.</w:t>
             </w:r>
           </w:p>
         </w:tc>
@@ -2844,7 +2846,7 @@
                 <w:i w:val="0"/>
                 <w:sz w:val="18"/>
               </w:rPr>
-              <w:t>o06</w:t>
+              <w:t>o20</w:t>
             </w:r>
           </w:p>
           <w:p>
@@ -2858,7 +2860,7 @@
                 <w:color w:val="707070"/>
                 <w:sz w:val="14"/>
               </w:rPr>
-              <w:t>Отгрузка</w:t>
+              <w:t>Коммутация</w:t>
             </w:r>
           </w:p>
           <w:p>
@@ -2872,7 +2874,7 @@
                 <w:color w:val="707070"/>
                 <w:sz w:val="14"/>
               </w:rPr>
-              <w:t>regular · sacrifice</w:t>
+              <w:t>regular · state</w:t>
             </w:r>
           </w:p>
         </w:tc>
@@ -2890,7 +2892,7 @@
                 <w:i w:val="0"/>
                 <w:sz w:val="16"/>
               </w:rPr>
-              <w:t>СВОБОДНЫЙ МАРКЕТ   []</w:t>
+              <w:t>СМЕНА ЭНЕРГИИ ИЛИ СМЕНА МОДУЛЕЙ   []</w:t>
             </w:r>
           </w:p>
         </w:tc>
@@ -2908,7 +2910,7 @@
                 <w:i w:val="0"/>
                 <w:sz w:val="16"/>
               </w:rPr>
-              <w:t>Сдай два своих неоткрытых контейнера</w:t>
+              <w:t>Имей на каждом своём источнике энергии ровно один свободный кубик, и источников у тебя не меньше двух</w:t>
             </w:r>
           </w:p>
         </w:tc>
@@ -2926,7 +2928,7 @@
                 <w:i w:val="0"/>
                 <w:sz w:val="16"/>
               </w:rPr>
-              <w:t>Сдай третий</w:t>
+              <w:t>Держи так три источника</w:t>
             </w:r>
           </w:p>
         </w:tc>
@@ -2944,7 +2946,7 @@
                 <w:i w:val="0"/>
                 <w:sz w:val="16"/>
               </w:rPr>
-              <w:t>{coin=4} / {debris=2, objective_card=1}</w:t>
+              <w:t>{coin=4} / {objective_card=1, module=assembly}</w:t>
             </w:r>
           </w:p>
         </w:tc>
@@ -2962,7 +2964,7 @@
                 <w:i w:val="0"/>
                 <w:sz w:val="16"/>
               </w:rPr>
-              <w:t>Сдай два своих неоткрытых контейнера — награда 4 монеты. Сдай третий, и условие усилено: 2 обломка и карта задания. Контейнер стоит ровно столько, сколько в нём лежит, а лежит в нём неизвестно что.</w:t>
+              <w:t>Имей на каждом своём источнике энергии ровно один свободный кубик, и источников у тебя не меньше двух, — награда 4 монеты. Держи так три источника, и условие усилено: жетон модуля сборки и карта задания. Простой кубик лежит на своём источнике, а собрать его обратно стоит гекса в Смене энергии — держать по одному на каждом неудобно намеренно.</w:t>
             </w:r>
           </w:p>
         </w:tc>
@@ -2999,7 +3001,7 @@
                 <w:i w:val="0"/>
                 <w:sz w:val="18"/>
               </w:rPr>
-              <w:t>o07</w:t>
+              <w:t>o21</w:t>
             </w:r>
           </w:p>
           <w:p>
@@ -3013,7 +3015,7 @@
                 <w:color w:val="707070"/>
                 <w:sz w:val="14"/>
               </w:rPr>
-              <w:t>Засада</w:t>
+              <w:t>Первая кровь</w:t>
             </w:r>
           </w:p>
           <w:p>
@@ -3027,7 +3029,7 @@
                 <w:color w:val="707070"/>
                 <w:sz w:val="14"/>
               </w:rPr>
-              <w:t>regular · state</w:t>
+              <w:t>regular · incident</w:t>
             </w:r>
           </w:p>
         </w:tc>
@@ -3045,7 +3047,7 @@
                 <w:i w:val="0"/>
                 <w:sz w:val="16"/>
               </w:rPr>
-              <w:t>СВОБОДНЫЙ БОЙ   []</w:t>
+              <w:t>СБОРКА ДВУМЯ ЗДАНИЯМИ   []</w:t>
             </w:r>
           </w:p>
         </w:tc>
@@ -3063,7 +3065,7 @@
                 <w:i w:val="0"/>
                 <w:sz w:val="16"/>
               </w:rPr>
-              <w:t>Имей своё войско внутри своего военного здания того же рода, стоящего на гексе, соседнем с гексом, где есть жетоны противника</w:t>
+              <w:t>В ЭТОТ ХОД уничтожь два жетона противника</w:t>
             </w:r>
           </w:p>
         </w:tc>
@@ -3081,7 +3083,7 @@
                 <w:i w:val="0"/>
                 <w:sz w:val="16"/>
               </w:rPr>
-              <w:t>Держи так сразу два своих войска</w:t>
+              <w:t>В ЭТОТ ХОД у одного из уничтоженных прочность была 2 или больше</w:t>
             </w:r>
           </w:p>
         </w:tc>
@@ -3099,7 +3101,7 @@
                 <w:i w:val="0"/>
                 <w:sz w:val="16"/>
               </w:rPr>
-              <w:t>{ammo=3} / {objective_card=1, arsenal=1}</w:t>
+              <w:t>{coin=4} / {objective_card=1, module=attack}</w:t>
             </w:r>
           </w:p>
         </w:tc>
@@ -3117,7 +3119,7 @@
                 <w:i w:val="0"/>
                 <w:sz w:val="16"/>
               </w:rPr>
-              <w:t>Имей своё войско внутри своего военного здания того же рода, стоящего на гексе, соседнем с гексом, где есть жетоны противника, — награда 3 боеприпаса. Держи так сразу два войска, и условие усилено: карта арсенала и карта задания. Гарнизон в здании не виден до первого выстрела.</w:t>
+              <w:t>В ЭТОТ ХОД уничтожь два жетона противника — награда 4 монеты. Если у одного из них прочность была 2 или больше, условие усилено: жетон модуля атаки и карта задания. Первая кровь считается по двум, а не по одному.</w:t>
             </w:r>
           </w:p>
         </w:tc>
@@ -3154,7 +3156,7 @@
                 <w:i w:val="0"/>
                 <w:sz w:val="18"/>
               </w:rPr>
-              <w:t>o08</w:t>
+              <w:t>o22</w:t>
             </w:r>
           </w:p>
           <w:p>
@@ -3168,7 +3170,7 @@
                 <w:color w:val="707070"/>
                 <w:sz w:val="14"/>
               </w:rPr>
-              <w:t>Разведка недр</w:t>
+              <w:t>Зачистка</w:t>
             </w:r>
           </w:p>
           <w:p>
@@ -3182,7 +3184,7 @@
                 <w:color w:val="707070"/>
                 <w:sz w:val="14"/>
               </w:rPr>
-              <w:t>regular · incident</w:t>
+              <w:t>regular · sacrifice</w:t>
             </w:r>
           </w:p>
         </w:tc>
@@ -3200,7 +3202,7 @@
                 <w:i w:val="0"/>
                 <w:sz w:val="16"/>
               </w:rPr>
-              <w:t>КОНВЕРСИЯ: 1 келемий -&gt; 1 обломок   []</w:t>
+              <w:t>СВОБОДНАЯ НАУКА   []</w:t>
             </w:r>
           </w:p>
         </w:tc>
@@ -3218,7 +3220,7 @@
                 <w:i w:val="0"/>
                 <w:sz w:val="16"/>
               </w:rPr>
-              <w:t>В ЭТОТ ХОД забери печатный контейнер добытчиком</w:t>
+              <w:t>Имей в трофеях здание противника и верни его владельцу</w:t>
             </w:r>
           </w:p>
         </w:tc>
@@ -3236,7 +3238,7 @@
                 <w:i w:val="0"/>
                 <w:sz w:val="16"/>
               </w:rPr>
-              <w:t>За весь ход ты не добыл ни одного келемия</w:t>
+              <w:t>Верни владельцу ещё один трофейный жетон</w:t>
             </w:r>
           </w:p>
         </w:tc>
@@ -3254,7 +3256,7 @@
                 <w:i w:val="0"/>
                 <w:sz w:val="16"/>
               </w:rPr>
-              <w:t>{coin=2, ammo=2} / {module=assembly}</w:t>
+              <w:t>{coin=3, ammo=2} / {objective_card=1}</w:t>
             </w:r>
           </w:p>
         </w:tc>
@@ -3272,7 +3274,7 @@
                 <w:i w:val="0"/>
                 <w:sz w:val="16"/>
               </w:rPr>
-              <w:t>В ЭТОТ ХОД забери печатный контейнер добытчиком — награда 2 монеты и 2 боеприпаса. Если при этом за весь ход ты не добыл ни одного келемия, условие усилено: жетон модуля сборки. Каждый добытчик в Добыче выбирает одно: келемий или контейнер.</w:t>
+              <w:t>Имей в трофеях здание противника и верни его владельцу — награда 3 монеты и 2 боеприпаса. Верни владельцу ещё один трофейный жетон, и условие усилено: карта задания. Отданный трофей очков не приносит: за это и платят.</w:t>
             </w:r>
           </w:p>
         </w:tc>
@@ -3309,7 +3311,7 @@
                 <w:i w:val="0"/>
                 <w:sz w:val="18"/>
               </w:rPr>
-              <w:t>o10</w:t>
+              <w:t>o23</w:t>
             </w:r>
           </w:p>
           <w:p>
@@ -3323,7 +3325,7 @@
                 <w:color w:val="707070"/>
                 <w:sz w:val="14"/>
               </w:rPr>
-              <w:t>Разоружение</w:t>
+              <w:t>Подранки</w:t>
             </w:r>
           </w:p>
           <w:p>
@@ -3337,7 +3339,7 @@
                 <w:color w:val="707070"/>
                 <w:sz w:val="14"/>
               </w:rPr>
-              <w:t>regular · sacrifice</w:t>
+              <w:t>regular · incident</w:t>
             </w:r>
           </w:p>
         </w:tc>
@@ -3355,7 +3357,7 @@
                 <w:i w:val="0"/>
                 <w:sz w:val="16"/>
               </w:rPr>
-              <w:t>СВОБОДНОЕ ДВИЖЕНИЕ   []</w:t>
+              <w:t>+1 К СКОРОСТИ ОДНОГО РОДА ДО КОНЦА ХОДА   []</w:t>
             </w:r>
           </w:p>
         </w:tc>
@@ -3373,7 +3375,7 @@
                 <w:i w:val="0"/>
                 <w:sz w:val="16"/>
               </w:rPr>
-              <w:t>Верни в свой запас два своих войска с разных гексов, не считая вышек и не считая гексов со своими зданиями</w:t>
+              <w:t>В ЭТОТ ХОД нанеси урон двум разным жетонам противника и не уничтожь ни одного</w:t>
             </w:r>
           </w:p>
         </w:tc>
@@ -3391,7 +3393,7 @@
                 <w:i w:val="0"/>
                 <w:sz w:val="16"/>
               </w:rPr>
-              <w:t>Верни третье с третьего гекса</w:t>
+              <w:t>В ЭТОТ ХОД рань так три разных жетона противника</w:t>
             </w:r>
           </w:p>
         </w:tc>
@@ -3409,7 +3411,7 @@
                 <w:i w:val="0"/>
                 <w:sz w:val="16"/>
               </w:rPr>
-              <w:t>{coin=3, ammo=2} / {objective_card=1}</w:t>
+              <w:t>{ammo=3} / {debris=2, objective_card=1}</w:t>
             </w:r>
           </w:p>
         </w:tc>
@@ -3427,7 +3429,7 @@
                 <w:i w:val="0"/>
                 <w:sz w:val="16"/>
               </w:rPr>
-              <w:t>Верни в свой запас два своих войска с разных гексов, не считая вышек и не считая гексов со своими зданиями, — награда 3 монеты и 2 боеприпаса. Верни третье с третьего гекса, и условие усилено: карта задания. Сданные войска не считаются уничтоженными и трофеями противнику не идут.</w:t>
+              <w:t>В ЭТОТ ХОД нанеси урон двум разным жетонам противника — войскам, зданиям, как выйдет — и не уничтожь ни одного. Награда: 3 боеприпаса. Рань так три жетона, и условие усилено: 2 обломка и карта задания. Подранков добивают позже и дешевле.</w:t>
             </w:r>
           </w:p>
         </w:tc>
@@ -3464,7 +3466,7 @@
                 <w:i w:val="0"/>
                 <w:sz w:val="18"/>
               </w:rPr>
-              <w:t>o11</w:t>
+              <w:t>o25</w:t>
             </w:r>
           </w:p>
           <w:p>
@@ -3478,7 +3480,7 @@
                 <w:color w:val="707070"/>
                 <w:sz w:val="14"/>
               </w:rPr>
-              <w:t>Передовая база</w:t>
+              <w:t>Осада</w:t>
             </w:r>
           </w:p>
           <w:p>
@@ -3492,7 +3494,7 @@
                 <w:color w:val="707070"/>
                 <w:sz w:val="14"/>
               </w:rPr>
-              <w:t>regular · incident</w:t>
+              <w:t>regular · state</w:t>
             </w:r>
           </w:p>
         </w:tc>
@@ -3510,7 +3512,7 @@
                 <w:i w:val="0"/>
                 <w:sz w:val="16"/>
               </w:rPr>
-              <w:t>СВОБОДНОЕ ДВИЖЕНИЕ   []</w:t>
+              <w:t>СБОРКА ОДНИМ ЗДАНИЕМ   []</w:t>
             </w:r>
           </w:p>
         </w:tc>
@@ -3528,7 +3530,7 @@
                 <w:i w:val="0"/>
                 <w:sz w:val="16"/>
               </w:rPr>
-              <w:t>В ЭТОТ ХОД построй своё здание на гексе, соседнем с гексом, где есть войска противника</w:t>
+              <w:t>Имей в трофеях здание противника</w:t>
             </w:r>
           </w:p>
         </w:tc>
@@ -3546,7 +3548,7 @@
                 <w:i w:val="0"/>
                 <w:sz w:val="16"/>
               </w:rPr>
-              <w:t>В ЭТОТ ХОД построй его на гексе, соседнем с гексом, где есть здание противника</w:t>
+              <w:t>Среди твоих трофеев есть добытчик противника</w:t>
             </w:r>
           </w:p>
         </w:tc>
@@ -3564,7 +3566,7 @@
                 <w:i w:val="0"/>
                 <w:sz w:val="16"/>
               </w:rPr>
-              <w:t>{ammo=3} / {debris=2, objective_card=1}</w:t>
+              <w:t>{objective_card=2} / {module=attack}</w:t>
             </w:r>
           </w:p>
         </w:tc>
@@ -3582,7 +3584,7 @@
                 <w:i w:val="0"/>
                 <w:sz w:val="16"/>
               </w:rPr>
-              <w:t>В ЭТОТ ХОД построй своё здание на гексе, соседнем с гексом, где есть войска противника, — награда 3 боеприпаса. Построй его на гексе, соседнем с гексом, где есть здание противника, и условие усилено: 2 обломка и карта задания. Передовая база строится под огнём — потому и платит.</w:t>
+              <w:t>Имей в трофеях здание противника — награда 2 карты задания. Если среди твоих трофеев есть добытчик противника, условие усилено: жетон модуля атаки. Снесённая экономика соседа стоит дороже снесённой казармы.</w:t>
             </w:r>
           </w:p>
         </w:tc>
@@ -3619,7 +3621,7 @@
                 <w:i w:val="0"/>
                 <w:sz w:val="18"/>
               </w:rPr>
-              <w:t>o12</w:t>
+              <w:t>o26</w:t>
             </w:r>
           </w:p>
           <w:p>
@@ -3633,7 +3635,7 @@
                 <w:color w:val="707070"/>
                 <w:sz w:val="14"/>
               </w:rPr>
-              <w:t>Наглая стройка</w:t>
+              <w:t>Блицкриг</w:t>
             </w:r>
           </w:p>
           <w:p>
@@ -3665,7 +3667,7 @@
                 <w:i w:val="0"/>
                 <w:sz w:val="16"/>
               </w:rPr>
-              <w:t>ЩИТ: пехота или техника   []</w:t>
+              <w:t>СВОБОДНЫЙ БОЙ   []</w:t>
             </w:r>
           </w:p>
         </w:tc>
@@ -3683,7 +3685,7 @@
                 <w:i w:val="0"/>
                 <w:sz w:val="16"/>
               </w:rPr>
-              <w:t>В ЭТОТ ХОД построй своё здание на гексе, где стоит войско противника</w:t>
+              <w:t>В ЭТОТ ХОД уничтожь два жетона противника одним своим жетоном войска</w:t>
             </w:r>
           </w:p>
         </w:tc>
@@ -3701,7 +3703,7 @@
                 <w:i w:val="0"/>
                 <w:sz w:val="16"/>
               </w:rPr>
-              <w:t>В ЭТОТ ХОД сделай это на гексе, где стоят два войска противника</w:t>
+              <w:t>В ЭТОТ ХОД это войско — пехота</w:t>
             </w:r>
           </w:p>
         </w:tc>
@@ -3719,7 +3721,7 @@
                 <w:i w:val="0"/>
                 <w:sz w:val="16"/>
               </w:rPr>
-              <w:t>{coin=4} / {objective_card=1, module=attack}</w:t>
+              <w:t>{coin=5} / {objective_card=1, module=attack}</w:t>
             </w:r>
           </w:p>
         </w:tc>
@@ -3737,7 +3739,7 @@
                 <w:i w:val="0"/>
                 <w:sz w:val="16"/>
               </w:rPr>
-              <w:t>В ЭТОТ ХОД построй своё здание на гексе, где стоит войско противника, — награда 4 монеты. Сделай это на гексе, где стоят два войска противника, и условие усилено: жетон модуля атаки и карта задания. Стройка под чужим стволом — заявка, а не расчёт.</w:t>
+              <w:t>В ЭТОТ ХОД уничтожь два жетона противника одним своим жетоном войска — награда 5 монет. Если это войско — пехота, условие усилено: жетон модуля атаки и карта задания. Пехота, снявшая двоих за ход, стоит целого завода.</w:t>
             </w:r>
           </w:p>
         </w:tc>
@@ -3774,7 +3776,7 @@
                 <w:i w:val="0"/>
                 <w:sz w:val="18"/>
               </w:rPr>
-              <w:t>o14</w:t>
+              <w:t>o27</w:t>
             </w:r>
           </w:p>
           <w:p>
@@ -3788,7 +3790,7 @@
                 <w:color w:val="707070"/>
                 <w:sz w:val="14"/>
               </w:rPr>
-              <w:t>Осадный лагерь</w:t>
+              <w:t>На чужом дворе</w:t>
             </w:r>
           </w:p>
           <w:p>
@@ -3820,7 +3822,7 @@
                 <w:i w:val="0"/>
                 <w:sz w:val="16"/>
               </w:rPr>
-              <w:t>ЩИТ: техника или авиация   []</w:t>
+              <w:t>СБОРКА ДВУМЯ ЗДАНИЯМИ   []</w:t>
             </w:r>
           </w:p>
         </w:tc>
@@ -3838,7 +3840,7 @@
                 <w:i w:val="0"/>
                 <w:sz w:val="16"/>
               </w:rPr>
-              <w:t>Имей свои здания на двух гексах, соседних с одним и тем же гексом, где стоит здание противника</w:t>
+              <w:t>Имей своё войско на гексе, где есть войска противника</w:t>
             </w:r>
           </w:p>
         </w:tc>
@@ -3856,7 +3858,7 @@
                 <w:i w:val="0"/>
                 <w:sz w:val="16"/>
               </w:rPr>
-              <w:t>Замкни это кольцо с трёх сторон</w:t>
+              <w:t>Имей на одном таком гексе два своих войска</w:t>
             </w:r>
           </w:p>
         </w:tc>
@@ -3874,7 +3876,7 @@
                 <w:i w:val="0"/>
                 <w:sz w:val="16"/>
               </w:rPr>
-              <w:t>{ammo=3} / {debris=2, module=attack}</w:t>
+              <w:t>{ammo=3} / {debris=2, objective_card=1}</w:t>
             </w:r>
           </w:p>
         </w:tc>
@@ -3892,7 +3894,7 @@
                 <w:i w:val="0"/>
                 <w:sz w:val="16"/>
               </w:rPr>
-              <w:t>Имей свои здания на двух гексах, соседних с одним и тем же гексом, где стоит здание противника, — награда 3 боеприпаса. Замкни кольцо с трёх сторон, и условие усилено: жетон модуля атаки и 2 обломка. Осада стоит дорого, поэтому и платит крупно.</w:t>
+              <w:t>Имей своё войско на гексе, где есть войска противника, — награда 3 боеприпаса. Имей на одном таком гексе два своих войска, и условие усилено: 2 обломка и карта задания. Гекс никому не принадлежит — но стоять на нём вдвоём неудобно обоим.</w:t>
             </w:r>
           </w:p>
         </w:tc>
@@ -3929,7 +3931,7 @@
                 <w:i w:val="0"/>
                 <w:sz w:val="18"/>
               </w:rPr>
-              <w:t>o15</w:t>
+              <w:t>o28</w:t>
             </w:r>
           </w:p>
           <w:p>
@@ -3943,7 +3945,7 @@
                 <w:color w:val="707070"/>
                 <w:sz w:val="14"/>
               </w:rPr>
-              <w:t>Стройбум</w:t>
+              <w:t>Клещи</w:t>
             </w:r>
           </w:p>
           <w:p>
@@ -3957,7 +3959,7 @@
                 <w:color w:val="707070"/>
                 <w:sz w:val="14"/>
               </w:rPr>
-              <w:t>regular · incident</w:t>
+              <w:t>regular · state</w:t>
             </w:r>
           </w:p>
         </w:tc>
@@ -3975,7 +3977,7 @@
                 <w:i w:val="0"/>
                 <w:sz w:val="16"/>
               </w:rPr>
-              <w:t>СВОБОДНЫЙ БОЙ   []</w:t>
+              <w:t>СВОБОДНОЕ ДВИЖЕНИЕ   []</w:t>
             </w:r>
           </w:p>
         </w:tc>
@@ -3993,7 +3995,7 @@
                 <w:i w:val="0"/>
                 <w:sz w:val="16"/>
               </w:rPr>
-              <w:t>В ЭТОТ ХОД выполни две строительные операции на двух гексах, не соседних между собой</w:t>
+              <w:t>Имей свои войска на двух гексах, соседних с одним и тем же гексом, где есть войска противника</w:t>
             </w:r>
           </w:p>
         </w:tc>
@@ -4011,7 +4013,7 @@
                 <w:i w:val="0"/>
                 <w:sz w:val="16"/>
               </w:rPr>
-              <w:t>Выполни три операции на трёх попарно несоседних гексах</w:t>
+              <w:t>Замкни эти клещи с трёх сторон</w:t>
             </w:r>
           </w:p>
         </w:tc>
@@ -4029,7 +4031,7 @@
                 <w:i w:val="0"/>
                 <w:sz w:val="16"/>
               </w:rPr>
-              <w:t>{ammo=3} / {debris=2, objective_card=1}</w:t>
+              <w:t>{ammo=3} / {objective_card=1, module=attack}</w:t>
             </w:r>
           </w:p>
         </w:tc>
@@ -4047,7 +4049,7 @@
                 <w:i w:val="0"/>
                 <w:sz w:val="16"/>
               </w:rPr>
-              <w:t>В ЭТОТ ХОД выполни две строительные операции на двух гексах, не соседних между собой, — награда 3 боеприпаса. Выполни три операции на трёх попарно несоседних гексах, и условие усилено: 2 обломка и карта задания. Зона стройки растёт от твоих стенок, поэтому разъехаться дороже, чем прирасти.</w:t>
+              <w:t>Имей свои войска на двух гексах, соседних с одним и тем же гексом, где есть войска противника, — награда 3 боеприпаса. Замкни клещи с трёх сторон, и условие усилено: жетон модуля атаки и карта задания. Клещи не бьют — они отнимают выход.</w:t>
             </w:r>
           </w:p>
         </w:tc>
@@ -4084,7 +4086,7 @@
                 <w:i w:val="0"/>
                 <w:sz w:val="18"/>
               </w:rPr>
-              <w:t>o16</w:t>
+              <w:t>o29</w:t>
             </w:r>
           </w:p>
           <w:p>
@@ -4098,7 +4100,7 @@
                 <w:color w:val="707070"/>
                 <w:sz w:val="14"/>
               </w:rPr>
-              <w:t>Переезд</w:t>
+              <w:t>Пустой двор</w:t>
             </w:r>
           </w:p>
           <w:p>
@@ -4112,7 +4114,7 @@
                 <w:color w:val="707070"/>
                 <w:sz w:val="14"/>
               </w:rPr>
-              <w:t>regular · incident</w:t>
+              <w:t>regular · state</w:t>
             </w:r>
           </w:p>
         </w:tc>
@@ -4130,7 +4132,7 @@
                 <w:i w:val="0"/>
                 <w:sz w:val="16"/>
               </w:rPr>
-              <w:t>СМЕНА ЭНЕРГИИ ИЛИ СМЕНА МОДУЛЕЙ   []</w:t>
+              <w:t>СБОРКА ДВУМЯ ЗДАНИЯМИ   []</w:t>
             </w:r>
           </w:p>
         </w:tc>
@@ -4148,7 +4150,7 @@
                 <w:i w:val="0"/>
                 <w:sz w:val="16"/>
               </w:rPr>
-              <w:t>В ЭТОТ ХОД перенеси два своих здания на другие гексы</w:t>
+              <w:t>Имей три своих войска вне гексов, где стоят твои здания, и ни одного своего войска на этих гексах</w:t>
             </w:r>
           </w:p>
         </w:tc>
@@ -4166,7 +4168,7 @@
                 <w:i w:val="0"/>
                 <w:sz w:val="16"/>
               </w:rPr>
-              <w:t>Одно из перенесённых — твоё ЦУ</w:t>
+              <w:t>Все три стоят на разных гексах</w:t>
             </w:r>
           </w:p>
         </w:tc>
@@ -4184,7 +4186,7 @@
                 <w:i w:val="0"/>
                 <w:sz w:val="16"/>
               </w:rPr>
-              <w:t>{coin=3} / {debris=2, objective_card=1}</w:t>
+              <w:t>{coin=4} / {debris=2, objective_card=1}</w:t>
             </w:r>
           </w:p>
         </w:tc>
@@ -4202,7 +4204,7 @@
                 <w:i w:val="0"/>
                 <w:sz w:val="16"/>
               </w:rPr>
-              <w:t>В ЭТОТ ХОД перенеси два своих здания на другие гексы — награда 3 монеты. Если одно из перенесённых — твоё ЦУ, условие усилено: 2 обломка и карта задания. ЦУ переносится не чаще раза за ход, так что второе здание придётся подгадать.</w:t>
+              <w:t>Имей три своих войска вне гексов, где стоят твои здания, и ни одного своего войска на этих гексах, — награда 4 монеты. Если все три стоят на разных гексах, условие усилено: 2 обломка и карта задания. Двор пустеет ровно тогда, когда фронт наконец поехал.</w:t>
             </w:r>
           </w:p>
         </w:tc>
@@ -4239,7 +4241,7 @@
                 <w:i w:val="0"/>
                 <w:sz w:val="18"/>
               </w:rPr>
-              <w:t>o17</w:t>
+              <w:t>o31</w:t>
             </w:r>
           </w:p>
           <w:p>
@@ -4253,7 +4255,7 @@
                 <w:color w:val="707070"/>
                 <w:sz w:val="14"/>
               </w:rPr>
-              <w:t>Штаб на передовой</w:t>
+              <w:t>Господство в небе</w:t>
             </w:r>
           </w:p>
           <w:p>
@@ -4267,7 +4269,7 @@
                 <w:color w:val="707070"/>
                 <w:sz w:val="14"/>
               </w:rPr>
-              <w:t>regular · incident</w:t>
+              <w:t>regular · state</w:t>
             </w:r>
           </w:p>
         </w:tc>
@@ -4285,7 +4287,7 @@
                 <w:i w:val="0"/>
                 <w:sz w:val="16"/>
               </w:rPr>
-              <w:t>СБОРКА ОДНИМ ЗДАНИЕМ   []</w:t>
+              <w:t>+1 К СКОРОСТИ ОДНОГО РОДА ДО КОНЦА ХОДА   []</w:t>
             </w:r>
           </w:p>
         </w:tc>
@@ -4303,7 +4305,7 @@
                 <w:i w:val="0"/>
                 <w:sz w:val="16"/>
               </w:rPr>
-              <w:t>В ЭТОТ ХОД построй или перенеси своё ЦУ так, чтобы от него до гекса с ЦУ противника осталось не больше 2 гексов</w:t>
+              <w:t>Имей свою авиацию на гексе, где есть жетоны противника</w:t>
             </w:r>
           </w:p>
         </w:tc>
@@ -4321,7 +4323,7 @@
                 <w:i w:val="0"/>
                 <w:sz w:val="16"/>
               </w:rPr>
-              <w:t>В ЭТОТ ХОД поставь его так, чтобы оно примыкало к зданию противника</w:t>
+              <w:t>На этом гексе стоит ЦУ противника</w:t>
             </w:r>
           </w:p>
         </w:tc>
@@ -4339,7 +4341,7 @@
                 <w:i w:val="0"/>
                 <w:sz w:val="16"/>
               </w:rPr>
-              <w:t>{coin=3} / {debris=2, objective_card=1}</w:t>
+              <w:t>{coin=4} / {objective_card=1, module=attack}</w:t>
             </w:r>
           </w:p>
         </w:tc>
@@ -4357,7 +4359,7 @@
                 <w:i w:val="0"/>
                 <w:sz w:val="16"/>
               </w:rPr>
-              <w:t>В ЭТОТ ХОД построй или перенеси своё ЦУ так, чтобы от него до гекса с ЦУ противника осталось не больше 2 гексов, — награда 3 монеты. Поставь его так, чтобы оно примыкало к зданию противника, и условие усилено: 2 обломка и карта задания. Штаб, придвинутый к чужому, экономит каждое перемещение.</w:t>
+              <w:t>Имей свою авиацию на гексе, где есть жетоны противника, — награда 4 монеты. Если на этом гексе стоит ЦУ противника, условие усилено: жетон модуля атаки и карта задания. В воздушную ячейку чужого гекса влезает ровно одна авиация — чья первая, того и небо.</w:t>
             </w:r>
           </w:p>
         </w:tc>
@@ -4394,7 +4396,7 @@
                 <w:i w:val="0"/>
                 <w:sz w:val="18"/>
               </w:rPr>
-              <w:t>o18</w:t>
+              <w:t>o33</w:t>
             </w:r>
           </w:p>
           <w:p>
@@ -4408,7 +4410,7 @@
                 <w:color w:val="707070"/>
                 <w:sz w:val="14"/>
               </w:rPr>
-              <w:t>Полная нагрузка</w:t>
+              <w:t>Биржа</w:t>
             </w:r>
           </w:p>
           <w:p>
@@ -4422,7 +4424,7 @@
                 <w:color w:val="707070"/>
                 <w:sz w:val="14"/>
               </w:rPr>
-              <w:t>regular · state</w:t>
+              <w:t>regular · incident</w:t>
             </w:r>
           </w:p>
         </w:tc>
@@ -4440,7 +4442,7 @@
                 <w:i w:val="0"/>
                 <w:sz w:val="16"/>
               </w:rPr>
-              <w:t>+1 К СКОРОСТИ ОДНОГО РОДА ДО КОНЦА ХОДА   []</w:t>
+              <w:t>СВОБОДНОЕ ДВИЖЕНИЕ   []</w:t>
             </w:r>
           </w:p>
         </w:tc>
@@ -4458,7 +4460,7 @@
                 <w:i w:val="0"/>
                 <w:sz w:val="16"/>
               </w:rPr>
-              <w:t>Не имей на поле ни одного незапитанного здания, при этом зданий у тебя не меньше трёх</w:t>
+              <w:t>В ЭТОТ ХОД оплати три разных предложения на планшете маркета — напечатанные курсы и предложения карт сделок считаются по отдельности</w:t>
             </w:r>
           </w:p>
         </w:tc>
@@ -4476,7 +4478,7 @@
                 <w:i w:val="0"/>
                 <w:sz w:val="16"/>
               </w:rPr>
-              <w:t>Доведи число зданий до четырёх, сохранив запитанность всех</w:t>
+              <w:t>Оплати четыре разных предложения</w:t>
             </w:r>
           </w:p>
         </w:tc>
@@ -4494,7 +4496,7 @@
                 <w:i w:val="0"/>
                 <w:sz w:val="16"/>
               </w:rPr>
-              <w:t>{coin=2, ammo=2} / {objective_card=1}</w:t>
+              <w:t>{coin=3} / {debris=2, objective_card=1}</w:t>
             </w:r>
           </w:p>
         </w:tc>
@@ -4512,7 +4514,7 @@
                 <w:i w:val="0"/>
                 <w:sz w:val="16"/>
               </w:rPr>
-              <w:t>Не имей на поле ни одного незапитанного здания, при этом зданий у тебя не меньше трёх, — награда 2 монеты и 2 боеприпаса. Доведи число зданий до четырёх, сохранив запитанность всех, и условие усилено: карта задания. Пустая ячейка ЭНР закрывается монетой только на одно действие — на состояние это не работает.</w:t>
+              <w:t>В ЭТОТ ХОД оплати три разных предложения на планшете маркета — напечатанные курсы и предложения карт сделок считаются по отдельности. Награда: 3 монеты. Оплати четыре разных предложения, и условие усилено: 2 обломка и карта задания. Биржа берёт объёмом, а не одной удачной сделкой.</w:t>
             </w:r>
           </w:p>
         </w:tc>
@@ -4549,7 +4551,7 @@
                 <w:i w:val="0"/>
                 <w:sz w:val="18"/>
               </w:rPr>
-              <w:t>o19</w:t>
+              <w:t>o34</w:t>
             </w:r>
           </w:p>
           <w:p>
@@ -4563,7 +4565,7 @@
                 <w:color w:val="707070"/>
                 <w:sz w:val="14"/>
               </w:rPr>
-              <w:t>Военпром</w:t>
+              <w:t>Научный отдел</w:t>
             </w:r>
           </w:p>
           <w:p>
@@ -4577,7 +4579,7 @@
                 <w:color w:val="707070"/>
                 <w:sz w:val="14"/>
               </w:rPr>
-              <w:t>regular · state</w:t>
+              <w:t>regular · incident</w:t>
             </w:r>
           </w:p>
         </w:tc>
@@ -4595,7 +4597,7 @@
                 <w:i w:val="0"/>
                 <w:sz w:val="16"/>
               </w:rPr>
-              <w:t>КОНВЕРСИЯ: 1 келемий -&gt; 1 боеприпас   []</w:t>
+              <w:t>СВОБОДНЫЙ МАРКЕТ   []</w:t>
             </w:r>
           </w:p>
         </w:tc>
@@ -4613,7 +4615,7 @@
                 <w:i w:val="0"/>
                 <w:sz w:val="16"/>
               </w:rPr>
-              <w:t>Имей два своих военных здания на разных гексах, примыкающих друг к другу общей стенкой</w:t>
+              <w:t>В ЭТОТ ХОД воспользуйся тремя разными предложениями планшета технологий — каждый трек и каждый вечный курс считаются отдельным предложением</w:t>
             </w:r>
           </w:p>
         </w:tc>
@@ -4631,7 +4633,7 @@
                 <w:i w:val="0"/>
                 <w:sz w:val="16"/>
               </w:rPr>
-              <w:t>Вытяни цепочку из трёх своих зданий, примыкающих друг к другу</w:t>
+              <w:t>Возьми четыре разных предложения</w:t>
             </w:r>
           </w:p>
         </w:tc>
@@ -4649,7 +4651,7 @@
                 <w:i w:val="0"/>
                 <w:sz w:val="16"/>
               </w:rPr>
-              <w:t>{coin=3} / {objective_card=1, module=assembly}</w:t>
+              <w:t>{ammo=2, objective_card=1} / {coin=4, objective_card=1}</w:t>
             </w:r>
           </w:p>
         </w:tc>
@@ -4667,7 +4669,7 @@
                 <w:i w:val="0"/>
                 <w:sz w:val="16"/>
               </w:rPr>
-              <w:t>Имей два своих военных здания на разных гексах, примыкающих друг к другу общей стенкой, — награда 3 монеты. Вытяни такую цепочку из трёх своих зданий, и условие усилено: жетон модуля сборки и карта задания. Здание, повёрнутое стенкой к соседнему гексу, и растит зону стройки, и держит эту цепочку.</w:t>
+              <w:t>В ЭТОТ ХОД воспользуйся тремя разными предложениями планшета технологий — каждый трек и каждый вечный курс считаются отдельным предложением. Награда: 2 боеприпаса и карта задания. Возьми четыре разных предложения, и условие усилено: 4 монеты и ещё карта задания. Больше одного шага на трек за действие не сделать — значит придётся идти вширь.</w:t>
             </w:r>
           </w:p>
         </w:tc>
@@ -4704,7 +4706,7 @@
                 <w:i w:val="0"/>
                 <w:sz w:val="18"/>
               </w:rPr>
-              <w:t>o20</w:t>
+              <w:t>o36</w:t>
             </w:r>
           </w:p>
           <w:p>
@@ -4718,7 +4720,7 @@
                 <w:color w:val="707070"/>
                 <w:sz w:val="14"/>
               </w:rPr>
-              <w:t>Коммутация</w:t>
+              <w:t>Научный рывок</w:t>
             </w:r>
           </w:p>
           <w:p>
@@ -4750,7 +4752,7 @@
                 <w:i w:val="0"/>
                 <w:sz w:val="16"/>
               </w:rPr>
-              <w:t>СМЕНА ЭНЕРГИИ ИЛИ СМЕНА МОДУЛЕЙ   []</w:t>
+              <w:t>ЩИТ: авиация или вышка   []</w:t>
             </w:r>
           </w:p>
         </w:tc>
@@ -4768,7 +4770,7 @@
                 <w:i w:val="0"/>
                 <w:sz w:val="16"/>
               </w:rPr>
-              <w:t>Имей на каждом своём источнике энергии ровно один свободный кубик, и источников у тебя не меньше двух</w:t>
+              <w:t>Дойди до второго шага хотя бы на одном треке технологий</w:t>
             </w:r>
           </w:p>
         </w:tc>
@@ -4786,7 +4788,7 @@
                 <w:i w:val="0"/>
                 <w:sz w:val="16"/>
               </w:rPr>
-              <w:t>Держи так три источника</w:t>
+              <w:t>Стой на втором шаге сразу на двух треках</w:t>
             </w:r>
           </w:p>
         </w:tc>
@@ -4822,7 +4824,7 @@
                 <w:i w:val="0"/>
                 <w:sz w:val="16"/>
               </w:rPr>
-              <w:t>Имей на каждом своём источнике энергии ровно один свободный кубик, и источников у тебя не меньше двух, — награда 4 монеты. Держи так три источника, и условие усилено: жетон модуля сборки и карта задания. Простой кубик лежит на своём источнике, а собрать его обратно стоит гекса в Смене энергии — держать по одному на каждом неудобно намеренно.</w:t>
+              <w:t>Дойди до второго шага хотя бы на одном треке технологий — награда 4 монеты. Стой на втором шаге сразу на двух треках, и условие усилено: жетон модуля сборки и карта задания. Второй шаг — первое место, где трек начинает платить очками.</w:t>
             </w:r>
           </w:p>
         </w:tc>
@@ -4859,7 +4861,7 @@
                 <w:i w:val="0"/>
                 <w:sz w:val="18"/>
               </w:rPr>
-              <w:t>o21</w:t>
+              <w:t>o39</w:t>
             </w:r>
           </w:p>
           <w:p>
@@ -4873,7 +4875,7 @@
                 <w:color w:val="707070"/>
                 <w:sz w:val="14"/>
               </w:rPr>
-              <w:t>Первая кровь</w:t>
+              <w:t>Сдача</w:t>
             </w:r>
           </w:p>
           <w:p>
@@ -4905,7 +4907,7 @@
                 <w:i w:val="0"/>
                 <w:sz w:val="16"/>
               </w:rPr>
-              <w:t>СБОРКА ДВУМЯ ЗДАНИЯМИ   []</w:t>
+              <w:t>КОНВЕРСИЯ: 1 келемий -&gt; 1 обломок   []</w:t>
             </w:r>
           </w:p>
         </w:tc>
@@ -4923,7 +4925,7 @@
                 <w:i w:val="0"/>
                 <w:sz w:val="16"/>
               </w:rPr>
-              <w:t>В ЭТОТ ХОД уничтожь два жетона противника</w:t>
+              <w:t>В ЭТОТ ХОД действием Наука сдай не меньше двух трофейных жетонов</w:t>
             </w:r>
           </w:p>
         </w:tc>
@@ -4941,7 +4943,7 @@
                 <w:i w:val="0"/>
                 <w:sz w:val="16"/>
               </w:rPr>
-              <w:t>В ЭТОТ ХОД у одного из уничтоженных прочность была 2 или больше</w:t>
+              <w:t>Оба ушли на один и тот же трек</w:t>
             </w:r>
           </w:p>
         </w:tc>
@@ -4959,7 +4961,7 @@
                 <w:i w:val="0"/>
                 <w:sz w:val="16"/>
               </w:rPr>
-              <w:t>{coin=4} / {objective_card=1, module=attack}</w:t>
+              <w:t>{coin=3} / {objective_card=3}</w:t>
             </w:r>
           </w:p>
         </w:tc>
@@ -4977,7 +4979,7 @@
                 <w:i w:val="0"/>
                 <w:sz w:val="16"/>
               </w:rPr>
-              <w:t>В ЭТОТ ХОД уничтожь два жетона противника — награда 4 монеты. Если у одного из них прочность была 2 или больше, условие усилено: жетон модуля атаки и карта задания. Первая кровь считается по двум, а не по одному.</w:t>
+              <w:t>В ЭТОТ ХОД действием Наука сдай не меньше двух трофейных жетонов — награда 3 монеты. Если оба ушли на один и тот же трек, условие усилено: 3 карты задания. Один шаг на трек за действие — вот почему «оба на один трек» стоит дороже, чем кажется.</w:t>
             </w:r>
           </w:p>
         </w:tc>
@@ -5014,7 +5016,7 @@
                 <w:i w:val="0"/>
                 <w:sz w:val="18"/>
               </w:rPr>
-              <w:t>o22</w:t>
+              <w:t>o40</w:t>
             </w:r>
           </w:p>
           <w:p>
@@ -5028,7 +5030,7 @@
                 <w:color w:val="707070"/>
                 <w:sz w:val="14"/>
               </w:rPr>
-              <w:t>Зачистка</w:t>
+              <w:t>Ва-банк</w:t>
             </w:r>
           </w:p>
           <w:p>
@@ -5042,7 +5044,7 @@
                 <w:color w:val="707070"/>
                 <w:sz w:val="14"/>
               </w:rPr>
-              <w:t>regular · sacrifice</w:t>
+              <w:t>regular · state</w:t>
             </w:r>
           </w:p>
         </w:tc>
@@ -5078,7 +5080,7 @@
                 <w:i w:val="0"/>
                 <w:sz w:val="16"/>
               </w:rPr>
-              <w:t>Имей в трофеях здание противника и верни его владельцу</w:t>
+              <w:t>Имей одновременно ноль монет и ноль боеприпасов</w:t>
             </w:r>
           </w:p>
         </w:tc>
@@ -5096,7 +5098,7 @@
                 <w:i w:val="0"/>
                 <w:sz w:val="16"/>
               </w:rPr>
-              <w:t>Верни владельцу ещё один трофейный жетон</w:t>
+              <w:t>Обнули заодно и келемий</w:t>
             </w:r>
           </w:p>
         </w:tc>
@@ -5114,7 +5116,7 @@
                 <w:i w:val="0"/>
                 <w:sz w:val="16"/>
               </w:rPr>
-              <w:t>{coin=3, ammo=2} / {objective_card=1}</w:t>
+              <w:t>{coin=3, ammo=2} / {objective_card=2}</w:t>
             </w:r>
           </w:p>
         </w:tc>
@@ -5132,7 +5134,7 @@
                 <w:i w:val="0"/>
                 <w:sz w:val="16"/>
               </w:rPr>
-              <w:t>Имей в трофеях здание противника и верни его владельцу — награда 3 монеты и 2 боеприпаса. Верни владельцу ещё один трофейный жетон, и условие усилено: карта задания. Отданный трофей очков не приносит: за это и платят.</w:t>
+              <w:t>Имей одновременно ноль монет и ноль боеприпасов — награда 3 монеты и 2 боеприпаса. Обнули заодно и келемий, и условие усилено: 2 карты задания. Ва-банк играют только на голом столе.</w:t>
             </w:r>
           </w:p>
         </w:tc>
@@ -5169,7 +5171,7 @@
                 <w:i w:val="0"/>
                 <w:sz w:val="18"/>
               </w:rPr>
-              <w:t>o23</w:t>
+              <w:t>o41</w:t>
             </w:r>
           </w:p>
           <w:p>
@@ -5183,7 +5185,7 @@
                 <w:color w:val="707070"/>
                 <w:sz w:val="14"/>
               </w:rPr>
-              <w:t>Подранки</w:t>
+              <w:t>Ответный удар</w:t>
             </w:r>
           </w:p>
           <w:p>
@@ -5215,7 +5217,7 @@
                 <w:i w:val="0"/>
                 <w:sz w:val="16"/>
               </w:rPr>
-              <w:t>+1 К СКОРОСТИ ОДНОГО РОДА ДО КОНЦА ХОДА   []</w:t>
+              <w:t>2 боеприпаса   []</w:t>
             </w:r>
           </w:p>
         </w:tc>
@@ -5233,7 +5235,7 @@
                 <w:i w:val="0"/>
                 <w:sz w:val="16"/>
               </w:rPr>
-              <w:t>В ЭТОТ ХОД нанеси урон двум разным жетонам противника и не уничтожь ни одного</w:t>
+              <w:t>В ЭТОТ ХОД разыграй карту, если после начала твоего прошлого хода ты уничтожил жетон противника в ответном бою</w:t>
             </w:r>
           </w:p>
         </w:tc>
@@ -5251,7 +5253,7 @@
                 <w:i w:val="0"/>
                 <w:sz w:val="16"/>
               </w:rPr>
-              <w:t>В ЭТОТ ХОД рань так три разных жетона противника</w:t>
+              <w:t>В этих ответных боях ты не потерял ни одного своего жетона</w:t>
             </w:r>
           </w:p>
         </w:tc>
@@ -5269,7 +5271,7 @@
                 <w:i w:val="0"/>
                 <w:sz w:val="16"/>
               </w:rPr>
-              <w:t>{ammo=3} / {debris=2, objective_card=1}</w:t>
+              <w:t>{ammo=3} / {objective_card=1, module=attack}</w:t>
             </w:r>
           </w:p>
         </w:tc>
@@ -5287,7 +5289,7 @@
                 <w:i w:val="0"/>
                 <w:sz w:val="16"/>
               </w:rPr>
-              <w:t>В ЭТОТ ХОД нанеси урон двум разным жетонам противника — войскам, зданиям, как выйдет — и не уничтожь ни одного. Награда: 3 боеприпаса. Рань так три жетона, и условие усилено: 2 обломка и карта задания. Подранков добивают позже и дешевле.</w:t>
+              <w:t>В ЭТОТ ХОД разыграй карту, если после начала твоего прошлого хода ты уничтожил жетон противника в ответном бою — когда бьют тебя, а падает нападавший. Награда: 3 боеприпаса. Если в этих ответных боях ты не потерял ни одного своего жетона, условие усилено: жетон модуля атаки и карта задания. Ответный бой случается не в твой ход, поэтому карта и смотрит на то, что было после начала твоего прошлого хода: сбитый жетон лежит в твоих трофеях, и видели это все.</w:t>
             </w:r>
           </w:p>
         </w:tc>
@@ -5324,7 +5326,7 @@
                 <w:i w:val="0"/>
                 <w:sz w:val="18"/>
               </w:rPr>
-              <w:t>o25</w:t>
+              <w:t>o42</w:t>
             </w:r>
           </w:p>
           <w:p>
@@ -5338,7 +5340,7 @@
                 <w:color w:val="707070"/>
                 <w:sz w:val="14"/>
               </w:rPr>
-              <w:t>Осада</w:t>
+              <w:t>Разорение</w:t>
             </w:r>
           </w:p>
           <w:p>
@@ -5352,7 +5354,7 @@
                 <w:color w:val="707070"/>
                 <w:sz w:val="14"/>
               </w:rPr>
-              <w:t>regular · state</w:t>
+              <w:t>regular · incident</w:t>
             </w:r>
           </w:p>
         </w:tc>
@@ -5370,7 +5372,7 @@
                 <w:i w:val="0"/>
                 <w:sz w:val="16"/>
               </w:rPr>
-              <w:t>СБОРКА ОДНИМ ЗДАНИЕМ   []</w:t>
+              <w:t>2 монеты   []</w:t>
             </w:r>
           </w:p>
         </w:tc>
@@ -5388,7 +5390,7 @@
                 <w:i w:val="0"/>
                 <w:sz w:val="16"/>
               </w:rPr>
-              <w:t>Имей в трофеях здание противника</w:t>
+              <w:t>В ЭТОТ ХОД уничтожь добытчик противника</w:t>
             </w:r>
           </w:p>
         </w:tc>
@@ -5406,7 +5408,7 @@
                 <w:i w:val="0"/>
                 <w:sz w:val="16"/>
               </w:rPr>
-              <w:t>Среди твоих трофеев есть добытчик противника</w:t>
+              <w:t>В ЭТОТ ХОД этот добытчик был запитан</w:t>
             </w:r>
           </w:p>
         </w:tc>
@@ -5424,7 +5426,7 @@
                 <w:i w:val="0"/>
                 <w:sz w:val="16"/>
               </w:rPr>
-              <w:t>{objective_card=2} / {module=attack}</w:t>
+              <w:t>{coin=3} / {debris=3, objective_card=1}</w:t>
             </w:r>
           </w:p>
         </w:tc>
@@ -5442,7 +5444,7 @@
                 <w:i w:val="0"/>
                 <w:sz w:val="16"/>
               </w:rPr>
-              <w:t>Имей в трофеях здание противника — награда 2 карты задания. Если среди твоих трофеев есть добытчик противника, условие усилено: жетон модуля атаки. Снесённая экономика соседа стоит дороже снесённой казармы.</w:t>
+              <w:t>В ЭТОТ ХОД уничтожь добытчик противника — награда 3 монеты. Если этот добытчик был запитан, условие усилено: 3 обломка и карта задания. Отнятый добытчик стоит сопернику всех оставшихся раундов добычи.</w:t>
             </w:r>
           </w:p>
         </w:tc>
@@ -5479,7 +5481,7 @@
                 <w:i w:val="0"/>
                 <w:sz w:val="18"/>
               </w:rPr>
-              <w:t>o26</w:t>
+              <w:t>o43</w:t>
             </w:r>
           </w:p>
           <w:p>
@@ -5493,7 +5495,7 @@
                 <w:color w:val="707070"/>
                 <w:sz w:val="14"/>
               </w:rPr>
-              <w:t>Блицкриг</w:t>
+              <w:t>Охота на сильного</w:t>
             </w:r>
           </w:p>
           <w:p>
@@ -5543,7 +5545,7 @@
                 <w:i w:val="0"/>
                 <w:sz w:val="16"/>
               </w:rPr>
-              <w:t>В ЭТОТ ХОД уничтожь два жетона противника одним своим жетоном войска</w:t>
+              <w:t>В ЭТОТ ХОД уничтожь жетон игрока, у которого на поле больше зданий, чем у тебя</w:t>
             </w:r>
           </w:p>
         </w:tc>
@@ -5561,7 +5563,7 @@
                 <w:i w:val="0"/>
                 <w:sz w:val="16"/>
               </w:rPr>
-              <w:t>В ЭТОТ ХОД это войско — пехота</w:t>
+              <w:t>В ЭТОТ ХОД уничтоженный жетон был зданием</w:t>
             </w:r>
           </w:p>
         </w:tc>
@@ -5579,7 +5581,7 @@
                 <w:i w:val="0"/>
                 <w:sz w:val="16"/>
               </w:rPr>
-              <w:t>{coin=5} / {objective_card=1, module=attack}</w:t>
+              <w:t>{ammo=3} / {objective_card=1, module=attack}</w:t>
             </w:r>
           </w:p>
         </w:tc>
@@ -5597,7 +5599,7 @@
                 <w:i w:val="0"/>
                 <w:sz w:val="16"/>
               </w:rPr>
-              <w:t>В ЭТОТ ХОД уничтожь два жетона противника одним своим жетоном войска — награда 5 монет. Если это войско — пехота, условие усилено: жетон модуля атаки и карта задания. Пехота, снявшая двоих за ход, стоит целого завода.</w:t>
+              <w:t>В ЭТОТ ХОД уничтожь жетон игрока, у которого на поле больше зданий, чем у тебя, — награда 3 боеприпаса. Если уничтоженный жетон был зданием, условие усилено: жетон модуля атаки и карта задания. Догоняющему выгодно бить того, кто оторвался, — и это видно по столу без подсчёта очков.</w:t>
             </w:r>
           </w:p>
         </w:tc>
@@ -5634,7 +5636,7 @@
                 <w:i w:val="0"/>
                 <w:sz w:val="18"/>
               </w:rPr>
-              <w:t>o27</w:t>
+              <w:t>o45</w:t>
             </w:r>
           </w:p>
           <w:p>
@@ -5648,7 +5650,7 @@
                 <w:color w:val="707070"/>
                 <w:sz w:val="14"/>
               </w:rPr>
-              <w:t>На чужом дворе</w:t>
+              <w:t>Пристрелка</w:t>
             </w:r>
           </w:p>
           <w:p>
@@ -5662,7 +5664,7 @@
                 <w:color w:val="707070"/>
                 <w:sz w:val="14"/>
               </w:rPr>
-              <w:t>regular · state</w:t>
+              <w:t>regular · incident</w:t>
             </w:r>
           </w:p>
         </w:tc>
@@ -5680,7 +5682,7 @@
                 <w:i w:val="0"/>
                 <w:sz w:val="16"/>
               </w:rPr>
-              <w:t>СБОРКА ДВУМЯ ЗДАНИЯМИ   []</w:t>
+              <w:t>ЩИТ: пехота или авиация   []</w:t>
             </w:r>
           </w:p>
         </w:tc>
@@ -5698,7 +5700,7 @@
                 <w:i w:val="0"/>
                 <w:sz w:val="16"/>
               </w:rPr>
-              <w:t>Имей своё войско на гексе, где есть войска противника</w:t>
+              <w:t>В ЭТОТ ХОД нанеси урон двум разным зданиям противника</w:t>
             </w:r>
           </w:p>
         </w:tc>
@@ -5716,7 +5718,7 @@
                 <w:i w:val="0"/>
                 <w:sz w:val="16"/>
               </w:rPr>
-              <w:t>Имей на одном таком гексе два своих войска</w:t>
+              <w:t>В ЭТОТ ХОД достань три разных здания противника</w:t>
             </w:r>
           </w:p>
         </w:tc>
@@ -5734,7 +5736,7 @@
                 <w:i w:val="0"/>
                 <w:sz w:val="16"/>
               </w:rPr>
-              <w:t>{ammo=3} / {debris=2, objective_card=1}</w:t>
+              <w:t>{coin=3} / {debris=2, objective_card=1}</w:t>
             </w:r>
           </w:p>
         </w:tc>
@@ -5752,7 +5754,7 @@
                 <w:i w:val="0"/>
                 <w:sz w:val="16"/>
               </w:rPr>
-              <w:t>Имей своё войско на гексе, где есть войска противника, — награда 3 боеприпаса. Имей на одном таком гексе два своих войска, и условие усилено: 2 обломка и карта задания. Гекс никому не принадлежит — но стоять на нём вдвоём неудобно обоим.</w:t>
+              <w:t>В ЭТОТ ХОД нанеси урон двум разным зданиям противника — награда 3 монеты. Достань три разных здания, и условие усилено: 2 обломка и карта задания. Пристрелка не сносит стену, но показывает, где она тонкая.</w:t>
             </w:r>
           </w:p>
         </w:tc>
@@ -5789,7 +5791,7 @@
                 <w:i w:val="0"/>
                 <w:sz w:val="18"/>
               </w:rPr>
-              <w:t>o28</w:t>
+              <w:t>o46</w:t>
             </w:r>
           </w:p>
           <w:p>
@@ -5803,7 +5805,7 @@
                 <w:color w:val="707070"/>
                 <w:sz w:val="14"/>
               </w:rPr>
-              <w:t>Клещи</w:t>
+              <w:t>Трофейный обоз</w:t>
             </w:r>
           </w:p>
           <w:p>
@@ -5835,7 +5837,7 @@
                 <w:i w:val="0"/>
                 <w:sz w:val="16"/>
               </w:rPr>
-              <w:t>СВОБОДНОЕ ДВИЖЕНИЕ   []</w:t>
+              <w:t>СВОБОДНАЯ НАУКА   []</w:t>
             </w:r>
           </w:p>
         </w:tc>
@@ -5853,7 +5855,7 @@
                 <w:i w:val="0"/>
                 <w:sz w:val="16"/>
               </w:rPr>
-              <w:t>Имей свои войска на двух гексах, соседних с одним и тем же гексом, где есть войска противника</w:t>
+              <w:t>Имей в трофеях жетоны трёх разных видов</w:t>
             </w:r>
           </w:p>
         </w:tc>
@@ -5871,7 +5873,7 @@
                 <w:i w:val="0"/>
                 <w:sz w:val="16"/>
               </w:rPr>
-              <w:t>Замкни эти клещи с трёх сторон</w:t>
+              <w:t>Собери четыре разных вида</w:t>
             </w:r>
           </w:p>
         </w:tc>
@@ -5889,7 +5891,7 @@
                 <w:i w:val="0"/>
                 <w:sz w:val="16"/>
               </w:rPr>
-              <w:t>{ammo=3} / {objective_card=1, module=attack}</w:t>
+              <w:t>{coin=3} / {debris=2, objective_card=1}</w:t>
             </w:r>
           </w:p>
         </w:tc>
@@ -5907,7 +5909,7 @@
                 <w:i w:val="0"/>
                 <w:sz w:val="16"/>
               </w:rPr>
-              <w:t>Имей свои войска на двух гексах, соседних с одним и тем же гексом, где есть войска противника, — награда 3 боеприпаса. Замкни клещи с трёх сторон, и условие усилено: жетон модуля атаки и карта задания. Клещи не бьют — они отнимают выход.</w:t>
+              <w:t>Имей в трофеях жетоны трёх разных видов — пехота, техника, авиация, вышка и каждый тип здания считаются отдельно. Награда: 3 монеты. Собери четыре разных вида, и условие усилено: 2 обломка и карта задания. Обоз показывает не силу удара, а широту фронта.</w:t>
             </w:r>
           </w:p>
         </w:tc>
@@ -5944,7 +5946,7 @@
                 <w:i w:val="0"/>
                 <w:sz w:val="18"/>
               </w:rPr>
-              <w:t>o29</w:t>
+              <w:t>o50</w:t>
             </w:r>
           </w:p>
           <w:p>
@@ -5958,7 +5960,7 @@
                 <w:color w:val="707070"/>
                 <w:sz w:val="14"/>
               </w:rPr>
-              <w:t>Пустой двор</w:t>
+              <w:t>Линия фронта</w:t>
             </w:r>
           </w:p>
           <w:p>
@@ -5990,7 +5992,7 @@
                 <w:i w:val="0"/>
                 <w:sz w:val="16"/>
               </w:rPr>
-              <w:t>СБОРКА ДВУМЯ ЗДАНИЯМИ   []</w:t>
+              <w:t>СВОБОДНОЕ ДВИЖЕНИЕ   []</w:t>
             </w:r>
           </w:p>
         </w:tc>
@@ -6008,7 +6010,7 @@
                 <w:i w:val="0"/>
                 <w:sz w:val="16"/>
               </w:rPr>
-              <w:t>Имей три своих войска вне гексов, где стоят твои здания, и ни одного своего войска на этих гексах</w:t>
+              <w:t>Твои войска образуют непрерывное соседство, связывающее два разных гекса, где стоят твои добытчики</w:t>
             </w:r>
           </w:p>
         </w:tc>
@@ -6026,7 +6028,7 @@
                 <w:i w:val="0"/>
                 <w:sz w:val="16"/>
               </w:rPr>
-              <w:t>Все три стоят на разных гексах</w:t>
+              <w:t>В этом соседстве не участвует ни одна вышка</w:t>
             </w:r>
           </w:p>
         </w:tc>
@@ -6044,7 +6046,7 @@
                 <w:i w:val="0"/>
                 <w:sz w:val="16"/>
               </w:rPr>
-              <w:t>{coin=4} / {debris=2, objective_card=1}</w:t>
+              <w:t>{ammo=3} / {debris=2, objective_card=1}</w:t>
             </w:r>
           </w:p>
         </w:tc>
@@ -6062,7 +6064,7 @@
                 <w:i w:val="0"/>
                 <w:sz w:val="16"/>
               </w:rPr>
-              <w:t>Имей три своих войска вне гексов, где стоят твои здания, и ни одного своего войска на этих гексах, — награда 4 монеты. Если все три стоят на разных гексах, условие усилено: 2 обломка и карта задания. Двор пустеет ровно тогда, когда фронт наконец поехал.</w:t>
+              <w:t>Твои войска образуют непрерывное соседство, связывающее два разных гекса, где стоят твои добытчики, — награда 3 боеприпаса. Если в этом соседстве не участвует ни одна вышка, условие усилено: 2 обломка и карта задания. Вышка стоит даром и не двигается — линия без вышек означает, что ты держишь её живыми войсками.</w:t>
             </w:r>
           </w:p>
         </w:tc>
@@ -6099,7 +6101,7 @@
                 <w:i w:val="0"/>
                 <w:sz w:val="18"/>
               </w:rPr>
-              <w:t>o31</w:t>
+              <w:t>o53</w:t>
             </w:r>
           </w:p>
           <w:p>
@@ -6113,7 +6115,7 @@
                 <w:color w:val="707070"/>
                 <w:sz w:val="14"/>
               </w:rPr>
-              <w:t>Господство в небе</w:t>
+              <w:t>Промышленный узел</w:t>
             </w:r>
           </w:p>
           <w:p>
@@ -6145,7 +6147,7 @@
                 <w:i w:val="0"/>
                 <w:sz w:val="16"/>
               </w:rPr>
-              <w:t>+1 К СКОРОСТИ ОДНОГО РОДА ДО КОНЦА ХОДА   []</w:t>
+              <w:t>ОДНА СТРОИТЕЛЬНАЯ ОПЕРАЦИЯ   []</w:t>
             </w:r>
           </w:p>
         </w:tc>
@@ -6163,7 +6165,7 @@
                 <w:i w:val="0"/>
                 <w:sz w:val="16"/>
               </w:rPr>
-              <w:t>Имей свою авиацию на гексе, где есть жетоны противника</w:t>
+              <w:t>Твои здания образуют непрерывное соседство, связывающее три гекса, лежащих по прямой</w:t>
             </w:r>
           </w:p>
         </w:tc>
@@ -6181,7 +6183,7 @@
                 <w:i w:val="0"/>
                 <w:sz w:val="16"/>
               </w:rPr>
-              <w:t>На этом гексе стоит ЦУ противника</w:t>
+              <w:t>В этом соседстве участвуют две твои авиабазы</w:t>
             </w:r>
           </w:p>
         </w:tc>
@@ -6199,7 +6201,7 @@
                 <w:i w:val="0"/>
                 <w:sz w:val="16"/>
               </w:rPr>
-              <w:t>{coin=4} / {objective_card=1, module=attack}</w:t>
+              <w:t>{coin=3} / {debris=2, objective_card=1}</w:t>
             </w:r>
           </w:p>
         </w:tc>
@@ -6217,7 +6219,7 @@
                 <w:i w:val="0"/>
                 <w:sz w:val="16"/>
               </w:rPr>
-              <w:t>Имей свою авиацию на гексе, где есть жетоны противника, — награда 4 монеты. Если на этом гексе стоит ЦУ противника, условие усилено: жетон модуля атаки и карта задания. В воздушную ячейку чужого гекса влезает ровно одна авиация — чья первая, того и небо.</w:t>
+              <w:t>Твои здания образуют непрерывное соседство, связывающее три гекса, лежащих по прямой, — награда 3 монеты. Если в этом соседстве участвуют две твои авиабазы, условие усилено: 2 обломка и карта задания. Авиабаза просит три кубика энергии, и две подряд — это уже вся сеть.</w:t>
             </w:r>
           </w:p>
         </w:tc>
@@ -6254,7 +6256,7 @@
                 <w:i w:val="0"/>
                 <w:sz w:val="18"/>
               </w:rPr>
-              <w:t>o33</w:t>
+              <w:t>o54</w:t>
             </w:r>
           </w:p>
           <w:p>
@@ -6268,7 +6270,7 @@
                 <w:color w:val="707070"/>
                 <w:sz w:val="14"/>
               </w:rPr>
-              <w:t>Биржа</w:t>
+              <w:t>Заслон</w:t>
             </w:r>
           </w:p>
           <w:p>
@@ -6282,7 +6284,7 @@
                 <w:color w:val="707070"/>
                 <w:sz w:val="14"/>
               </w:rPr>
-              <w:t>regular · incident</w:t>
+              <w:t>regular · state</w:t>
             </w:r>
           </w:p>
         </w:tc>
@@ -6300,7 +6302,7 @@
                 <w:i w:val="0"/>
                 <w:sz w:val="16"/>
               </w:rPr>
-              <w:t>СВОБОДНОЕ ДВИЖЕНИЕ   []</w:t>
+              <w:t>РЕМОНТ ГЕКСА   []</w:t>
             </w:r>
           </w:p>
         </w:tc>
@@ -6318,7 +6320,7 @@
                 <w:i w:val="0"/>
                 <w:sz w:val="16"/>
               </w:rPr>
-              <w:t>В ЭТОТ ХОД оплати три разных предложения на планшете маркета — напечатанные курсы и предложения карт сделок считаются по отдельности</w:t>
+              <w:t>Твои жетоны образуют непрерывное соседство, связывающее два противоположных гекса вокруг одного тайла зарождения</w:t>
             </w:r>
           </w:p>
         </w:tc>
@@ -6336,7 +6338,7 @@
                 <w:i w:val="0"/>
                 <w:sz w:val="16"/>
               </w:rPr>
-              <w:t>Оплати четыре разных предложения</w:t>
+              <w:t>В этом соседстве есть войска всех четырёх родов</w:t>
             </w:r>
           </w:p>
         </w:tc>
@@ -6354,7 +6356,7 @@
                 <w:i w:val="0"/>
                 <w:sz w:val="16"/>
               </w:rPr>
-              <w:t>{coin=3} / {debris=2, objective_card=1}</w:t>
+              <w:t>{coin=2, ammo=2} / {objective_card=1}</w:t>
             </w:r>
           </w:p>
         </w:tc>
@@ -6372,7 +6374,7 @@
                 <w:i w:val="0"/>
                 <w:sz w:val="16"/>
               </w:rPr>
-              <w:t>В ЭТОТ ХОД оплати три разных предложения на планшете маркета — напечатанные курсы и предложения карт сделок считаются по отдельности. Награда: 3 монеты. Оплати четыре разных предложения, и условие усилено: 2 обломка и карта задания. Биржа берёт объёмом, а не одной удачной сделкой.</w:t>
+              <w:t>Твои жетоны образуют непрерывное соседство, связывающее два противоположных гекса вокруг одного тайла зарождения, — награда 2 монеты и 2 боеприпаса. Если в этом соседстве есть войска всех четырёх родов, условие усилено: карта задания. Заслон вокруг зарождения отрезает соседа от келемия, не тратя ни одного боеприпаса.</w:t>
             </w:r>
           </w:p>
         </w:tc>
@@ -6409,7 +6411,7 @@
                 <w:i w:val="0"/>
                 <w:sz w:val="18"/>
               </w:rPr>
-              <w:t>o34</w:t>
+              <w:t>o55</w:t>
             </w:r>
           </w:p>
           <w:p>
@@ -6423,7 +6425,7 @@
                 <w:color w:val="707070"/>
                 <w:sz w:val="14"/>
               </w:rPr>
-              <w:t>Научный отдел</w:t>
+              <w:t>Периметр</w:t>
             </w:r>
           </w:p>
           <w:p>
@@ -6437,7 +6439,7 @@
                 <w:color w:val="707070"/>
                 <w:sz w:val="14"/>
               </w:rPr>
-              <w:t>regular · incident</w:t>
+              <w:t>regular · state</w:t>
             </w:r>
           </w:p>
         </w:tc>
@@ -6455,7 +6457,7 @@
                 <w:i w:val="0"/>
                 <w:sz w:val="16"/>
               </w:rPr>
-              <w:t>СВОБОДНЫЙ МАРКЕТ   []</w:t>
+              <w:t>ОДНА СТРОИТЕЛЬНАЯ ОПЕРАЦИЯ   []</w:t>
             </w:r>
           </w:p>
         </w:tc>
@@ -6473,7 +6475,7 @@
                 <w:i w:val="0"/>
                 <w:sz w:val="16"/>
               </w:rPr>
-              <w:t>В ЭТОТ ХОД воспользуйся тремя разными предложениями планшета технологий — каждый трек и каждый вечный курс считаются отдельным предложением</w:t>
+              <w:t>Твои жетоны образуют непрерывное соседство, связывающее два гекса у края поля — гекса, у которого хотя бы одно ребро не имеет соседнего гекса</w:t>
             </w:r>
           </w:p>
         </w:tc>
@@ -6491,7 +6493,7 @@
                 <w:i w:val="0"/>
                 <w:sz w:val="16"/>
               </w:rPr>
-              <w:t>Возьми четыре разных предложения</w:t>
+              <w:t>В этом соседстве участвует твоя авиабаза</w:t>
             </w:r>
           </w:p>
         </w:tc>
@@ -6509,7 +6511,7 @@
                 <w:i w:val="0"/>
                 <w:sz w:val="16"/>
               </w:rPr>
-              <w:t>{ammo=2, objective_card=1} / {coin=4, objective_card=1}</w:t>
+              <w:t>{coin=3} / {debris=2, objective_card=1}</w:t>
             </w:r>
           </w:p>
         </w:tc>
@@ -6527,7 +6529,7 @@
                 <w:i w:val="0"/>
                 <w:sz w:val="16"/>
               </w:rPr>
-              <w:t>В ЭТОТ ХОД воспользуйся тремя разными предложениями планшета технологий — каждый трек и каждый вечный курс считаются отдельным предложением. Награда: 2 боеприпаса и карта задания. Возьми четыре разных предложения, и условие усилено: 4 монеты и ещё карта задания. Больше одного шага на трек за действие не сделать — значит придётся идти вширь.</w:t>
+              <w:t>Твои жетоны образуют непрерывное соседство, связывающее два гекса у края поля — гекса, у которого хотя бы одно ребро не имеет соседнего гекса. Награда: 3 монеты. Если в этом соседстве участвует твоя авиабаза, условие усилено: 2 обломка и карта задания.</w:t>
             </w:r>
           </w:p>
         </w:tc>
@@ -6564,7 +6566,7 @@
                 <w:i w:val="0"/>
                 <w:sz w:val="18"/>
               </w:rPr>
-              <w:t>o36</w:t>
+              <w:t>o56</w:t>
             </w:r>
           </w:p>
           <w:p>
@@ -6578,7 +6580,7 @@
                 <w:color w:val="707070"/>
                 <w:sz w:val="14"/>
               </w:rPr>
-              <w:t>Научный рывок</w:t>
+              <w:t>Прорыв</w:t>
             </w:r>
           </w:p>
           <w:p>
@@ -6610,7 +6612,7 @@
                 <w:i w:val="0"/>
                 <w:sz w:val="16"/>
               </w:rPr>
-              <w:t>ЩИТ: авиация или вышка   []</w:t>
+              <w:t>СВОБОДНОЕ ДВИЖЕНИЕ   []</w:t>
             </w:r>
           </w:p>
         </w:tc>
@@ -6628,7 +6630,7 @@
                 <w:i w:val="0"/>
                 <w:sz w:val="16"/>
               </w:rPr>
-              <w:t>Дойди до второго шага хотя бы на одном треке технологий</w:t>
+              <w:t>Твои жетоны образуют непрерывное соседство, связывающее одно из твоих зданий со зданием противника, и его длина не меньше 4 гексов</w:t>
             </w:r>
           </w:p>
         </w:tc>
@@ -6646,7 +6648,7 @@
                 <w:i w:val="0"/>
                 <w:sz w:val="16"/>
               </w:rPr>
-              <w:t>Стой на втором шаге сразу на двух треках</w:t>
+              <w:t>Длина этого соседства не меньше 6 гексов</w:t>
             </w:r>
           </w:p>
         </w:tc>
@@ -6664,7 +6666,7 @@
                 <w:i w:val="0"/>
                 <w:sz w:val="16"/>
               </w:rPr>
-              <w:t>{coin=4} / {objective_card=1, module=assembly}</w:t>
+              <w:t>{ammo=4} / {objective_card=1, module=attack}</w:t>
             </w:r>
           </w:p>
         </w:tc>
@@ -6682,7 +6684,7 @@
                 <w:i w:val="0"/>
                 <w:sz w:val="16"/>
               </w:rPr>
-              <w:t>Дойди до второго шага хотя бы на одном треке технологий — награда 4 монеты. Стой на втором шаге сразу на двух треках, и условие усилено: жетон модуля сборки и карта задания. Второй шаг — первое место, где трек начинает платить очками.</w:t>
+              <w:t>Твои жетоны образуют непрерывное соседство, связывающее одно из твоих зданий со зданием противника, и его длина не меньше 4 гексов, — награда 4 боеприпаса. Если длина не меньше 6 гексов, условие усилено: жетон модуля атаки и карта задания. Дорога до чужого двора — это и путь снабжения, и готовая линия удара.</w:t>
             </w:r>
           </w:p>
         </w:tc>
@@ -6719,7 +6721,7 @@
                 <w:i w:val="0"/>
                 <w:sz w:val="18"/>
               </w:rPr>
-              <w:t>o39</w:t>
+              <w:t>o57</w:t>
             </w:r>
           </w:p>
           <w:p>
@@ -6733,7 +6735,7 @@
                 <w:color w:val="707070"/>
                 <w:sz w:val="14"/>
               </w:rPr>
-              <w:t>Сдача</w:t>
+              <w:t>Дорога между дворами</w:t>
             </w:r>
           </w:p>
           <w:p>
@@ -6747,7 +6749,7 @@
                 <w:color w:val="707070"/>
                 <w:sz w:val="14"/>
               </w:rPr>
-              <w:t>regular · incident</w:t>
+              <w:t>regular · state</w:t>
             </w:r>
           </w:p>
         </w:tc>
@@ -6765,7 +6767,7 @@
                 <w:i w:val="0"/>
                 <w:sz w:val="16"/>
               </w:rPr>
-              <w:t>КОНВЕРСИЯ: 1 келемий -&gt; 1 обломок   []</w:t>
+              <w:t>СВОБОДНАЯ ДОБЫЧА   []</w:t>
             </w:r>
           </w:p>
         </w:tc>
@@ -6783,7 +6785,7 @@
                 <w:i w:val="0"/>
                 <w:sz w:val="16"/>
               </w:rPr>
-              <w:t>В ЭТОТ ХОД действием Наука сдай не меньше двух трофейных жетонов</w:t>
+              <w:t>Твои жетоны образуют непрерывное соседство, связывающее гексы, примыкающие к тайлам стартового зарождения</w:t>
             </w:r>
           </w:p>
         </w:tc>
@@ -6801,7 +6803,7 @@
                 <w:i w:val="0"/>
                 <w:sz w:val="16"/>
               </w:rPr>
-              <w:t>Оба ушли на один и тот же трек</w:t>
+              <w:t>В этом соседстве участвует не меньше 3 жетонов войск</w:t>
             </w:r>
           </w:p>
         </w:tc>
@@ -6819,7 +6821,7 @@
                 <w:i w:val="0"/>
                 <w:sz w:val="16"/>
               </w:rPr>
-              <w:t>{coin=3} / {objective_card=3}</w:t>
+              <w:t>{coin=3, kelium=1} / {objective_card=2}</w:t>
             </w:r>
           </w:p>
         </w:tc>
@@ -6837,7 +6839,7 @@
                 <w:i w:val="0"/>
                 <w:sz w:val="16"/>
               </w:rPr>
-              <w:t>В ЭТОТ ХОД действием Наука сдай не меньше двух трофейных жетонов — награда 3 монеты. Если оба ушли на один и тот же трек, условие усилено: 3 карты задания. Один шаг на трек за действие — вот почему «оба на один трек» стоит дороже, чем кажется.</w:t>
+              <w:t>Твои жетоны образуют непрерывное соседство, связывающее гексы, примыкающие к тайлам стартового зарождения, — награда 3 монеты и келемий. Если в соседстве участвует не меньше 3 жетонов войск, условие усилено: 2 карты задания. Стартовые зарождения стоят у баз, так что эта дорога всегда идёт по чужим задворкам.</w:t>
             </w:r>
           </w:p>
         </w:tc>
@@ -6874,7 +6876,7 @@
                 <w:i w:val="0"/>
                 <w:sz w:val="18"/>
               </w:rPr>
-              <w:t>o40</w:t>
+              <w:t>o58</w:t>
             </w:r>
           </w:p>
           <w:p>
@@ -6888,7 +6890,7 @@
                 <w:color w:val="707070"/>
                 <w:sz w:val="14"/>
               </w:rPr>
-              <w:t>Ва-банк</w:t>
+              <w:t>Живая цепь</w:t>
             </w:r>
           </w:p>
           <w:p>
@@ -6920,7 +6922,7 @@
                 <w:i w:val="0"/>
                 <w:sz w:val="16"/>
               </w:rPr>
-              <w:t>СВОБОДНАЯ НАУКА   []</w:t>
+              <w:t>+1 К СКОРОСТИ ОДНОГО РОДА ДО КОНЦА ХОДА   []</w:t>
             </w:r>
           </w:p>
         </w:tc>
@@ -6938,7 +6940,7 @@
                 <w:i w:val="0"/>
                 <w:sz w:val="16"/>
               </w:rPr>
-              <w:t>Имей одновременно ноль монет и ноль боеприпасов</w:t>
+              <w:t>Твои ВОЙСКА образуют непрерывное соседство, связывающее две ячейки у границ поля</w:t>
             </w:r>
           </w:p>
         </w:tc>
@@ -6956,7 +6958,7 @@
                 <w:i w:val="0"/>
                 <w:sz w:val="16"/>
               </w:rPr>
-              <w:t>Обнули заодно и келемий</w:t>
+              <w:t>В этом соседстве не участвует ни одна вышка</w:t>
             </w:r>
           </w:p>
         </w:tc>
@@ -6974,7 +6976,7 @@
                 <w:i w:val="0"/>
                 <w:sz w:val="16"/>
               </w:rPr>
-              <w:t>{coin=3, ammo=2} / {objective_card=2}</w:t>
+              <w:t>{ammo=3} / {debris=2, objective_card=1}</w:t>
             </w:r>
           </w:p>
         </w:tc>
@@ -6992,7 +6994,7 @@
                 <w:i w:val="0"/>
                 <w:sz w:val="16"/>
               </w:rPr>
-              <w:t>Имей одновременно ноль монет и ноль боеприпасов — награда 3 монеты и 2 боеприпаса. Обнули заодно и келемий, и условие усилено: 2 карты задания. Ва-банк играют только на голом столе.</w:t>
+              <w:t>Твои войска образуют непрерывное соседство, связывающее две ячейки у границ поля, — награда 3 боеприпаса. Если в соседстве не участвует ни одна вышка, условие усилено: 2 обломка и карта задания. Вышка стоит даром и не двигается — линия без вышек значит, что ты держишь её живыми войсками.</w:t>
             </w:r>
           </w:p>
         </w:tc>
@@ -7029,7 +7031,7 @@
                 <w:i w:val="0"/>
                 <w:sz w:val="18"/>
               </w:rPr>
-              <w:t>o41</w:t>
+              <w:t>o59</w:t>
             </w:r>
           </w:p>
           <w:p>
@@ -7043,7 +7045,7 @@
                 <w:color w:val="707070"/>
                 <w:sz w:val="14"/>
               </w:rPr>
-              <w:t>Ответный удар</w:t>
+              <w:t>Промышленная связка</w:t>
             </w:r>
           </w:p>
           <w:p>
@@ -7057,7 +7059,7 @@
                 <w:color w:val="707070"/>
                 <w:sz w:val="14"/>
               </w:rPr>
-              <w:t>regular · incident</w:t>
+              <w:t>regular · state</w:t>
             </w:r>
           </w:p>
         </w:tc>
@@ -7075,7 +7077,7 @@
                 <w:i w:val="0"/>
                 <w:sz w:val="16"/>
               </w:rPr>
-              <w:t>2 боеприпаса   []</w:t>
+              <w:t>СМЕНА ЭНЕРГИИ ИЛИ СМЕНА МОДУЛЕЙ   []</w:t>
             </w:r>
           </w:p>
         </w:tc>
@@ -7093,7 +7095,7 @@
                 <w:i w:val="0"/>
                 <w:sz w:val="16"/>
               </w:rPr>
-              <w:t>В ЭТОТ ХОД разыграй карту, если после начала твоего прошлого хода ты уничтожил жетон противника в ответном бою</w:t>
+              <w:t>Твои ЗДАНИЯ образуют непрерывное соседство, связывающее два гекса, где стоят твои добытчики</w:t>
             </w:r>
           </w:p>
         </w:tc>
@@ -7111,7 +7113,7 @@
                 <w:i w:val="0"/>
                 <w:sz w:val="16"/>
               </w:rPr>
-              <w:t>В этих ответных боях ты не потерял ни одного своего жетона</w:t>
+              <w:t>В этом соседстве участвует твоя энергостанция</w:t>
             </w:r>
           </w:p>
         </w:tc>
@@ -7129,7 +7131,7 @@
                 <w:i w:val="0"/>
                 <w:sz w:val="16"/>
               </w:rPr>
-              <w:t>{ammo=3} / {objective_card=1, module=attack}</w:t>
+              <w:t>{coin=4} / {objective_card=1, module=assembly}</w:t>
             </w:r>
           </w:p>
         </w:tc>
@@ -7147,7 +7149,7 @@
                 <w:i w:val="0"/>
                 <w:sz w:val="16"/>
               </w:rPr>
-              <w:t>В ЭТОТ ХОД разыграй карту, если после начала твоего прошлого хода ты уничтожил жетон противника в ответном бою — когда бьют тебя, а падает нападавший. Награда: 3 боеприпаса. Если в этих ответных боях ты не потерял ни одного своего жетона, условие усилено: жетон модуля атаки и карта задания. Ответный бой случается не в твой ход, поэтому карта и смотрит на то, что было после начала твоего прошлого хода: сбитый жетон лежит в твоих трофеях, и видели это все.</w:t>
+              <w:t>Твои здания образуют непрерывное соседство, связывающее два гекса, где стоят твои добытчики, — награда 4 монеты. Если в соседстве участвует твоя энергостанция, условие усилено: жетон модуля сборки и карта задания. Связка из зданий заодно растит зону стройки — она платит дважды.</w:t>
             </w:r>
           </w:p>
         </w:tc>
@@ -7184,7 +7186,7 @@
                 <w:i w:val="0"/>
                 <w:sz w:val="18"/>
               </w:rPr>
-              <w:t>o42</w:t>
+              <w:t>o60</w:t>
             </w:r>
           </w:p>
           <w:p>
@@ -7198,7 +7200,7 @@
                 <w:color w:val="707070"/>
                 <w:sz w:val="14"/>
               </w:rPr>
-              <w:t>Разорение</w:t>
+              <w:t>Клин</w:t>
             </w:r>
           </w:p>
           <w:p>
@@ -7212,7 +7214,7 @@
                 <w:color w:val="707070"/>
                 <w:sz w:val="14"/>
               </w:rPr>
-              <w:t>regular · incident</w:t>
+              <w:t>regular · state</w:t>
             </w:r>
           </w:p>
         </w:tc>
@@ -7230,7 +7232,7 @@
                 <w:i w:val="0"/>
                 <w:sz w:val="16"/>
               </w:rPr>
-              <w:t>2 монеты   []</w:t>
+              <w:t>ЩИТ: пехота или техника   []</w:t>
             </w:r>
           </w:p>
         </w:tc>
@@ -7248,7 +7250,7 @@
                 <w:i w:val="0"/>
                 <w:sz w:val="16"/>
               </w:rPr>
-              <w:t>В ЭТОТ ХОД уничтожь добытчик противника</w:t>
+              <w:t>Твои жетоны образуют непрерывное соседство, связывающее одно из твоих зданий со зданием противника, и в нём не участвует авиация</w:t>
             </w:r>
           </w:p>
         </w:tc>
@@ -7266,7 +7268,7 @@
                 <w:i w:val="0"/>
                 <w:sz w:val="16"/>
               </w:rPr>
-              <w:t>В ЭТОТ ХОД этот добытчик был запитан</w:t>
+              <w:t>В этом соседстве участвуют и пехота, и техника</w:t>
             </w:r>
           </w:p>
         </w:tc>
@@ -7284,7 +7286,7 @@
                 <w:i w:val="0"/>
                 <w:sz w:val="16"/>
               </w:rPr>
-              <w:t>{coin=3} / {debris=3, objective_card=1}</w:t>
+              <w:t>{ammo=2, debris=2} / {module=attack}</w:t>
             </w:r>
           </w:p>
         </w:tc>
@@ -7302,7 +7304,7 @@
                 <w:i w:val="0"/>
                 <w:sz w:val="16"/>
               </w:rPr>
-              <w:t>В ЭТОТ ХОД уничтожь добытчик противника — награда 3 монеты. Если этот добытчик был запитан, условие усилено: 3 обломка и карта задания. Отнятый добытчик стоит сопернику всех оставшихся раундов добычи.</w:t>
+              <w:t>Твои жетоны образуют непрерывное соседство, связывающее одно из твоих зданий со зданием противника, и в нём не участвует авиация, — награда 2 боеприпаса и 2 обломка. Если в соседстве участвуют и пехота, и техника, условие усилено: жетон модуля атаки. Авиация перелетает разрывы; клин по земле приходится выкладывать целиком.</w:t>
             </w:r>
           </w:p>
         </w:tc>
@@ -7339,7 +7341,7 @@
                 <w:i w:val="0"/>
                 <w:sz w:val="18"/>
               </w:rPr>
-              <w:t>o43</w:t>
+              <w:t>o61</w:t>
             </w:r>
           </w:p>
           <w:p>
@@ -7353,7 +7355,7 @@
                 <w:color w:val="707070"/>
                 <w:sz w:val="14"/>
               </w:rPr>
-              <w:t>Охота на сильного</w:t>
+              <w:t>Широкий фронт</w:t>
             </w:r>
           </w:p>
           <w:p>
@@ -7367,7 +7369,7 @@
                 <w:color w:val="707070"/>
                 <w:sz w:val="14"/>
               </w:rPr>
-              <w:t>regular · incident</w:t>
+              <w:t>regular · state</w:t>
             </w:r>
           </w:p>
         </w:tc>
@@ -7385,7 +7387,7 @@
                 <w:i w:val="0"/>
                 <w:sz w:val="16"/>
               </w:rPr>
-              <w:t>СВОБОДНЫЙ БОЙ   []</w:t>
+              <w:t>ОДНА СТРОИТЕЛЬНАЯ ОПЕРАЦИЯ   []</w:t>
             </w:r>
           </w:p>
         </w:tc>
@@ -7403,7 +7405,7 @@
                 <w:i w:val="0"/>
                 <w:sz w:val="16"/>
               </w:rPr>
-              <w:t>В ЭТОТ ХОД уничтожь жетон игрока, у которого на поле больше зданий, чем у тебя</w:t>
+              <w:t>Твои жетоны образуют непрерывное соседство, связывающее три ячейки у границ поля</w:t>
             </w:r>
           </w:p>
         </w:tc>
@@ -7421,7 +7423,7 @@
                 <w:i w:val="0"/>
                 <w:sz w:val="16"/>
               </w:rPr>
-              <w:t>В ЭТОТ ХОД уничтоженный жетон был зданием</w:t>
+              <w:t>Длина этого соседства не меньше 6 гексов</w:t>
             </w:r>
           </w:p>
         </w:tc>
@@ -7439,7 +7441,7 @@
                 <w:i w:val="0"/>
                 <w:sz w:val="16"/>
               </w:rPr>
-              <w:t>{ammo=3} / {objective_card=1, module=attack}</w:t>
+              <w:t>{coin=3, ammo=2} / {objective_card=2}</w:t>
             </w:r>
           </w:p>
         </w:tc>
@@ -7457,7 +7459,7 @@
                 <w:i w:val="0"/>
                 <w:sz w:val="16"/>
               </w:rPr>
-              <w:t>В ЭТОТ ХОД уничтожь жетон игрока, у которого на поле больше зданий, чем у тебя, — награда 3 боеприпаса. Если уничтоженный жетон был зданием, условие усилено: жетон модуля атаки и карта задания. Догоняющему выгодно бить того, кто оторвался, — и это видно по столу без подсчёта очков.</w:t>
+              <w:t>Твои жетоны образуют непрерывное соседство, связывающее три ячейки у границ поля, — награда 3 монеты и 2 боеприпаса. Если длина соседства не меньше 6 гексов, условие усилено: 2 карты задания. Три края разом держит только тот, у кого фронт шире чужого.</w:t>
             </w:r>
           </w:p>
         </w:tc>
@@ -7494,7 +7496,7 @@
                 <w:i w:val="0"/>
                 <w:sz w:val="18"/>
               </w:rPr>
-              <w:t>o45</w:t>
+              <w:t>o62</w:t>
             </w:r>
           </w:p>
           <w:p>
@@ -7508,7 +7510,7 @@
                 <w:color w:val="707070"/>
                 <w:sz w:val="14"/>
               </w:rPr>
-              <w:t>Пристрелка</w:t>
+              <w:t>Обход</w:t>
             </w:r>
           </w:p>
           <w:p>
@@ -7522,7 +7524,7 @@
                 <w:color w:val="707070"/>
                 <w:sz w:val="14"/>
               </w:rPr>
-              <w:t>regular · incident</w:t>
+              <w:t>regular · state</w:t>
             </w:r>
           </w:p>
         </w:tc>
@@ -7540,7 +7542,7 @@
                 <w:i w:val="0"/>
                 <w:sz w:val="16"/>
               </w:rPr>
-              <w:t>ЩИТ: пехота или авиация   []</w:t>
+              <w:t>СВОБОДНАЯ ДОБЫЧА   []</w:t>
             </w:r>
           </w:p>
         </w:tc>
@@ -7558,7 +7560,7 @@
                 <w:i w:val="0"/>
                 <w:sz w:val="16"/>
               </w:rPr>
-              <w:t>В ЭТОТ ХОД нанеси урон двум разным зданиям противника</w:t>
+              <w:t>Твои жетоны образуют непрерывное соседство, связывающее два противоположных гекса вокруг одного тайла зарождения</w:t>
             </w:r>
           </w:p>
         </w:tc>
@@ -7576,7 +7578,7 @@
                 <w:i w:val="0"/>
                 <w:sz w:val="16"/>
               </w:rPr>
-              <w:t>В ЭТОТ ХОД достань три разных здания противника</w:t>
+              <w:t>Длина этого соседства не меньше 5 гексов</w:t>
             </w:r>
           </w:p>
         </w:tc>
@@ -7594,7 +7596,7 @@
                 <w:i w:val="0"/>
                 <w:sz w:val="16"/>
               </w:rPr>
-              <w:t>{coin=3} / {debris=2, objective_card=1}</w:t>
+              <w:t>{coin=2, kelium=1} / {objective_card=1}</w:t>
             </w:r>
           </w:p>
         </w:tc>
@@ -7612,7 +7614,7 @@
                 <w:i w:val="0"/>
                 <w:sz w:val="16"/>
               </w:rPr>
-              <w:t>В ЭТОТ ХОД нанеси урон двум разным зданиям противника — награда 3 монеты. Достань три разных здания, и условие усилено: 2 обломка и карта задания. Пристрелка не сносит стену, но показывает, где она тонкая.</w:t>
+              <w:t>Твои жетоны образуют непрерывное соседство, связывающее два противоположных гекса вокруг одного тайла зарождения, — награда 2 монеты и келемий. Если длина соседства не меньше 5 гексов, условие усилено: карта задания. Обход вокруг жилы отрезает соседа от келемия, не потратив ни одного боеприпаса.</w:t>
             </w:r>
           </w:p>
         </w:tc>
@@ -7630,6 +7632,193 @@
                 <w:i w:val="0"/>
                 <w:sz w:val="16"/>
               </w:rPr>
+            </w:r>
+          </w:p>
+        </w:tc>
+      </w:tr>
+    </w:tbl>
+    <w:p>
+      <w:r>
+        <w:br w:type="page"/>
+      </w:r>
+    </w:p>
+    <w:p>
+      <w:pPr>
+        <w:pStyle w:val="Heading1"/>
+      </w:pPr>
+      <w:r>
+        <w:rPr>
+          <w:b/>
+          <w:color w:val="000000"/>
+          <w:sz w:val="28"/>
+        </w:rPr>
+        <w:t>Задания НАЧАЛЬНЫЕ (12)</w:t>
+      </w:r>
+    </w:p>
+    <w:p>
+      <w:r>
+        <w:rPr>
+          <w:i/>
+          <w:color w:val="808080"/>
+          <w:sz w:val="16"/>
+        </w:rPr>
+        <w:t>Раздаются в первом раунде. Усиления нет ни у одной; верх у всех — монета или боеприпас.</w:t>
+      </w:r>
+    </w:p>
+    <w:tbl>
+      <w:tblPr>
+        <w:tblW w:type="auto" w:w="0"/>
+        <w:tblLayout w:type="fixed"/>
+        <w:tblLook w:firstColumn="1" w:firstRow="1" w:lastColumn="0" w:lastRow="0" w:noHBand="0" w:noVBand="1" w:val="04A0"/>
+        <w:tblBorders>
+          <w:top w:val="single" w:sz="4" w:space="0" w:color="BFBFBF"/>
+          <w:left w:val="single" w:sz="4" w:space="0" w:color="BFBFBF"/>
+          <w:bottom w:val="single" w:sz="4" w:space="0" w:color="BFBFBF"/>
+          <w:right w:val="single" w:sz="4" w:space="0" w:color="BFBFBF"/>
+          <w:insideH w:val="single" w:sz="4" w:space="0" w:color="BFBFBF"/>
+          <w:insideV w:val="single" w:sz="4" w:space="0" w:color="BFBFBF"/>
+        </w:tblBorders>
+      </w:tblPr>
+      <w:tblGrid>
+        <w:gridCol w:w="2069"/>
+        <w:gridCol w:w="2069"/>
+        <w:gridCol w:w="2069"/>
+        <w:gridCol w:w="2069"/>
+        <w:gridCol w:w="2069"/>
+        <w:gridCol w:w="2069"/>
+        <w:gridCol w:w="2069"/>
+      </w:tblGrid>
+      <w:tr>
+        <w:tc>
+          <w:tcPr>
+            <w:tcW w:type="dxa" w:w="1361"/>
+            <w:shd w:val="clear" w:color="auto" w:fill="F2F2F2"/>
+          </w:tcPr>
+          <w:p>
+            <w:pPr>
+              <w:spacing w:after="20" w:before="0"/>
+            </w:pPr>
+            <w:r>
+              <w:rPr>
+                <w:b/>
+                <w:i w:val="0"/>
+                <w:sz w:val="16"/>
+              </w:rPr>
+              <w:t>Карта</w:t>
+            </w:r>
+          </w:p>
+        </w:tc>
+        <w:tc>
+          <w:tcPr>
+            <w:tcW w:type="dxa" w:w="2268"/>
+            <w:shd w:val="clear" w:color="auto" w:fill="F2F2F2"/>
+          </w:tcPr>
+          <w:p>
+            <w:pPr>
+              <w:spacing w:after="20" w:before="0"/>
+            </w:pPr>
+            <w:r>
+              <w:rPr>
+                <w:b/>
+                <w:i w:val="0"/>
+                <w:sz w:val="16"/>
+              </w:rPr>
+              <w:t>ВЕРХ (сжигание)</w:t>
+            </w:r>
+          </w:p>
+        </w:tc>
+        <w:tc>
+          <w:tcPr>
+            <w:tcW w:type="dxa" w:w="2608"/>
+            <w:shd w:val="clear" w:color="auto" w:fill="F2F2F2"/>
+          </w:tcPr>
+          <w:p>
+            <w:pPr>
+              <w:spacing w:after="20" w:before="0"/>
+            </w:pPr>
+            <w:r>
+              <w:rPr>
+                <w:b/>
+                <w:i w:val="0"/>
+                <w:sz w:val="16"/>
+              </w:rPr>
+              <w:t>Требование</w:t>
+            </w:r>
+          </w:p>
+        </w:tc>
+        <w:tc>
+          <w:tcPr>
+            <w:tcW w:type="dxa" w:w="2494"/>
+            <w:shd w:val="clear" w:color="auto" w:fill="F2F2F2"/>
+          </w:tcPr>
+          <w:p>
+            <w:pPr>
+              <w:spacing w:after="20" w:before="0"/>
+            </w:pPr>
+            <w:r>
+              <w:rPr>
+                <w:b/>
+                <w:i w:val="0"/>
+                <w:sz w:val="16"/>
+              </w:rPr>
+              <w:t>Усиление</w:t>
+            </w:r>
+          </w:p>
+        </w:tc>
+        <w:tc>
+          <w:tcPr>
+            <w:tcW w:type="dxa" w:w="1701"/>
+            <w:shd w:val="clear" w:color="auto" w:fill="F2F2F2"/>
+          </w:tcPr>
+          <w:p>
+            <w:pPr>
+              <w:spacing w:after="20" w:before="0"/>
+            </w:pPr>
+            <w:r>
+              <w:rPr>
+                <w:b/>
+                <w:i w:val="0"/>
+                <w:sz w:val="16"/>
+              </w:rPr>
+              <w:t>Награда / сверх</w:t>
+            </w:r>
+          </w:p>
+        </w:tc>
+        <w:tc>
+          <w:tcPr>
+            <w:tcW w:type="dxa" w:w="3175"/>
+            <w:shd w:val="clear" w:color="auto" w:fill="F2F2F2"/>
+          </w:tcPr>
+          <w:p>
+            <w:pPr>
+              <w:spacing w:after="20" w:before="0"/>
+            </w:pPr>
+            <w:r>
+              <w:rPr>
+                <w:b/>
+                <w:i w:val="0"/>
+                <w:sz w:val="16"/>
+              </w:rPr>
+              <w:t>Печатный текст</w:t>
+            </w:r>
+          </w:p>
+        </w:tc>
+        <w:tc>
+          <w:tcPr>
+            <w:tcW w:type="dxa" w:w="2041"/>
+            <w:shd w:val="clear" w:color="auto" w:fill="F2F2F2"/>
+          </w:tcPr>
+          <w:p>
+            <w:pPr>
+              <w:spacing w:after="20" w:before="0"/>
+            </w:pPr>
+            <w:r>
+              <w:rPr>
+                <w:b/>
+                <w:i w:val="0"/>
+                <w:sz w:val="16"/>
+              </w:rPr>
+              <w:t>Мои правки</w:t>
             </w:r>
           </w:p>
         </w:tc>
@@ -7649,7 +7838,7 @@
                 <w:i w:val="0"/>
                 <w:sz w:val="18"/>
               </w:rPr>
-              <w:t>o46</w:t>
+              <w:t>n1</w:t>
             </w:r>
           </w:p>
           <w:p>
@@ -7663,7 +7852,7 @@
                 <w:color w:val="707070"/>
                 <w:sz w:val="14"/>
               </w:rPr>
-              <w:t>Трофейный обоз</w:t>
+              <w:t>Подъём</w:t>
             </w:r>
           </w:p>
           <w:p>
@@ -7677,7 +7866,7 @@
                 <w:color w:val="707070"/>
                 <w:sz w:val="14"/>
               </w:rPr>
-              <w:t>regular · state</w:t>
+              <w:t>starting · state</w:t>
             </w:r>
           </w:p>
         </w:tc>
@@ -7695,7 +7884,7 @@
                 <w:i w:val="0"/>
                 <w:sz w:val="16"/>
               </w:rPr>
-              <w:t>СВОБОДНАЯ НАУКА   []</w:t>
+              <w:t>+1 монета   []</w:t>
             </w:r>
           </w:p>
         </w:tc>
@@ -7713,7 +7902,7 @@
                 <w:i w:val="0"/>
                 <w:sz w:val="16"/>
               </w:rPr>
-              <w:t>Имей в трофеях жетоны трёх разных видов</w:t>
+              <w:t>Имей на поле не меньше трёх своих зданий, считая ЦУ</w:t>
             </w:r>
           </w:p>
         </w:tc>
@@ -7731,7 +7920,6 @@
                 <w:i w:val="0"/>
                 <w:sz w:val="16"/>
               </w:rPr>
-              <w:t>Собери четыре разных вида</w:t>
             </w:r>
           </w:p>
         </w:tc>
@@ -7749,7 +7937,7 @@
                 <w:i w:val="0"/>
                 <w:sz w:val="16"/>
               </w:rPr>
-              <w:t>{coin=3} / {debris=2, objective_card=1}</w:t>
+              <w:t xml:space="preserve">{debris=1, objective_card=1} / </w:t>
             </w:r>
           </w:p>
         </w:tc>
@@ -7767,7 +7955,7 @@
                 <w:i w:val="0"/>
                 <w:sz w:val="16"/>
               </w:rPr>
-              <w:t>Имей в трофеях жетоны трёх разных видов — пехота, техника, авиация, вышка и каждый тип здания считаются отдельно. Награда: 3 монеты. Собери четыре разных вида, и условие усилено: 2 обломка и карта задания. Обоз показывает не силу удара, а широту фронта.</w:t>
+              <w:t>Имей на поле не меньше трёх своих зданий, считая ЦУ, — награда обломок и карта задания. Считается и ЦУ, поэтому от подготовки до выполнения ровно две стройки.</w:t>
             </w:r>
           </w:p>
         </w:tc>
@@ -7804,7 +7992,7 @@
                 <w:i w:val="0"/>
                 <w:sz w:val="18"/>
               </w:rPr>
-              <w:t>o50</w:t>
+              <w:t>n10</w:t>
             </w:r>
           </w:p>
           <w:p>
@@ -7818,7 +8006,7 @@
                 <w:color w:val="707070"/>
                 <w:sz w:val="14"/>
               </w:rPr>
-              <w:t>Линия фронта</w:t>
+              <w:t>Первый трофей</w:t>
             </w:r>
           </w:p>
           <w:p>
@@ -7832,7 +8020,7 @@
                 <w:color w:val="707070"/>
                 <w:sz w:val="14"/>
               </w:rPr>
-              <w:t>regular · state</w:t>
+              <w:t>starting · state</w:t>
             </w:r>
           </w:p>
         </w:tc>
@@ -7850,7 +8038,7 @@
                 <w:i w:val="0"/>
                 <w:sz w:val="16"/>
               </w:rPr>
-              <w:t>СВОБОДНОЕ ДВИЖЕНИЕ   []</w:t>
+              <w:t>+1 боеприпас   []</w:t>
             </w:r>
           </w:p>
         </w:tc>
@@ -7868,7 +8056,7 @@
                 <w:i w:val="0"/>
                 <w:sz w:val="16"/>
               </w:rPr>
-              <w:t>Твои войска образуют непрерывное соседство, связывающее два разных гекса, где стоят твои добытчики</w:t>
+              <w:t>Имей в трофеях хотя бы один жетон</w:t>
             </w:r>
           </w:p>
         </w:tc>
@@ -7886,7 +8074,6 @@
                 <w:i w:val="0"/>
                 <w:sz w:val="16"/>
               </w:rPr>
-              <w:t>В этом соседстве не участвует ни одна вышка</w:t>
             </w:r>
           </w:p>
         </w:tc>
@@ -7904,7 +8091,7 @@
                 <w:i w:val="0"/>
                 <w:sz w:val="16"/>
               </w:rPr>
-              <w:t>{ammo=3} / {debris=2, objective_card=1}</w:t>
+              <w:t xml:space="preserve">{debris=1, objective_card=1} / </w:t>
             </w:r>
           </w:p>
         </w:tc>
@@ -7922,7 +8109,7 @@
                 <w:i w:val="0"/>
                 <w:sz w:val="16"/>
               </w:rPr>
-              <w:t>Твои войска образуют непрерывное соседство, связывающее два разных гекса, где стоят твои добытчики, — награда 3 боеприпаса. Если в этом соседстве не участвует ни одна вышка, условие усилено: 2 обломка и карта задания. Вышка стоит даром и не двигается — линия без вышек означает, что ты держишь её живыми войсками.</w:t>
+              <w:t>Имей в трофеях хотя бы один жетон — награда обломок и карта задания. Трофей берут только с боя, поэтому карта платит за первый настоящий выстрел.</w:t>
             </w:r>
           </w:p>
         </w:tc>
@@ -7959,7 +8146,7 @@
                 <w:i w:val="0"/>
                 <w:sz w:val="18"/>
               </w:rPr>
-              <w:t>o53</w:t>
+              <w:t>n11</w:t>
             </w:r>
           </w:p>
           <w:p>
@@ -7973,7 +8160,7 @@
                 <w:color w:val="707070"/>
                 <w:sz w:val="14"/>
               </w:rPr>
-              <w:t>Промышленный узел</w:t>
+              <w:t>Второй заход</w:t>
             </w:r>
           </w:p>
           <w:p>
@@ -7987,7 +8174,7 @@
                 <w:color w:val="707070"/>
                 <w:sz w:val="14"/>
               </w:rPr>
-              <w:t>regular · state</w:t>
+              <w:t>starting · incident</w:t>
             </w:r>
           </w:p>
         </w:tc>
@@ -8005,7 +8192,7 @@
                 <w:i w:val="0"/>
                 <w:sz w:val="16"/>
               </w:rPr>
-              <w:t>ОДНА СТРОИТЕЛЬНАЯ ОПЕРАЦИЯ   []</w:t>
+              <w:t>+1 монета   []</w:t>
             </w:r>
           </w:p>
         </w:tc>
@@ -8023,7 +8210,7 @@
                 <w:i w:val="0"/>
                 <w:sz w:val="16"/>
               </w:rPr>
-              <w:t>Твои здания образуют непрерывное соседство, связывающее три гекса, лежащих по прямой</w:t>
+              <w:t>В ЭТОТ ХОД получи действие с нижнего приказа своей карты приказа</w:t>
             </w:r>
           </w:p>
         </w:tc>
@@ -8041,7 +8228,6 @@
                 <w:i w:val="0"/>
                 <w:sz w:val="16"/>
               </w:rPr>
-              <w:t>В этом соседстве участвуют две твои авиабазы</w:t>
             </w:r>
           </w:p>
         </w:tc>
@@ -8059,7 +8245,7 @@
                 <w:i w:val="0"/>
                 <w:sz w:val="16"/>
               </w:rPr>
-              <w:t>{coin=3} / {debris=2, objective_card=1}</w:t>
+              <w:t xml:space="preserve">{debris=1, objective_card=1} / </w:t>
             </w:r>
           </w:p>
         </w:tc>
@@ -8077,7 +8263,7 @@
                 <w:i w:val="0"/>
                 <w:sz w:val="16"/>
               </w:rPr>
-              <w:t>Твои здания образуют непрерывное соседство, связывающее три гекса, лежащих по прямой, — награда 3 монеты. Если в этом соседстве участвуют две твои авиабазы, условие усилено: 2 обломка и карта задания. Авиабаза просит три кубика энергии, и две подряд — это уже вся сеть.</w:t>
+              <w:t>В ЭТОТ ХОД получи действие с нижнего приказа своей карты приказа — награда обломок и карта задания. Нижний приказ открывается не всегда, так что карту держат до подходящего раунда.</w:t>
             </w:r>
           </w:p>
         </w:tc>
@@ -8114,7 +8300,7 @@
                 <w:i w:val="0"/>
                 <w:sz w:val="18"/>
               </w:rPr>
-              <w:t>o54</w:t>
+              <w:t>n12</w:t>
             </w:r>
           </w:p>
           <w:p>
@@ -8128,7 +8314,7 @@
                 <w:color w:val="707070"/>
                 <w:sz w:val="14"/>
               </w:rPr>
-              <w:t>Заслон</w:t>
+              <w:t>В унисон</w:t>
             </w:r>
           </w:p>
           <w:p>
@@ -8142,7 +8328,7 @@
                 <w:color w:val="707070"/>
                 <w:sz w:val="14"/>
               </w:rPr>
-              <w:t>regular · state</w:t>
+              <w:t>starting · incident</w:t>
             </w:r>
           </w:p>
         </w:tc>
@@ -8160,7 +8346,7 @@
                 <w:i w:val="0"/>
                 <w:sz w:val="16"/>
               </w:rPr>
-              <w:t>РЕМОНТ ГЕКСА   []</w:t>
+              <w:t>+1 боеприпас   []</w:t>
             </w:r>
           </w:p>
         </w:tc>
@@ -8178,7 +8364,7 @@
                 <w:i w:val="0"/>
                 <w:sz w:val="16"/>
               </w:rPr>
-              <w:t>Твои жетоны образуют непрерывное соседство, связывающее два противоположных гекса вокруг одного тайла зарождения</w:t>
+              <w:t>В ЭТОТ ХОД сыграй верхом тот же приказ, что и другой игрок</w:t>
             </w:r>
           </w:p>
         </w:tc>
@@ -8196,7 +8382,6 @@
                 <w:i w:val="0"/>
                 <w:sz w:val="16"/>
               </w:rPr>
-              <w:t>В этом соседстве есть войска всех четырёх родов</w:t>
             </w:r>
           </w:p>
         </w:tc>
@@ -8214,7 +8399,7 @@
                 <w:i w:val="0"/>
                 <w:sz w:val="16"/>
               </w:rPr>
-              <w:t>{coin=2, ammo=2} / {objective_card=1}</w:t>
+              <w:t xml:space="preserve">{debris=1, objective_card=1} / </w:t>
             </w:r>
           </w:p>
         </w:tc>
@@ -8232,7 +8417,7 @@
                 <w:i w:val="0"/>
                 <w:sz w:val="16"/>
               </w:rPr>
-              <w:t>Твои жетоны образуют непрерывное соседство, связывающее два противоположных гекса вокруг одного тайла зарождения, — награда 2 монеты и 2 боеприпаса. Если в этом соседстве есть войска всех четырёх родов, условие усилено: карта задания. Заслон вокруг зарождения отрезает соседа от келемия, не тратя ни одного боеприпаса.</w:t>
+              <w:t>В ЭТОТ ХОД сыграй верхом тот же приказ, что и другой игрок, — награда обломок и карта задания. Совпавший приказ не срабатывает, так что эта карта — плата за потерянное действие.</w:t>
             </w:r>
           </w:p>
         </w:tc>
@@ -8269,7 +8454,7 @@
                 <w:i w:val="0"/>
                 <w:sz w:val="18"/>
               </w:rPr>
-              <w:t>o55</w:t>
+              <w:t>n2</w:t>
             </w:r>
           </w:p>
           <w:p>
@@ -8283,7 +8468,7 @@
                 <w:color w:val="707070"/>
                 <w:sz w:val="14"/>
               </w:rPr>
-              <w:t>Периметр</w:t>
+              <w:t>Первый боец</w:t>
             </w:r>
           </w:p>
           <w:p>
@@ -8297,7 +8482,7 @@
                 <w:color w:val="707070"/>
                 <w:sz w:val="14"/>
               </w:rPr>
-              <w:t>regular · state</w:t>
+              <w:t>starting · incident</w:t>
             </w:r>
           </w:p>
         </w:tc>
@@ -8315,7 +8500,7 @@
                 <w:i w:val="0"/>
                 <w:sz w:val="16"/>
               </w:rPr>
-              <w:t>ОДНА СТРОИТЕЛЬНАЯ ОПЕРАЦИЯ   []</w:t>
+              <w:t>+1 боеприпас   []</w:t>
             </w:r>
           </w:p>
         </w:tc>
@@ -8333,7 +8518,7 @@
                 <w:i w:val="0"/>
                 <w:sz w:val="16"/>
               </w:rPr>
-              <w:t>Твои жетоны образуют непрерывное соседство, связывающее два гекса у края поля — гекса, у которого хотя бы одно ребро не имеет соседнего гекса</w:t>
+              <w:t>В ЭТОТ ХОД найми войско любого рода, кроме вышки</w:t>
             </w:r>
           </w:p>
         </w:tc>
@@ -8351,7 +8536,6 @@
                 <w:i w:val="0"/>
                 <w:sz w:val="16"/>
               </w:rPr>
-              <w:t>В этом соседстве участвует твоя авиабаза</w:t>
             </w:r>
           </w:p>
         </w:tc>
@@ -8369,7 +8553,7 @@
                 <w:i w:val="0"/>
                 <w:sz w:val="16"/>
               </w:rPr>
-              <w:t>{coin=3} / {debris=2, objective_card=1}</w:t>
+              <w:t xml:space="preserve">{debris=1, objective_card=1} / </w:t>
             </w:r>
           </w:p>
         </w:tc>
@@ -8387,7 +8571,7 @@
                 <w:i w:val="0"/>
                 <w:sz w:val="16"/>
               </w:rPr>
-              <w:t>Твои жетоны образуют непрерывное соседство, связывающее два гекса у края поля — гекса, у которого хотя бы одно ребро не имеет соседнего гекса. Награда: 3 монеты. Если в этом соседстве участвует твоя авиабаза, условие усилено: 2 обломка и карта задания.</w:t>
+              <w:t>В ЭТОТ ХОД найми войско любого рода, кроме вышки, — награда обломок и карта задания. Вышка не считается: её ЦУ собирает даром, и наймом это назвать нельзя.</w:t>
             </w:r>
           </w:p>
         </w:tc>
@@ -8424,7 +8608,7 @@
                 <w:i w:val="0"/>
                 <w:sz w:val="18"/>
               </w:rPr>
-              <w:t>o56</w:t>
+              <w:t>n3</w:t>
             </w:r>
           </w:p>
           <w:p>
@@ -8438,7 +8622,7 @@
                 <w:color w:val="707070"/>
                 <w:sz w:val="14"/>
               </w:rPr>
-              <w:t>Прорыв</w:t>
+              <w:t>Патроны</w:t>
             </w:r>
           </w:p>
           <w:p>
@@ -8452,7 +8636,7 @@
                 <w:color w:val="707070"/>
                 <w:sz w:val="14"/>
               </w:rPr>
-              <w:t>regular · state</w:t>
+              <w:t>starting · state</w:t>
             </w:r>
           </w:p>
         </w:tc>
@@ -8470,7 +8654,7 @@
                 <w:i w:val="0"/>
                 <w:sz w:val="16"/>
               </w:rPr>
-              <w:t>СВОБОДНОЕ ДВИЖЕНИЕ   []</w:t>
+              <w:t>+1 монета   []</w:t>
             </w:r>
           </w:p>
         </w:tc>
@@ -8488,7 +8672,7 @@
                 <w:i w:val="0"/>
                 <w:sz w:val="16"/>
               </w:rPr>
-              <w:t>Твои жетоны образуют непрерывное соседство, связывающее одно из твоих зданий со зданием противника, и его длина не меньше 4 гексов</w:t>
+              <w:t>Имей не меньше трёх боеприпасов</w:t>
             </w:r>
           </w:p>
         </w:tc>
@@ -8506,7 +8690,6 @@
                 <w:i w:val="0"/>
                 <w:sz w:val="16"/>
               </w:rPr>
-              <w:t>Длина этого соседства не меньше 6 гексов</w:t>
             </w:r>
           </w:p>
         </w:tc>
@@ -8524,7 +8707,7 @@
                 <w:i w:val="0"/>
                 <w:sz w:val="16"/>
               </w:rPr>
-              <w:t>{ammo=4} / {objective_card=1, module=attack}</w:t>
+              <w:t xml:space="preserve">{debris=1, objective_card=1} / </w:t>
             </w:r>
           </w:p>
         </w:tc>
@@ -8542,7 +8725,7 @@
                 <w:i w:val="0"/>
                 <w:sz w:val="16"/>
               </w:rPr>
-              <w:t>Твои жетоны образуют непрерывное соседство, связывающее одно из твоих зданий со зданием противника, и его длина не меньше 4 гексов, — награда 4 боеприпаса. Если длина не меньше 6 гексов, условие усилено: жетон модуля атаки и карта задания. Дорога до чужого двора — это и путь снабжения, и готовая линия удара.</w:t>
+              <w:t>Имей не меньше трёх боеприпасов — награда обломок и карта задания. Порог три, а не два: один боеприпас у тебя уже есть с подготовки.</w:t>
             </w:r>
           </w:p>
         </w:tc>
@@ -8579,7 +8762,7 @@
                 <w:i w:val="0"/>
                 <w:sz w:val="18"/>
               </w:rPr>
-              <w:t>o57</w:t>
+              <w:t>n4</w:t>
             </w:r>
           </w:p>
           <w:p>
@@ -8593,7 +8776,7 @@
                 <w:color w:val="707070"/>
                 <w:sz w:val="14"/>
               </w:rPr>
-              <w:t>Дорога между дворами</w:t>
+              <w:t>Первая сделка</w:t>
             </w:r>
           </w:p>
           <w:p>
@@ -8607,7 +8790,7 @@
                 <w:color w:val="707070"/>
                 <w:sz w:val="14"/>
               </w:rPr>
-              <w:t>regular · state</w:t>
+              <w:t>starting · incident</w:t>
             </w:r>
           </w:p>
         </w:tc>
@@ -8625,7 +8808,7 @@
                 <w:i w:val="0"/>
                 <w:sz w:val="16"/>
               </w:rPr>
-              <w:t>СВОБОДНАЯ ДОБЫЧА   []</w:t>
+              <w:t>+1 боеприпас   []</w:t>
             </w:r>
           </w:p>
         </w:tc>
@@ -8643,7 +8826,7 @@
                 <w:i w:val="0"/>
                 <w:sz w:val="16"/>
               </w:rPr>
-              <w:t>Твои жетоны образуют непрерывное соседство, связывающее гексы, примыкающие к тайлам стартового зарождения</w:t>
+              <w:t>В ЭТОТ ХОД воспользуйся предложением карты сделок на рынке</w:t>
             </w:r>
           </w:p>
         </w:tc>
@@ -8661,7 +8844,6 @@
                 <w:i w:val="0"/>
                 <w:sz w:val="16"/>
               </w:rPr>
-              <w:t>В этом соседстве участвует не меньше 3 жетонов войск</w:t>
             </w:r>
           </w:p>
         </w:tc>
@@ -8679,7 +8861,7 @@
                 <w:i w:val="0"/>
                 <w:sz w:val="16"/>
               </w:rPr>
-              <w:t>{coin=3, kelium=1} / {objective_card=2}</w:t>
+              <w:t xml:space="preserve">{debris=1, objective_card=1} / </w:t>
             </w:r>
           </w:p>
         </w:tc>
@@ -8697,7 +8879,7 @@
                 <w:i w:val="0"/>
                 <w:sz w:val="16"/>
               </w:rPr>
-              <w:t>Твои жетоны образуют непрерывное соседство, связывающее гексы, примыкающие к тайлам стартового зарождения, — награда 3 монеты и келемий. Если в соседстве участвует не меньше 3 жетонов войск, условие усилено: 2 карты задания. Стартовые зарождения стоят у баз, так что эта дорога всегда идёт по чужим задворкам.</w:t>
+              <w:t>В ЭТОТ ХОД воспользуйся предложением карты сделок на рынке — награда обломок и карта задания. Напечатанный курс не подходит: карта требует именно предложения карты сделок.</w:t>
             </w:r>
           </w:p>
         </w:tc>
@@ -8734,7 +8916,7 @@
                 <w:i w:val="0"/>
                 <w:sz w:val="18"/>
               </w:rPr>
-              <w:t>o58</w:t>
+              <w:t>n5</w:t>
             </w:r>
           </w:p>
           <w:p>
@@ -8748,7 +8930,7 @@
                 <w:color w:val="707070"/>
                 <w:sz w:val="14"/>
               </w:rPr>
-              <w:t>Живая цепь</w:t>
+              <w:t>Коммутация</w:t>
             </w:r>
           </w:p>
           <w:p>
@@ -8762,7 +8944,7 @@
                 <w:color w:val="707070"/>
                 <w:sz w:val="14"/>
               </w:rPr>
-              <w:t>regular · state</w:t>
+              <w:t>starting · state</w:t>
             </w:r>
           </w:p>
         </w:tc>
@@ -8780,7 +8962,7 @@
                 <w:i w:val="0"/>
                 <w:sz w:val="16"/>
               </w:rPr>
-              <w:t>+1 К СКОРОСТИ ОДНОГО РОДА ДО КОНЦА ХОДА   []</w:t>
+              <w:t>+1 монета   []</w:t>
             </w:r>
           </w:p>
         </w:tc>
@@ -8798,7 +8980,7 @@
                 <w:i w:val="0"/>
                 <w:sz w:val="16"/>
               </w:rPr>
-              <w:t>Твои ВОЙСКА образуют непрерывное соседство, связывающее две ячейки у границ поля</w:t>
+              <w:t>Имей на поле запитанное здание, стоящее не на гексе с твоим ЦУ</w:t>
             </w:r>
           </w:p>
         </w:tc>
@@ -8816,7 +8998,6 @@
                 <w:i w:val="0"/>
                 <w:sz w:val="16"/>
               </w:rPr>
-              <w:t>В этом соседстве не участвует ни одна вышка</w:t>
             </w:r>
           </w:p>
         </w:tc>
@@ -8834,7 +9015,7 @@
                 <w:i w:val="0"/>
                 <w:sz w:val="16"/>
               </w:rPr>
-              <w:t>{ammo=3} / {debris=2, objective_card=1}</w:t>
+              <w:t xml:space="preserve">{debris=1, objective_card=1} / </w:t>
             </w:r>
           </w:p>
         </w:tc>
@@ -8852,7 +9033,7 @@
                 <w:i w:val="0"/>
                 <w:sz w:val="16"/>
               </w:rPr>
-              <w:t>Твои войска образуют непрерывное соседство, связывающее две ячейки у границ поля, — награда 3 боеприпаса. Если в соседстве не участвует ни одна вышка, условие усилено: 2 обломка и карта задания. Вышка стоит даром и не двигается — линия без вышек значит, что ты держишь её живыми войсками.</w:t>
+              <w:t>Имей на поле запитанное здание, стоящее не на гексе с твоим ЦУ, — награда обломок и карта задания. Энергия до соседнего гекса сама не дотянется: её надо туда перекинуть Сменой энергии.</w:t>
             </w:r>
           </w:p>
         </w:tc>
@@ -8889,7 +9070,7 @@
                 <w:i w:val="0"/>
                 <w:sz w:val="18"/>
               </w:rPr>
-              <w:t>o59</w:t>
+              <w:t>n6</w:t>
             </w:r>
           </w:p>
           <w:p>
@@ -8903,7 +9084,7 @@
                 <w:color w:val="707070"/>
                 <w:sz w:val="14"/>
               </w:rPr>
-              <w:t>Промышленная связка</w:t>
+              <w:t>Выход</w:t>
             </w:r>
           </w:p>
           <w:p>
@@ -8917,7 +9098,7 @@
                 <w:color w:val="707070"/>
                 <w:sz w:val="14"/>
               </w:rPr>
-              <w:t>regular · state</w:t>
+              <w:t>starting · state</w:t>
             </w:r>
           </w:p>
         </w:tc>
@@ -8935,7 +9116,7 @@
                 <w:i w:val="0"/>
                 <w:sz w:val="16"/>
               </w:rPr>
-              <w:t>СМЕНА ЭНЕРГИИ ИЛИ СМЕНА МОДУЛЕЙ   []</w:t>
+              <w:t>+1 боеприпас   []</w:t>
             </w:r>
           </w:p>
         </w:tc>
@@ -8953,7 +9134,7 @@
                 <w:i w:val="0"/>
                 <w:sz w:val="16"/>
               </w:rPr>
-              <w:t>Твои ЗДАНИЯ образуют непрерывное соседство, связывающее два гекса, где стоят твои добытчики</w:t>
+              <w:t>Имей на поле своё войско на расстоянии двух и больше гексов от гекса с твоим ЦУ</w:t>
             </w:r>
           </w:p>
         </w:tc>
@@ -8971,7 +9152,6 @@
                 <w:i w:val="0"/>
                 <w:sz w:val="16"/>
               </w:rPr>
-              <w:t>В этом соседстве участвует твоя энергостанция</w:t>
             </w:r>
           </w:p>
         </w:tc>
@@ -8989,7 +9169,7 @@
                 <w:i w:val="0"/>
                 <w:sz w:val="16"/>
               </w:rPr>
-              <w:t>{coin=4} / {objective_card=1, module=assembly}</w:t>
+              <w:t xml:space="preserve">{debris=1, objective_card=1} / </w:t>
             </w:r>
           </w:p>
         </w:tc>
@@ -9007,7 +9187,7 @@
                 <w:i w:val="0"/>
                 <w:sz w:val="16"/>
               </w:rPr>
-              <w:t>Твои здания образуют непрерывное соседство, связывающее два гекса, где стоят твои добытчики, — награда 4 монеты. Если в соседстве участвует твоя энергостанция, условие усилено: жетон модуля сборки и карта задания. Связка из зданий заодно растит зону стройки — она платит дважды.</w:t>
+              <w:t>Имей на поле своё войско на расстоянии двух и больше гексов от гекса с твоим ЦУ — награда обломок и карта задания. Вышка неподвижна, так что выйти придётся кем-то живым.</w:t>
             </w:r>
           </w:p>
         </w:tc>
@@ -9044,7 +9224,7 @@
                 <w:i w:val="0"/>
                 <w:sz w:val="18"/>
               </w:rPr>
-              <w:t>o60</w:t>
+              <w:t>n7</w:t>
             </w:r>
           </w:p>
           <w:p>
@@ -9058,7 +9238,7 @@
                 <w:color w:val="707070"/>
                 <w:sz w:val="14"/>
               </w:rPr>
-              <w:t>Клин</w:t>
+              <w:t>Жила</w:t>
             </w:r>
           </w:p>
           <w:p>
@@ -9072,7 +9252,7 @@
                 <w:color w:val="707070"/>
                 <w:sz w:val="14"/>
               </w:rPr>
-              <w:t>regular · state</w:t>
+              <w:t>starting · state</w:t>
             </w:r>
           </w:p>
         </w:tc>
@@ -9090,7 +9270,7 @@
                 <w:i w:val="0"/>
                 <w:sz w:val="16"/>
               </w:rPr>
-              <w:t>ЩИТ: пехота или техника   []</w:t>
+              <w:t>+1 монета   []</w:t>
             </w:r>
           </w:p>
         </w:tc>
@@ -9108,7 +9288,7 @@
                 <w:i w:val="0"/>
                 <w:sz w:val="16"/>
               </w:rPr>
-              <w:t>Твои жетоны образуют непрерывное соседство, связывающее одно из твоих зданий со зданием противника, и в нём не участвует авиация</w:t>
+              <w:t>Имей не меньше трёх келемия</w:t>
             </w:r>
           </w:p>
         </w:tc>
@@ -9126,7 +9306,6 @@
                 <w:i w:val="0"/>
                 <w:sz w:val="16"/>
               </w:rPr>
-              <w:t>В этом соседстве участвуют и пехота, и техника</w:t>
             </w:r>
           </w:p>
         </w:tc>
@@ -9144,7 +9323,7 @@
                 <w:i w:val="0"/>
                 <w:sz w:val="16"/>
               </w:rPr>
-              <w:t>{ammo=2, debris=2} / {module=attack}</w:t>
+              <w:t xml:space="preserve">{debris=1, objective_card=1} / </w:t>
             </w:r>
           </w:p>
         </w:tc>
@@ -9162,7 +9341,7 @@
                 <w:i w:val="0"/>
                 <w:sz w:val="16"/>
               </w:rPr>
-              <w:t>Твои жетоны образуют непрерывное соседство, связывающее одно из твоих зданий со зданием противника, и в нём не участвует авиация, — награда 2 боеприпаса и 2 обломка. Если в соседстве участвуют и пехота, и техника, условие усилено: жетон модуля атаки. Авиация перелетает разрывы; клин по земле приходится выкладывать целиком.</w:t>
+              <w:t>Имей не меньше трёх келемия — награда обломок и карта задания. Келемий равен победному очку, поэтому держать его дорого, а тратить жалко.</w:t>
             </w:r>
           </w:p>
         </w:tc>
@@ -9199,7 +9378,7 @@
                 <w:i w:val="0"/>
                 <w:sz w:val="18"/>
               </w:rPr>
-              <w:t>o61</w:t>
+              <w:t>n8</w:t>
             </w:r>
           </w:p>
           <w:p>
@@ -9213,7 +9392,7 @@
                 <w:color w:val="707070"/>
                 <w:sz w:val="14"/>
               </w:rPr>
-              <w:t>Широкий фронт</w:t>
+              <w:t>Находка</w:t>
             </w:r>
           </w:p>
           <w:p>
@@ -9227,7 +9406,7 @@
                 <w:color w:val="707070"/>
                 <w:sz w:val="14"/>
               </w:rPr>
-              <w:t>regular · state</w:t>
+              <w:t>starting · state</w:t>
             </w:r>
           </w:p>
         </w:tc>
@@ -9245,7 +9424,7 @@
                 <w:i w:val="0"/>
                 <w:sz w:val="16"/>
               </w:rPr>
-              <w:t>ОДНА СТРОИТЕЛЬНАЯ ОПЕРАЦИЯ   []</w:t>
+              <w:t>+1 боеприпас   []</w:t>
             </w:r>
           </w:p>
         </w:tc>
@@ -9263,7 +9442,7 @@
                 <w:i w:val="0"/>
                 <w:sz w:val="16"/>
               </w:rPr>
-              <w:t>Твои жетоны образуют непрерывное соседство, связывающее три ячейки у границ поля</w:t>
+              <w:t>Имей у себя не меньше двух неоткрытых контейнеров</w:t>
             </w:r>
           </w:p>
         </w:tc>
@@ -9281,7 +9460,6 @@
                 <w:i w:val="0"/>
                 <w:sz w:val="16"/>
               </w:rPr>
-              <w:t>Длина этого соседства не меньше 6 гексов</w:t>
             </w:r>
           </w:p>
         </w:tc>
@@ -9299,7 +9477,7 @@
                 <w:i w:val="0"/>
                 <w:sz w:val="16"/>
               </w:rPr>
-              <w:t>{coin=3, ammo=2} / {objective_card=2}</w:t>
+              <w:t xml:space="preserve">{debris=1, objective_card=1} / </w:t>
             </w:r>
           </w:p>
         </w:tc>
@@ -9317,7 +9495,7 @@
                 <w:i w:val="0"/>
                 <w:sz w:val="16"/>
               </w:rPr>
-              <w:t>Твои жетоны образуют непрерывное соседство, связывающее три ячейки у границ поля, — награда 3 монеты и 2 боеприпаса. Если длина соседства не меньше 6 гексов, условие усилено: 2 карты задания. Три края разом держит только тот, у кого фронт шире чужого.</w:t>
+              <w:t>Имей у себя не меньше двух неоткрытых контейнеров — награда обломок и карта задания. Вскрытый контейнер сразу уходит, так что придётся терпеть и не открывать.</w:t>
             </w:r>
           </w:p>
         </w:tc>
@@ -9354,7 +9532,7 @@
                 <w:i w:val="0"/>
                 <w:sz w:val="18"/>
               </w:rPr>
-              <w:t>o62</w:t>
+              <w:t>n9</w:t>
             </w:r>
           </w:p>
           <w:p>
@@ -9368,7 +9546,7 @@
                 <w:color w:val="707070"/>
                 <w:sz w:val="14"/>
               </w:rPr>
-              <w:t>Обход</w:t>
+              <w:t>Первый шаг</w:t>
             </w:r>
           </w:p>
           <w:p>
@@ -9382,7 +9560,7 @@
                 <w:color w:val="707070"/>
                 <w:sz w:val="14"/>
               </w:rPr>
-              <w:t>regular · state</w:t>
+              <w:t>starting · state</w:t>
             </w:r>
           </w:p>
         </w:tc>
@@ -9400,7 +9578,7 @@
                 <w:i w:val="0"/>
                 <w:sz w:val="16"/>
               </w:rPr>
-              <w:t>СВОБОДНАЯ ДОБЫЧА   []</w:t>
+              <w:t>+1 монета   []</w:t>
             </w:r>
           </w:p>
         </w:tc>
@@ -9418,7 +9596,7 @@
                 <w:i w:val="0"/>
                 <w:sz w:val="16"/>
               </w:rPr>
-              <w:t>Твои жетоны образуют непрерывное соседство, связывающее два противоположных гекса вокруг одного тайла зарождения</w:t>
+              <w:t>Стой хотя бы на первом шаге любого трека технологий</w:t>
             </w:r>
           </w:p>
         </w:tc>
@@ -9436,7 +9614,6 @@
                 <w:i w:val="0"/>
                 <w:sz w:val="16"/>
               </w:rPr>
-              <w:t>Длина этого соседства не меньше 5 гексов</w:t>
             </w:r>
           </w:p>
         </w:tc>
@@ -9454,7 +9631,7 @@
                 <w:i w:val="0"/>
                 <w:sz w:val="16"/>
               </w:rPr>
-              <w:t>{coin=2, kelium=1} / {objective_card=1}</w:t>
+              <w:t xml:space="preserve">{debris=1, objective_card=1} / </w:t>
             </w:r>
           </w:p>
         </w:tc>
@@ -9472,7 +9649,7 @@
                 <w:i w:val="0"/>
                 <w:sz w:val="16"/>
               </w:rPr>
-              <w:t>Твои жетоны образуют непрерывное соседство, связывающее два противоположных гекса вокруг одного тайла зарождения, — награда 2 монеты и келемий. Если длина соседства не меньше 5 гексов, условие усилено: карта задания. Обход вокруг жилы отрезает соседа от келемия, не потратив ни одного боеприпаса.</w:t>
+              <w:t>Стой хотя бы на первом шаге любого трека технологий — награда обломок и карта задания. За действие Наука больше одного шага на трек не сделать, поэтому начинают все с одного и того же.</w:t>
             </w:r>
           </w:p>
         </w:tc>
@@ -10782,7 +10959,7 @@
           <w:color w:val="000000"/>
           <w:sz w:val="28"/>
         </w:rPr>
-        <w:t>Арсенал (45)</w:t>
+        <w:t>Арсенал обычный (37)</w:t>
       </w:r>
     </w:p>
     <w:tbl>
@@ -15185,7 +15362,7 @@
                 <w:i w:val="0"/>
                 <w:sz w:val="18"/>
               </w:rPr>
-              <w:t>bs1</w:t>
+              <w:t>v01</w:t>
             </w:r>
           </w:p>
           <w:p>
@@ -15199,7 +15376,7 @@
                 <w:color w:val="707070"/>
                 <w:sz w:val="14"/>
               </w:rPr>
-              <w:t>Полевой генератор</w:t>
+              <w:t>Воздушное крыло</w:t>
             </w:r>
           </w:p>
           <w:p>
@@ -15213,7 +15390,7 @@
                 <w:color w:val="707070"/>
                 <w:sz w:val="14"/>
               </w:rPr>
-              <w:t>starting</w:t>
+              <w:t>regular</w:t>
             </w:r>
           </w:p>
         </w:tc>
@@ -15231,7 +15408,7 @@
                 <w:i w:val="0"/>
                 <w:sz w:val="16"/>
               </w:rPr>
-              <w:t>выполни Маркет   [free_action]</w:t>
+              <w:t>выполни Стройку   [free_action]</w:t>
             </w:r>
           </w:p>
         </w:tc>
@@ -15249,7 +15426,7 @@
                 <w:i w:val="0"/>
                 <w:sz w:val="16"/>
               </w:rPr>
-              <w:t>считай эту карту отдельным гексом с одним кубиком энергии; в Обновление заплати 1 монету, иначе удали карту из игры</w:t>
+              <w:t>1 ПО за каждую свою авиацию на гексе, где есть жетоны противника</w:t>
             </w:r>
           </w:p>
         </w:tc>
@@ -15267,7 +15444,6 @@
                 <w:i w:val="0"/>
                 <w:sz w:val="16"/>
               </w:rPr>
-              <w:t>card_is_energy_source_upkeep</w:t>
             </w:r>
           </w:p>
         </w:tc>
@@ -15285,7 +15461,7 @@
                 <w:i w:val="0"/>
                 <w:sz w:val="16"/>
               </w:rPr>
-              <w:t>Утиль позволяет выполнить Маркет без расхода приказа. Пока карта установлена, считайте её отдельным гексом с одним кубиком энергии: этот кубик участвует в Смене энергии наравне с кубиками на поле. В фазу Обновления за карту нужно платить 1 монету — иначе она уходит из игры навсегда.</w:t>
+              <w:t>Утиль позволяет выполнить Стройку без расхода приказа. Установленная карта в конце партии приносит очко за каждый ваш жетон авиации, стоящий на гексе с жетонами противника. Платит не за то, что авиация у вас есть, а за то, что она висит над чужой головой.</w:t>
             </w:r>
           </w:p>
         </w:tc>
@@ -15322,7 +15498,7 @@
                 <w:i w:val="0"/>
                 <w:sz w:val="18"/>
               </w:rPr>
-              <w:t>bs2</w:t>
+              <w:t>v02</w:t>
             </w:r>
           </w:p>
           <w:p>
@@ -15336,7 +15512,7 @@
                 <w:color w:val="707070"/>
                 <w:sz w:val="14"/>
               </w:rPr>
-              <w:t>Ответный залп</w:t>
+              <w:t>Танковый корпус</w:t>
             </w:r>
           </w:p>
           <w:p>
@@ -15350,7 +15526,7 @@
                 <w:color w:val="707070"/>
                 <w:sz w:val="14"/>
               </w:rPr>
-              <w:t>starting</w:t>
+              <w:t>regular</w:t>
             </w:r>
           </w:p>
         </w:tc>
@@ -15386,7 +15562,7 @@
                 <w:i w:val="0"/>
                 <w:sz w:val="16"/>
               </w:rPr>
-              <w:t>если тебя контратаковали и уничтожили твой жетон — получи 1 боеприпас</w:t>
+              <w:t>1 ПО за каждую свою технику на гексе без других твоих войск и зданий</w:t>
             </w:r>
           </w:p>
         </w:tc>
@@ -15404,7 +15580,6 @@
                 <w:i w:val="0"/>
                 <w:sz w:val="16"/>
               </w:rPr>
-              <w:t>ammo_on_retaliation_kill</w:t>
             </w:r>
           </w:p>
         </w:tc>
@@ -15422,7 +15597,7 @@
                 <w:i w:val="0"/>
                 <w:sz w:val="16"/>
               </w:rPr>
-              <w:t>Утиль сразу приносит 3 боеприпаса. Пока карта установлена, если в ответном бою противник уничтожил ваш жетон, вы получаете 1 боеприпас. Карта платит не за сам факт контратаки, а за понесённую потерю.</w:t>
+              <w:t>Утиль сразу приносит 3 боеприпаса. Установленная карта приносит очко за каждый ваш жетон техники, стоящий на гексе, где нет ни одного другого вашего жетона. Одинокий танк в чужом тылу — дорого и опасно, потому и оплачено.</w:t>
             </w:r>
           </w:p>
         </w:tc>
@@ -15459,7 +15634,7 @@
                 <w:i w:val="0"/>
                 <w:sz w:val="18"/>
               </w:rPr>
-              <w:t>bs3</w:t>
+              <w:t>v03</w:t>
             </w:r>
           </w:p>
           <w:p>
@@ -15473,7 +15648,7 @@
                 <w:color w:val="707070"/>
                 <w:sz w:val="14"/>
               </w:rPr>
-              <w:t>Мародёрка</w:t>
+              <w:t>Сторожевая сеть</w:t>
             </w:r>
           </w:p>
           <w:p>
@@ -15487,7 +15662,7 @@
                 <w:color w:val="707070"/>
                 <w:sz w:val="14"/>
               </w:rPr>
-              <w:t>starting</w:t>
+              <w:t>regular</w:t>
             </w:r>
           </w:p>
         </w:tc>
@@ -15505,7 +15680,7 @@
                 <w:i w:val="0"/>
                 <w:sz w:val="16"/>
               </w:rPr>
-              <w:t>2 келемия   [gain]</w:t>
+              <w:t>выполни Добычу   [free_action]</w:t>
             </w:r>
           </w:p>
         </w:tc>
@@ -15523,7 +15698,7 @@
                 <w:i w:val="0"/>
                 <w:sz w:val="16"/>
               </w:rPr>
-              <w:t>СПЕЦ: если твои войска на гексе со зданием противника — забери у него 1 боеприпас или 1 келемий</w:t>
+              <w:t>1 ПО за каждый гекс с твоей вышкой, где нет других твоих войск и зданий</w:t>
             </w:r>
           </w:p>
         </w:tc>
@@ -15541,7 +15716,6 @@
                 <w:i w:val="0"/>
                 <w:sz w:val="16"/>
               </w:rPr>
-              <w:t>spec_loot_enemy_building_hex</w:t>
             </w:r>
           </w:p>
         </w:tc>
@@ -15559,7 +15733,7 @@
                 <w:i w:val="0"/>
                 <w:sz w:val="16"/>
               </w:rPr>
-              <w:t>Утиль сразу приносит 2 келемия. Пока карта установлена, спец-действием можно забрать у противника 1 боеприпас или 1 келемий, если ваши войска стоят на гексе с его зданием. Хорошая награда за то, что вы стоите там, где вам стоять не должны.</w:t>
+              <w:t>Утиль позволяет выполнить Добычу без расхода приказа. Установленная карта приносит очко за каждый гекс, где стоит ваша вышка и больше ничего вашего. Вышка неподвижна и ставится только там, где есть ваше здание, — значит выносить её в одиночку приходится заранее и осознанно.</w:t>
             </w:r>
           </w:p>
         </w:tc>
@@ -15596,7 +15770,7 @@
                 <w:i w:val="0"/>
                 <w:sz w:val="18"/>
               </w:rPr>
-              <w:t>bs4</w:t>
+              <w:t>v04</w:t>
             </w:r>
           </w:p>
           <w:p>
@@ -15610,7 +15784,7 @@
                 <w:color w:val="707070"/>
                 <w:sz w:val="14"/>
               </w:rPr>
-              <w:t>Штабная почта</w:t>
+              <w:t>Второй эшелон</w:t>
             </w:r>
           </w:p>
           <w:p>
@@ -15624,7 +15798,7 @@
                 <w:color w:val="707070"/>
                 <w:sz w:val="14"/>
               </w:rPr>
-              <w:t>starting</w:t>
+              <w:t>regular</w:t>
             </w:r>
           </w:p>
         </w:tc>
@@ -15642,7 +15816,7 @@
                 <w:i w:val="0"/>
                 <w:sz w:val="16"/>
               </w:rPr>
-              <w:t>3 карты задания   [gain]</w:t>
+              <w:t>2 карты задания   [gain]</w:t>
             </w:r>
           </w:p>
         </w:tc>
@@ -15660,7 +15834,7 @@
                 <w:i w:val="0"/>
                 <w:sz w:val="16"/>
               </w:rPr>
-              <w:t>СПЕЦ: 1 монета — возьми две карты задания, оставь одну</w:t>
+              <w:t>1 ПО за каждую пару «добытчик и энергостанция одного уровня» на поле</w:t>
             </w:r>
           </w:p>
         </w:tc>
@@ -15678,7 +15852,6 @@
                 <w:i w:val="0"/>
                 <w:sz w:val="16"/>
               </w:rPr>
-              <w:t>spec_draw_two_objectives_keep_one</w:t>
             </w:r>
           </w:p>
         </w:tc>
@@ -15696,7 +15869,7 @@
                 <w:i w:val="0"/>
                 <w:sz w:val="16"/>
               </w:rPr>
-              <w:t>Утиль сразу приносит 3 карты задания. Пока карта установлена, спец-действием за 1 монету можно взять две карты задания и оставить себе одну — по своему выбору. Помогает подобрать задание точнее под текущую партию.</w:t>
+              <w:t>Утиль даёт две карты задания. Установленная карта приносит очко за каждую пару из добытчика и энергостанции ОДНОГО уровня, стоящих у вас на поле. Заставляет строить экономику ровно, а не гнать один номер вперёд, пока второй отстаёт.</w:t>
             </w:r>
           </w:p>
         </w:tc>
@@ -15733,7 +15906,7 @@
                 <w:i w:val="0"/>
                 <w:sz w:val="18"/>
               </w:rPr>
-              <w:t>bs5</w:t>
+              <w:t>v05</w:t>
             </w:r>
           </w:p>
           <w:p>
@@ -15747,7 +15920,7 @@
                 <w:color w:val="707070"/>
                 <w:sz w:val="14"/>
               </w:rPr>
-              <w:t>Премия за голову</w:t>
+              <w:t>Диверсионная группа</w:t>
             </w:r>
           </w:p>
           <w:p>
@@ -15761,7 +15934,7 @@
                 <w:color w:val="707070"/>
                 <w:sz w:val="14"/>
               </w:rPr>
-              <w:t>starting</w:t>
+              <w:t>regular</w:t>
             </w:r>
           </w:p>
         </w:tc>
@@ -15779,7 +15952,7 @@
                 <w:i w:val="0"/>
                 <w:sz w:val="16"/>
               </w:rPr>
-              <w:t>выполни Стройку   [free_action]</w:t>
+              <w:t>верни на маркет сброшенную карту сделок на рынке   [market_card_from_discard]</w:t>
             </w:r>
           </w:p>
         </w:tc>
@@ -15797,7 +15970,7 @@
                 <w:i w:val="0"/>
                 <w:sz w:val="16"/>
               </w:rPr>
-              <w:t>в конце Боя, если уничтожил хотя бы один жетон — 1 монета</w:t>
+              <w:t>1 ПО за каждую пару «келемий и боеприпас» в хранилище</w:t>
             </w:r>
           </w:p>
         </w:tc>
@@ -15815,7 +15988,6 @@
                 <w:i w:val="0"/>
                 <w:sz w:val="16"/>
               </w:rPr>
-              <w:t>coin_on_kill</w:t>
             </w:r>
           </w:p>
         </w:tc>
@@ -15833,7 +16005,7 @@
                 <w:i w:val="0"/>
                 <w:sz w:val="16"/>
               </w:rPr>
-              <w:t>Утиль позволяет выполнить Стройку без расхода приказа. Пока карта установлена, если в конце Боя вы уничтожили хотя бы один жетон противника, вы получаете 1 монету — один раз за действие, а не за каждое убийство.</w:t>
+              <w:t>Утиль возвращает на маркет сброшенную карту сделок на рынке. Установленная карта приносит очко за каждую пару келемия и боеприпаса в вашем хранилище: считается по меньшему из двух. Платит за равновесие склада, а не за одну гору — а места в хранилище на всё сразу не хватает.</w:t>
             </w:r>
           </w:p>
         </w:tc>
@@ -15870,7 +16042,7 @@
                 <w:i w:val="0"/>
                 <w:sz w:val="18"/>
               </w:rPr>
-              <w:t>bs6</w:t>
+              <w:t>v06</w:t>
             </w:r>
           </w:p>
           <w:p>
@@ -15884,7 +16056,7 @@
                 <w:color w:val="707070"/>
                 <w:sz w:val="14"/>
               </w:rPr>
-              <w:t>Аварийные щиты</w:t>
+              <w:t>Военная доктрина</w:t>
             </w:r>
           </w:p>
           <w:p>
@@ -15898,7 +16070,7 @@
                 <w:color w:val="707070"/>
                 <w:sz w:val="14"/>
               </w:rPr>
-              <w:t>starting</w:t>
+              <w:t>regular</w:t>
             </w:r>
           </w:p>
         </w:tc>
@@ -15916,7 +16088,7 @@
                 <w:i w:val="0"/>
                 <w:sz w:val="16"/>
               </w:rPr>
-              <w:t>замени 1 карту приказа в руке на карту из своего сброса   [swap_order_card]</w:t>
+              <w:t>забери жетон первого игрока и 1 монету у его владельца   [grab_first_player]</w:t>
             </w:r>
           </w:p>
         </w:tc>
@@ -15934,7 +16106,7 @@
                 <w:i w:val="0"/>
                 <w:sz w:val="16"/>
               </w:rPr>
-              <w:t>твои добытчики и энергостанции с прочностью 1 имеют прочность 2; получив урон, такое здание сразу после боя возвращается тебе в запас</w:t>
+              <w:t>2 ПО, если у тебя есть жетон уничтожения ЦУ</w:t>
             </w:r>
           </w:p>
         </w:tc>
@@ -15952,7 +16124,6 @@
                 <w:i w:val="0"/>
                 <w:sz w:val="16"/>
               </w:rPr>
-              <w:t>economy_plus1_hp_returns_on_damage</w:t>
             </w:r>
           </w:p>
         </w:tc>
@@ -15970,7 +16141,7 @@
                 <w:i w:val="0"/>
                 <w:sz w:val="16"/>
               </w:rPr>
-              <w:t>Утиль меняет карту приказа в руке на карту из вашего сброса. Пока карта установлена, ваши добытчики и энергостанции с прочностью 1 держат два попадания — но, получив урон, такое здание сразу после боя возвращается вам в запас. Карта не спасает здание, а меняет форму его потери: противник тратит боеприпас и не получает ни трофея, ни очков.</w:t>
+              <w:t>Утиль забирает жетон первого игрока вместе с монетой у его прежнего владельца. Установленная карта приносит 2 победных очка, если к концу партии у вас есть жетон уничтожения чужого ЦУ. Единственная карта колоды, которую нельзя выполнить, не штурмуя чужой штаб.</w:t>
             </w:r>
           </w:p>
         </w:tc>
@@ -15988,6 +16159,173 @@
                 <w:i w:val="0"/>
                 <w:sz w:val="16"/>
               </w:rPr>
+            </w:r>
+          </w:p>
+        </w:tc>
+      </w:tr>
+    </w:tbl>
+    <w:p>
+      <w:r>
+        <w:br w:type="page"/>
+      </w:r>
+    </w:p>
+    <w:p>
+      <w:pPr>
+        <w:pStyle w:val="Heading1"/>
+      </w:pPr>
+      <w:r>
+        <w:rPr>
+          <w:b/>
+          <w:color w:val="000000"/>
+          <w:sz w:val="28"/>
+        </w:rPr>
+        <w:t>Арсенал СТАРТОВЫЙ (8)</w:t>
+      </w:r>
+    </w:p>
+    <w:p>
+      <w:r>
+        <w:rPr>
+          <w:i/>
+          <w:color w:val="808080"/>
+          <w:sz w:val="16"/>
+        </w:rPr>
+        <w:t>Выдаётся на подготовке, а не добывается в партии.</w:t>
+      </w:r>
+    </w:p>
+    <w:tbl>
+      <w:tblPr>
+        <w:tblW w:type="auto" w:w="0"/>
+        <w:tblLayout w:type="fixed"/>
+        <w:tblLook w:firstColumn="1" w:firstRow="1" w:lastColumn="0" w:lastRow="0" w:noHBand="0" w:noVBand="1" w:val="04A0"/>
+        <w:tblBorders>
+          <w:top w:val="single" w:sz="4" w:space="0" w:color="BFBFBF"/>
+          <w:left w:val="single" w:sz="4" w:space="0" w:color="BFBFBF"/>
+          <w:bottom w:val="single" w:sz="4" w:space="0" w:color="BFBFBF"/>
+          <w:right w:val="single" w:sz="4" w:space="0" w:color="BFBFBF"/>
+          <w:insideH w:val="single" w:sz="4" w:space="0" w:color="BFBFBF"/>
+          <w:insideV w:val="single" w:sz="4" w:space="0" w:color="BFBFBF"/>
+        </w:tblBorders>
+      </w:tblPr>
+      <w:tblGrid>
+        <w:gridCol w:w="2413"/>
+        <w:gridCol w:w="2413"/>
+        <w:gridCol w:w="2413"/>
+        <w:gridCol w:w="2413"/>
+        <w:gridCol w:w="2413"/>
+        <w:gridCol w:w="2413"/>
+      </w:tblGrid>
+      <w:tr>
+        <w:tc>
+          <w:tcPr>
+            <w:tcW w:type="dxa" w:w="1361"/>
+            <w:shd w:val="clear" w:color="auto" w:fill="F2F2F2"/>
+          </w:tcPr>
+          <w:p>
+            <w:pPr>
+              <w:spacing w:after="20" w:before="0"/>
+            </w:pPr>
+            <w:r>
+              <w:rPr>
+                <w:b/>
+                <w:i w:val="0"/>
+                <w:sz w:val="16"/>
+              </w:rPr>
+              <w:t>Карта</w:t>
+            </w:r>
+          </w:p>
+        </w:tc>
+        <w:tc>
+          <w:tcPr>
+            <w:tcW w:type="dxa" w:w="2381"/>
+            <w:shd w:val="clear" w:color="auto" w:fill="F2F2F2"/>
+          </w:tcPr>
+          <w:p>
+            <w:pPr>
+              <w:spacing w:after="20" w:before="0"/>
+            </w:pPr>
+            <w:r>
+              <w:rPr>
+                <w:b/>
+                <w:i w:val="0"/>
+                <w:sz w:val="16"/>
+              </w:rPr>
+              <w:t>ВЕРХ (сжигание)</w:t>
+            </w:r>
+          </w:p>
+        </w:tc>
+        <w:tc>
+          <w:tcPr>
+            <w:tcW w:type="dxa" w:w="3175"/>
+            <w:shd w:val="clear" w:color="auto" w:fill="F2F2F2"/>
+          </w:tcPr>
+          <w:p>
+            <w:pPr>
+              <w:spacing w:after="20" w:before="0"/>
+            </w:pPr>
+            <w:r>
+              <w:rPr>
+                <w:b/>
+                <w:i w:val="0"/>
+                <w:sz w:val="16"/>
+              </w:rPr>
+              <w:t>НИЗ (установка)</w:t>
+            </w:r>
+          </w:p>
+        </w:tc>
+        <w:tc>
+          <w:tcPr>
+            <w:tcW w:type="dxa" w:w="1928"/>
+            <w:shd w:val="clear" w:color="auto" w:fill="F2F2F2"/>
+          </w:tcPr>
+          <w:p>
+            <w:pPr>
+              <w:spacing w:after="20" w:before="0"/>
+            </w:pPr>
+            <w:r>
+              <w:rPr>
+                <w:b/>
+                <w:i w:val="0"/>
+                <w:sz w:val="16"/>
+              </w:rPr>
+              <w:t>Способность</w:t>
+            </w:r>
+          </w:p>
+        </w:tc>
+        <w:tc>
+          <w:tcPr>
+            <w:tcW w:type="dxa" w:w="3628"/>
+            <w:shd w:val="clear" w:color="auto" w:fill="F2F2F2"/>
+          </w:tcPr>
+          <w:p>
+            <w:pPr>
+              <w:spacing w:after="20" w:before="0"/>
+            </w:pPr>
+            <w:r>
+              <w:rPr>
+                <w:b/>
+                <w:i w:val="0"/>
+                <w:sz w:val="16"/>
+              </w:rPr>
+              <w:t>Печатный текст</w:t>
+            </w:r>
+          </w:p>
+        </w:tc>
+        <w:tc>
+          <w:tcPr>
+            <w:tcW w:type="dxa" w:w="3175"/>
+            <w:shd w:val="clear" w:color="auto" w:fill="F2F2F2"/>
+          </w:tcPr>
+          <w:p>
+            <w:pPr>
+              <w:spacing w:after="20" w:before="0"/>
+            </w:pPr>
+            <w:r>
+              <w:rPr>
+                <w:b/>
+                <w:i w:val="0"/>
+                <w:sz w:val="16"/>
+              </w:rPr>
+              <w:t>Мои правки</w:t>
             </w:r>
           </w:p>
         </w:tc>
@@ -16007,7 +16345,7 @@
                 <w:i w:val="0"/>
                 <w:sz w:val="18"/>
               </w:rPr>
-              <w:t>bs7</w:t>
+              <w:t>bs1</w:t>
             </w:r>
           </w:p>
           <w:p>
@@ -16021,7 +16359,7 @@
                 <w:color w:val="707070"/>
                 <w:sz w:val="14"/>
               </w:rPr>
-              <w:t>Переформирование</w:t>
+              <w:t>Полевой генератор</w:t>
             </w:r>
           </w:p>
           <w:p>
@@ -16053,7 +16391,7 @@
                 <w:i w:val="0"/>
                 <w:sz w:val="16"/>
               </w:rPr>
-              <w:t>выполни Добычу   [free_action]</w:t>
+              <w:t>выполни Маркет   [free_action]</w:t>
             </w:r>
           </w:p>
         </w:tc>
@@ -16071,7 +16409,7 @@
                 <w:i w:val="0"/>
                 <w:sz w:val="16"/>
               </w:rPr>
-              <w:t>СПЕЦ: 2 монеты — замени на поле один свой жетон наземного войска на другой наземный жетон из запаса</w:t>
+              <w:t>считай эту карту отдельным гексом с одним кубиком энергии; в Обновление заплати 1 монету, иначе удали карту из игры</w:t>
             </w:r>
           </w:p>
         </w:tc>
@@ -16089,7 +16427,7 @@
                 <w:i w:val="0"/>
                 <w:sz w:val="16"/>
               </w:rPr>
-              <w:t>spec_swap_ground_unit</w:t>
+              <w:t>card_is_energy_source_upkeep</w:t>
             </w:r>
           </w:p>
         </w:tc>
@@ -16107,7 +16445,7 @@
                 <w:i w:val="0"/>
                 <w:sz w:val="16"/>
               </w:rPr>
-              <w:t>Утиль позволяет выполнить Добычу без расхода приказа. Пока карта установлена, спец-действием за 2 монеты один ваш наземный жетон на поле меняется на другой наземный жетон из запаса — пехота на технику или наоборот. Ничего не добавляет, а пересобирает уже стоящее: полезно ровно тогда, когда рода войск оказались не там, где нужны.</w:t>
+              <w:t>Утиль позволяет выполнить Маркет без расхода приказа. Пока карта установлена, считайте её отдельным гексом с одним кубиком энергии: этот кубик участвует в Смене энергии наравне с кубиками на поле. В фазу Обновления за карту нужно платить 1 монету — иначе она уходит из игры навсегда.</w:t>
             </w:r>
           </w:p>
         </w:tc>
@@ -16144,7 +16482,7 @@
                 <w:i w:val="0"/>
                 <w:sz w:val="18"/>
               </w:rPr>
-              <w:t>bs8</w:t>
+              <w:t>bs2</w:t>
             </w:r>
           </w:p>
           <w:p>
@@ -16158,7 +16496,7 @@
                 <w:color w:val="707070"/>
                 <w:sz w:val="14"/>
               </w:rPr>
-              <w:t>Вольная застройка</w:t>
+              <w:t>Ответный залп</w:t>
             </w:r>
           </w:p>
           <w:p>
@@ -16190,7 +16528,7 @@
                 <w:i w:val="0"/>
                 <w:sz w:val="16"/>
               </w:rPr>
-              <w:t>выполни Стройку   [free_action]</w:t>
+              <w:t>3 боеприпаса   [gain]</w:t>
             </w:r>
           </w:p>
         </w:tc>
@@ -16208,7 +16546,7 @@
                 <w:i w:val="0"/>
                 <w:sz w:val="16"/>
               </w:rPr>
-              <w:t>можешь строить на гексах, соседних с твоими зданиями, без примыкания стенкой, если на таком гексе стоят твои войска</w:t>
+              <w:t>если тебя контратаковали и уничтожили твой жетон — получи 1 боеприпас</w:t>
             </w:r>
           </w:p>
         </w:tc>
@@ -16226,7 +16564,7 @@
                 <w:i w:val="0"/>
                 <w:sz w:val="16"/>
               </w:rPr>
-              <w:t>build_on_adjacent_with_own_units</w:t>
+              <w:t>ammo_on_retaliation_kill</w:t>
             </w:r>
           </w:p>
         </w:tc>
@@ -16244,7 +16582,7 @@
                 <w:i w:val="0"/>
                 <w:sz w:val="16"/>
               </w:rPr>
-              <w:t>Утиль позволяет выполнить Стройку без расхода приказа. Пока карта установлена, вы можете строить на гексах, соседних с вашими зданиями, без обязательного примыкания стенкой — но только там, где уже стоят ваши войска. База идёт следом за армией, а не растёт сама.</w:t>
+              <w:t>Утиль сразу приносит 3 боеприпаса. Пока карта установлена, если в ответном бою противник уничтожил ваш жетон, вы получаете 1 боеприпас. Карта платит не за сам факт контратаки, а за понесённую потерю.</w:t>
             </w:r>
           </w:p>
         </w:tc>
@@ -16281,7 +16619,7 @@
                 <w:i w:val="0"/>
                 <w:sz w:val="18"/>
               </w:rPr>
-              <w:t>v01</w:t>
+              <w:t>bs3</w:t>
             </w:r>
           </w:p>
           <w:p>
@@ -16295,7 +16633,7 @@
                 <w:color w:val="707070"/>
                 <w:sz w:val="14"/>
               </w:rPr>
-              <w:t>Воздушное крыло</w:t>
+              <w:t>Мародёрка</w:t>
             </w:r>
           </w:p>
           <w:p>
@@ -16309,7 +16647,7 @@
                 <w:color w:val="707070"/>
                 <w:sz w:val="14"/>
               </w:rPr>
-              <w:t>regular</w:t>
+              <w:t>starting</w:t>
             </w:r>
           </w:p>
         </w:tc>
@@ -16327,7 +16665,7 @@
                 <w:i w:val="0"/>
                 <w:sz w:val="16"/>
               </w:rPr>
-              <w:t>выполни Стройку   [free_action]</w:t>
+              <w:t>2 келемия   [gain]</w:t>
             </w:r>
           </w:p>
         </w:tc>
@@ -16345,7 +16683,7 @@
                 <w:i w:val="0"/>
                 <w:sz w:val="16"/>
               </w:rPr>
-              <w:t>1 ПО за каждую свою авиацию на гексе, где есть жетоны противника</w:t>
+              <w:t>СПЕЦ: если твои войска на гексе со зданием противника — забери у него 1 боеприпас или 1 келемий</w:t>
             </w:r>
           </w:p>
         </w:tc>
@@ -16363,6 +16701,7 @@
                 <w:i w:val="0"/>
                 <w:sz w:val="16"/>
               </w:rPr>
+              <w:t>spec_loot_enemy_building_hex</w:t>
             </w:r>
           </w:p>
         </w:tc>
@@ -16380,7 +16719,7 @@
                 <w:i w:val="0"/>
                 <w:sz w:val="16"/>
               </w:rPr>
-              <w:t>Утиль позволяет выполнить Стройку без расхода приказа. Установленная карта в конце партии приносит очко за каждый ваш жетон авиации, стоящий на гексе с жетонами противника. Платит не за то, что авиация у вас есть, а за то, что она висит над чужой головой.</w:t>
+              <w:t>Утиль сразу приносит 2 келемия. Пока карта установлена, спец-действием можно забрать у противника 1 боеприпас или 1 келемий, если ваши войска стоят на гексе с его зданием. Хорошая награда за то, что вы стоите там, где вам стоять не должны.</w:t>
             </w:r>
           </w:p>
         </w:tc>
@@ -16417,7 +16756,7 @@
                 <w:i w:val="0"/>
                 <w:sz w:val="18"/>
               </w:rPr>
-              <w:t>v02</w:t>
+              <w:t>bs4</w:t>
             </w:r>
           </w:p>
           <w:p>
@@ -16431,7 +16770,7 @@
                 <w:color w:val="707070"/>
                 <w:sz w:val="14"/>
               </w:rPr>
-              <w:t>Танковый корпус</w:t>
+              <w:t>Штабная почта</w:t>
             </w:r>
           </w:p>
           <w:p>
@@ -16445,7 +16784,7 @@
                 <w:color w:val="707070"/>
                 <w:sz w:val="14"/>
               </w:rPr>
-              <w:t>regular</w:t>
+              <w:t>starting</w:t>
             </w:r>
           </w:p>
         </w:tc>
@@ -16463,7 +16802,7 @@
                 <w:i w:val="0"/>
                 <w:sz w:val="16"/>
               </w:rPr>
-              <w:t>3 боеприпаса   [gain]</w:t>
+              <w:t>3 карты задания   [gain]</w:t>
             </w:r>
           </w:p>
         </w:tc>
@@ -16481,7 +16820,7 @@
                 <w:i w:val="0"/>
                 <w:sz w:val="16"/>
               </w:rPr>
-              <w:t>1 ПО за каждую свою технику на гексе без других твоих войск и зданий</w:t>
+              <w:t>СПЕЦ: 1 монета — возьми две карты задания, оставь одну</w:t>
             </w:r>
           </w:p>
         </w:tc>
@@ -16499,6 +16838,7 @@
                 <w:i w:val="0"/>
                 <w:sz w:val="16"/>
               </w:rPr>
+              <w:t>spec_draw_two_objectives_keep_one</w:t>
             </w:r>
           </w:p>
         </w:tc>
@@ -16516,7 +16856,7 @@
                 <w:i w:val="0"/>
                 <w:sz w:val="16"/>
               </w:rPr>
-              <w:t>Утиль сразу приносит 3 боеприпаса. Установленная карта приносит очко за каждый ваш жетон техники, стоящий на гексе, где нет ни одного другого вашего жетона. Одинокий танк в чужом тылу — дорого и опасно, потому и оплачено.</w:t>
+              <w:t>Утиль сразу приносит 3 карты задания. Пока карта установлена, спец-действием за 1 монету можно взять две карты задания и оставить себе одну — по своему выбору. Помогает подобрать задание точнее под текущую партию.</w:t>
             </w:r>
           </w:p>
         </w:tc>
@@ -16553,7 +16893,7 @@
                 <w:i w:val="0"/>
                 <w:sz w:val="18"/>
               </w:rPr>
-              <w:t>v03</w:t>
+              <w:t>bs5</w:t>
             </w:r>
           </w:p>
           <w:p>
@@ -16567,7 +16907,7 @@
                 <w:color w:val="707070"/>
                 <w:sz w:val="14"/>
               </w:rPr>
-              <w:t>Сторожевая сеть</w:t>
+              <w:t>Премия за голову</w:t>
             </w:r>
           </w:p>
           <w:p>
@@ -16581,7 +16921,7 @@
                 <w:color w:val="707070"/>
                 <w:sz w:val="14"/>
               </w:rPr>
-              <w:t>regular</w:t>
+              <w:t>starting</w:t>
             </w:r>
           </w:p>
         </w:tc>
@@ -16599,7 +16939,7 @@
                 <w:i w:val="0"/>
                 <w:sz w:val="16"/>
               </w:rPr>
-              <w:t>выполни Добычу   [free_action]</w:t>
+              <w:t>выполни Стройку   [free_action]</w:t>
             </w:r>
           </w:p>
         </w:tc>
@@ -16617,7 +16957,7 @@
                 <w:i w:val="0"/>
                 <w:sz w:val="16"/>
               </w:rPr>
-              <w:t>1 ПО за каждый гекс с твоей вышкой, где нет других твоих войск и зданий</w:t>
+              <w:t>в конце Боя, если уничтожил хотя бы один жетон — 1 монета</w:t>
             </w:r>
           </w:p>
         </w:tc>
@@ -16635,6 +16975,7 @@
                 <w:i w:val="0"/>
                 <w:sz w:val="16"/>
               </w:rPr>
+              <w:t>coin_on_kill</w:t>
             </w:r>
           </w:p>
         </w:tc>
@@ -16652,7 +16993,7 @@
                 <w:i w:val="0"/>
                 <w:sz w:val="16"/>
               </w:rPr>
-              <w:t>Утиль позволяет выполнить Добычу без расхода приказа. Установленная карта приносит очко за каждый гекс, где стоит ваша вышка и больше ничего вашего. Вышка неподвижна и ставится только там, где есть ваше здание, — значит выносить её в одиночку приходится заранее и осознанно.</w:t>
+              <w:t>Утиль позволяет выполнить Стройку без расхода приказа. Пока карта установлена, если в конце Боя вы уничтожили хотя бы один жетон противника, вы получаете 1 монету — один раз за действие, а не за каждое убийство.</w:t>
             </w:r>
           </w:p>
         </w:tc>
@@ -16689,7 +17030,7 @@
                 <w:i w:val="0"/>
                 <w:sz w:val="18"/>
               </w:rPr>
-              <w:t>v04</w:t>
+              <w:t>bs6</w:t>
             </w:r>
           </w:p>
           <w:p>
@@ -16703,7 +17044,7 @@
                 <w:color w:val="707070"/>
                 <w:sz w:val="14"/>
               </w:rPr>
-              <w:t>Второй эшелон</w:t>
+              <w:t>Аварийные щиты</w:t>
             </w:r>
           </w:p>
           <w:p>
@@ -16717,7 +17058,7 @@
                 <w:color w:val="707070"/>
                 <w:sz w:val="14"/>
               </w:rPr>
-              <w:t>regular</w:t>
+              <w:t>starting</w:t>
             </w:r>
           </w:p>
         </w:tc>
@@ -16735,7 +17076,7 @@
                 <w:i w:val="0"/>
                 <w:sz w:val="16"/>
               </w:rPr>
-              <w:t>2 карты задания   [gain]</w:t>
+              <w:t>замени 1 карту приказа в руке на карту из своего сброса   [swap_order_card]</w:t>
             </w:r>
           </w:p>
         </w:tc>
@@ -16753,7 +17094,7 @@
                 <w:i w:val="0"/>
                 <w:sz w:val="16"/>
               </w:rPr>
-              <w:t>1 ПО за каждую пару «добытчик и энергостанция одного уровня» на поле</w:t>
+              <w:t>твои добытчики и энергостанции с прочностью 1 имеют прочность 2; получив урон, такое здание сразу после боя возвращается тебе в запас</w:t>
             </w:r>
           </w:p>
         </w:tc>
@@ -16771,6 +17112,7 @@
                 <w:i w:val="0"/>
                 <w:sz w:val="16"/>
               </w:rPr>
+              <w:t>economy_plus1_hp_returns_on_damage</w:t>
             </w:r>
           </w:p>
         </w:tc>
@@ -16788,7 +17130,7 @@
                 <w:i w:val="0"/>
                 <w:sz w:val="16"/>
               </w:rPr>
-              <w:t>Утиль даёт две карты задания. Установленная карта приносит очко за каждую пару из добытчика и энергостанции ОДНОГО уровня, стоящих у вас на поле. Заставляет строить экономику ровно, а не гнать один номер вперёд, пока второй отстаёт.</w:t>
+              <w:t>Утиль меняет карту приказа в руке на карту из вашего сброса. Пока карта установлена, ваши добытчики и энергостанции с прочностью 1 держат два попадания — но, получив урон, такое здание сразу после боя возвращается вам в запас. Карта не спасает здание, а меняет форму его потери: противник тратит боеприпас и не получает ни трофея, ни очков.</w:t>
             </w:r>
           </w:p>
         </w:tc>
@@ -16825,7 +17167,7 @@
                 <w:i w:val="0"/>
                 <w:sz w:val="18"/>
               </w:rPr>
-              <w:t>v05</w:t>
+              <w:t>bs7</w:t>
             </w:r>
           </w:p>
           <w:p>
@@ -16839,7 +17181,7 @@
                 <w:color w:val="707070"/>
                 <w:sz w:val="14"/>
               </w:rPr>
-              <w:t>Диверсионная группа</w:t>
+              <w:t>Переформирование</w:t>
             </w:r>
           </w:p>
           <w:p>
@@ -16853,7 +17195,7 @@
                 <w:color w:val="707070"/>
                 <w:sz w:val="14"/>
               </w:rPr>
-              <w:t>regular</w:t>
+              <w:t>starting</w:t>
             </w:r>
           </w:p>
         </w:tc>
@@ -16871,7 +17213,7 @@
                 <w:i w:val="0"/>
                 <w:sz w:val="16"/>
               </w:rPr>
-              <w:t>верни на маркет сброшенную карту сделок на рынке   [market_card_from_discard]</w:t>
+              <w:t>выполни Добычу   [free_action]</w:t>
             </w:r>
           </w:p>
         </w:tc>
@@ -16889,7 +17231,7 @@
                 <w:i w:val="0"/>
                 <w:sz w:val="16"/>
               </w:rPr>
-              <w:t>1 ПО за каждую пару «келемий и боеприпас» в хранилище</w:t>
+              <w:t>СПЕЦ: 2 монеты — замени на поле один свой жетон наземного войска на другой наземный жетон из запаса</w:t>
             </w:r>
           </w:p>
         </w:tc>
@@ -16907,6 +17249,7 @@
                 <w:i w:val="0"/>
                 <w:sz w:val="16"/>
               </w:rPr>
+              <w:t>spec_swap_ground_unit</w:t>
             </w:r>
           </w:p>
         </w:tc>
@@ -16924,7 +17267,7 @@
                 <w:i w:val="0"/>
                 <w:sz w:val="16"/>
               </w:rPr>
-              <w:t>Утиль возвращает на маркет сброшенную карту сделок на рынке. Установленная карта приносит очко за каждую пару келемия и боеприпаса в вашем хранилище: считается по меньшему из двух. Платит за равновесие склада, а не за одну гору — а места в хранилище на всё сразу не хватает.</w:t>
+              <w:t>Утиль позволяет выполнить Добычу без расхода приказа. Пока карта установлена, спец-действием за 2 монеты один ваш наземный жетон на поле меняется на другой наземный жетон из запаса — пехота на технику или наоборот. Ничего не добавляет, а пересобирает уже стоящее: полезно ровно тогда, когда рода войск оказались не там, где нужны.</w:t>
             </w:r>
           </w:p>
         </w:tc>
@@ -16961,7 +17304,7 @@
                 <w:i w:val="0"/>
                 <w:sz w:val="18"/>
               </w:rPr>
-              <w:t>v06</w:t>
+              <w:t>bs8</w:t>
             </w:r>
           </w:p>
           <w:p>
@@ -16975,7 +17318,7 @@
                 <w:color w:val="707070"/>
                 <w:sz w:val="14"/>
               </w:rPr>
-              <w:t>Военная доктрина</w:t>
+              <w:t>Вольная застройка</w:t>
             </w:r>
           </w:p>
           <w:p>
@@ -16989,7 +17332,7 @@
                 <w:color w:val="707070"/>
                 <w:sz w:val="14"/>
               </w:rPr>
-              <w:t>regular</w:t>
+              <w:t>starting</w:t>
             </w:r>
           </w:p>
         </w:tc>
@@ -17007,7 +17350,7 @@
                 <w:i w:val="0"/>
                 <w:sz w:val="16"/>
               </w:rPr>
-              <w:t>забери жетон первого игрока и 1 монету у его владельца   [grab_first_player]</w:t>
+              <w:t>выполни Стройку   [free_action]</w:t>
             </w:r>
           </w:p>
         </w:tc>
@@ -17025,7 +17368,7 @@
                 <w:i w:val="0"/>
                 <w:sz w:val="16"/>
               </w:rPr>
-              <w:t>2 ПО, если у тебя есть жетон уничтожения ЦУ</w:t>
+              <w:t>можешь строить на гексах, соседних с твоими зданиями, без примыкания стенкой, если на таком гексе стоят твои войска</w:t>
             </w:r>
           </w:p>
         </w:tc>
@@ -17043,6 +17386,7 @@
                 <w:i w:val="0"/>
                 <w:sz w:val="16"/>
               </w:rPr>
+              <w:t>build_on_adjacent_with_own_units</w:t>
             </w:r>
           </w:p>
         </w:tc>
@@ -17060,7 +17404,7 @@
                 <w:i w:val="0"/>
                 <w:sz w:val="16"/>
               </w:rPr>
-              <w:t>Утиль забирает жетон первого игрока вместе с монетой у его прежнего владельца. Установленная карта приносит 2 победных очка, если к концу партии у вас есть жетон уничтожения чужого ЦУ. Единственная карта колоды, которую нельзя выполнить, не штурмуя чужой штаб.</w:t>
+              <w:t>Утиль позволяет выполнить Стройку без расхода приказа. Пока карта установлена, вы можете строить на гексах, соседних с вашими зданиями, без обязательного примыкания стенкой — но только там, где уже стоят ваши войска. База идёт следом за армией, а не растёт сама.</w:t>
             </w:r>
           </w:p>
         </w:tc>
